--- a/README.docx
+++ b/README.docx
@@ -16981,6 +16981,6101 @@
         </w:rPr>
         <w:t xml:space="preserve">לקוד</w:t>
       </w:r>
+    </w:p>
+    <w:p>
+      <w:pPr>
+        <w:keepNext w:val="0"/>
+        <w:keepLines w:val="0"/>
+        <w:pageBreakBefore w:val="0"/>
+        <w:widowControl w:val="1"/>
+        <w:pBdr>
+          <w:top w:space="0" w:sz="0" w:val="nil"/>
+          <w:left w:space="0" w:sz="0" w:val="nil"/>
+          <w:bottom w:space="0" w:sz="0" w:val="nil"/>
+          <w:right w:space="0" w:sz="0" w:val="nil"/>
+          <w:between w:space="0" w:sz="0" w:val="nil"/>
+        </w:pBdr>
+        <w:shd w:fill="auto" w:val="clear"/>
+        <w:bidi w:val="1"/>
+        <w:spacing w:after="120" w:before="0" w:line="300" w:lineRule="auto"/>
+        <w:ind w:right="0"/>
+        <w:rPr>
+          <w:rFonts w:ascii="David" w:cs="David" w:eastAsia="David" w:hAnsi="David"/>
+          <w:sz w:val="22"/>
+          <w:szCs w:val="22"/>
+        </w:rPr>
+      </w:pPr>
+      <w:r>
+        <w:rPr>
+          <w:rtl w:val="0"/>
+        </w:rPr>
+      </w:r>
+    </w:p>
+    <w:p>
+      <w:pPr>
+        <w:keepNext w:val="0"/>
+        <w:keepLines w:val="0"/>
+        <w:pageBreakBefore w:val="0"/>
+        <w:widowControl w:val="1"/>
+        <w:pBdr>
+          <w:top w:space="0" w:sz="0" w:val="nil"/>
+          <w:left w:space="0" w:sz="0" w:val="nil"/>
+          <w:bottom w:space="0" w:sz="0" w:val="nil"/>
+          <w:right w:space="0" w:sz="0" w:val="nil"/>
+          <w:between w:space="0" w:sz="0" w:val="nil"/>
+        </w:pBdr>
+        <w:shd w:fill="auto" w:val="clear"/>
+        <w:bidi w:val="1"/>
+        <w:spacing w:after="120" w:before="0" w:line="300" w:lineRule="auto"/>
+        <w:ind w:right="0"/>
+        <w:rPr>
+          <w:rFonts w:ascii="David" w:cs="David" w:eastAsia="David" w:hAnsi="David"/>
+          <w:sz w:val="22"/>
+          <w:szCs w:val="22"/>
+        </w:rPr>
+      </w:pPr>
+      <w:r>
+        <w:rPr>
+          <w:rFonts w:ascii="David" w:cs="David" w:eastAsia="David" w:hAnsi="David"/>
+          <w:sz w:val="22"/>
+          <w:szCs w:val="22"/>
+          <w:rtl w:val="1"/>
+        </w:rPr>
+        <w:t xml:space="preserve">מילון</w:t>
+      </w:r>
+      <w:r>
+        <w:rPr>
+          <w:rFonts w:ascii="David" w:cs="David" w:eastAsia="David" w:hAnsi="David"/>
+          <w:sz w:val="22"/>
+          <w:szCs w:val="22"/>
+          <w:rtl w:val="1"/>
+        </w:rPr>
+        <w:t xml:space="preserve"> </w:t>
+      </w:r>
+      <w:r>
+        <w:rPr>
+          <w:rFonts w:ascii="David" w:cs="David" w:eastAsia="David" w:hAnsi="David"/>
+          <w:sz w:val="22"/>
+          <w:szCs w:val="22"/>
+          <w:rtl w:val="1"/>
+        </w:rPr>
+        <w:t xml:space="preserve">מושגים</w:t>
+      </w:r>
+      <w:r>
+        <w:rPr>
+          <w:rFonts w:ascii="David" w:cs="David" w:eastAsia="David" w:hAnsi="David"/>
+          <w:sz w:val="22"/>
+          <w:szCs w:val="22"/>
+          <w:rtl w:val="1"/>
+        </w:rPr>
+        <w:t xml:space="preserve">:</w:t>
+      </w:r>
+    </w:p>
+    <w:p>
+      <w:pPr>
+        <w:spacing w:after="240" w:before="240" w:line="300" w:lineRule="auto"/>
+        <w:jc w:val="right"/>
+        <w:rPr>
+          <w:rFonts w:ascii="David" w:cs="David" w:eastAsia="David" w:hAnsi="David"/>
+          <w:sz w:val="22"/>
+          <w:szCs w:val="22"/>
+        </w:rPr>
+      </w:pPr>
+      <w:r>
+        <w:rPr>
+          <w:rFonts w:ascii="David" w:cs="David" w:eastAsia="David" w:hAnsi="David"/>
+          <w:b w:val="1"/>
+          <w:bCs w:val="1"/>
+          <w:sz w:val="22"/>
+          <w:szCs w:val="22"/>
+          <w:rtl w:val="0"/>
+        </w:rPr>
+        <w:t xml:space="preserve">UEFI</w:t>
+      </w:r>
+      <w:r>
+        <w:rPr>
+          <w:rtl w:val="0"/>
+        </w:rPr>
+      </w:r>
+      <w:r>
+        <w:rPr>
+          <w:rFonts w:ascii="David" w:cs="David" w:eastAsia="David" w:hAnsi="David"/>
+          <w:sz w:val="22"/>
+          <w:szCs w:val="22"/>
+          <w:rtl w:val="0"/>
+        </w:rPr>
+        <w:t xml:space="preserve"> - </w:t>
+      </w:r>
+      <w:r>
+        <w:rPr>
+          <w:rFonts w:ascii="David" w:cs="David" w:eastAsia="David" w:hAnsi="David"/>
+          <w:sz w:val="22"/>
+          <w:szCs w:val="22"/>
+          <w:rtl w:val="1"/>
+        </w:rPr>
+        <w:t xml:space="preserve">הקושחה</w:t>
+      </w:r>
+      <w:r>
+        <w:rPr>
+          <w:rFonts w:ascii="David" w:cs="David" w:eastAsia="David" w:hAnsi="David"/>
+          <w:sz w:val="22"/>
+          <w:szCs w:val="22"/>
+          <w:rtl w:val="1"/>
+        </w:rPr>
+        <w:t xml:space="preserve"> </w:t>
+      </w:r>
+      <w:r>
+        <w:rPr>
+          <w:rFonts w:ascii="David" w:cs="David" w:eastAsia="David" w:hAnsi="David"/>
+          <w:sz w:val="22"/>
+          <w:szCs w:val="22"/>
+          <w:rtl w:val="1"/>
+        </w:rPr>
+        <w:t xml:space="preserve">המודרנית</w:t>
+      </w:r>
+      <w:r>
+        <w:rPr>
+          <w:rFonts w:ascii="David" w:cs="David" w:eastAsia="David" w:hAnsi="David"/>
+          <w:sz w:val="22"/>
+          <w:szCs w:val="22"/>
+          <w:rtl w:val="1"/>
+        </w:rPr>
+        <w:t xml:space="preserve"> </w:t>
+      </w:r>
+      <w:r>
+        <w:rPr>
+          <w:rFonts w:ascii="David" w:cs="David" w:eastAsia="David" w:hAnsi="David"/>
+          <w:sz w:val="22"/>
+          <w:szCs w:val="22"/>
+          <w:rtl w:val="1"/>
+        </w:rPr>
+        <w:t xml:space="preserve">שרצה</w:t>
+      </w:r>
+      <w:r>
+        <w:rPr>
+          <w:rFonts w:ascii="David" w:cs="David" w:eastAsia="David" w:hAnsi="David"/>
+          <w:sz w:val="22"/>
+          <w:szCs w:val="22"/>
+          <w:rtl w:val="1"/>
+        </w:rPr>
+        <w:t xml:space="preserve"> </w:t>
+      </w:r>
+      <w:r>
+        <w:rPr>
+          <w:rFonts w:ascii="David" w:cs="David" w:eastAsia="David" w:hAnsi="David"/>
+          <w:sz w:val="22"/>
+          <w:szCs w:val="22"/>
+          <w:rtl w:val="1"/>
+        </w:rPr>
+        <w:t xml:space="preserve">על</w:t>
+      </w:r>
+      <w:r>
+        <w:rPr>
+          <w:rFonts w:ascii="David" w:cs="David" w:eastAsia="David" w:hAnsi="David"/>
+          <w:sz w:val="22"/>
+          <w:szCs w:val="22"/>
+          <w:rtl w:val="1"/>
+        </w:rPr>
+        <w:t xml:space="preserve"> </w:t>
+      </w:r>
+      <w:r>
+        <w:rPr>
+          <w:rFonts w:ascii="David" w:cs="David" w:eastAsia="David" w:hAnsi="David"/>
+          <w:sz w:val="22"/>
+          <w:szCs w:val="22"/>
+          <w:rtl w:val="1"/>
+        </w:rPr>
+        <w:t xml:space="preserve">הלוח</w:t>
+      </w:r>
+      <w:r>
+        <w:rPr>
+          <w:rFonts w:ascii="David" w:cs="David" w:eastAsia="David" w:hAnsi="David"/>
+          <w:sz w:val="22"/>
+          <w:szCs w:val="22"/>
+          <w:rtl w:val="1"/>
+        </w:rPr>
+        <w:t xml:space="preserve"> </w:t>
+      </w:r>
+      <w:r>
+        <w:rPr>
+          <w:rFonts w:ascii="David" w:cs="David" w:eastAsia="David" w:hAnsi="David"/>
+          <w:sz w:val="22"/>
+          <w:szCs w:val="22"/>
+          <w:rtl w:val="1"/>
+        </w:rPr>
+        <w:t xml:space="preserve">האם</w:t>
+      </w:r>
+      <w:r>
+        <w:rPr>
+          <w:rFonts w:ascii="David" w:cs="David" w:eastAsia="David" w:hAnsi="David"/>
+          <w:sz w:val="22"/>
+          <w:szCs w:val="22"/>
+          <w:rtl w:val="1"/>
+        </w:rPr>
+        <w:t xml:space="preserve"> </w:t>
+      </w:r>
+      <w:r>
+        <w:rPr>
+          <w:rFonts w:ascii="David" w:cs="David" w:eastAsia="David" w:hAnsi="David"/>
+          <w:sz w:val="22"/>
+          <w:szCs w:val="22"/>
+          <w:rtl w:val="1"/>
+        </w:rPr>
+        <w:t xml:space="preserve">לפני</w:t>
+      </w:r>
+      <w:r>
+        <w:rPr>
+          <w:rFonts w:ascii="David" w:cs="David" w:eastAsia="David" w:hAnsi="David"/>
+          <w:sz w:val="22"/>
+          <w:szCs w:val="22"/>
+          <w:rtl w:val="1"/>
+        </w:rPr>
+        <w:t xml:space="preserve"> </w:t>
+      </w:r>
+      <w:r>
+        <w:rPr>
+          <w:rFonts w:ascii="David" w:cs="David" w:eastAsia="David" w:hAnsi="David"/>
+          <w:sz w:val="22"/>
+          <w:szCs w:val="22"/>
+          <w:rtl w:val="1"/>
+        </w:rPr>
+        <w:t xml:space="preserve">מערכת</w:t>
+      </w:r>
+      <w:r>
+        <w:rPr>
+          <w:rFonts w:ascii="David" w:cs="David" w:eastAsia="David" w:hAnsi="David"/>
+          <w:sz w:val="22"/>
+          <w:szCs w:val="22"/>
+          <w:rtl w:val="1"/>
+        </w:rPr>
+        <w:t xml:space="preserve"> </w:t>
+      </w:r>
+      <w:r>
+        <w:rPr>
+          <w:rFonts w:ascii="David" w:cs="David" w:eastAsia="David" w:hAnsi="David"/>
+          <w:sz w:val="22"/>
+          <w:szCs w:val="22"/>
+          <w:rtl w:val="1"/>
+        </w:rPr>
+        <w:t xml:space="preserve">ההפעלה</w:t>
+      </w:r>
+      <w:r>
+        <w:rPr>
+          <w:rFonts w:ascii="David" w:cs="David" w:eastAsia="David" w:hAnsi="David"/>
+          <w:sz w:val="22"/>
+          <w:szCs w:val="22"/>
+          <w:rtl w:val="1"/>
+        </w:rPr>
+        <w:t xml:space="preserve">. </w:t>
+      </w:r>
+      <w:r>
+        <w:rPr>
+          <w:rFonts w:ascii="David" w:cs="David" w:eastAsia="David" w:hAnsi="David"/>
+          <w:sz w:val="22"/>
+          <w:szCs w:val="22"/>
+          <w:rtl w:val="1"/>
+        </w:rPr>
+        <w:t xml:space="preserve">מאתחלת</w:t>
+      </w:r>
+      <w:r>
+        <w:rPr>
+          <w:rFonts w:ascii="David" w:cs="David" w:eastAsia="David" w:hAnsi="David"/>
+          <w:sz w:val="22"/>
+          <w:szCs w:val="22"/>
+          <w:rtl w:val="1"/>
+        </w:rPr>
+        <w:t xml:space="preserve"> </w:t>
+      </w:r>
+      <w:r>
+        <w:rPr>
+          <w:rFonts w:ascii="David" w:cs="David" w:eastAsia="David" w:hAnsi="David"/>
+          <w:sz w:val="22"/>
+          <w:szCs w:val="22"/>
+          <w:rtl w:val="1"/>
+        </w:rPr>
+        <w:t xml:space="preserve">חומרה</w:t>
+      </w:r>
+      <w:r>
+        <w:rPr>
+          <w:rFonts w:ascii="David" w:cs="David" w:eastAsia="David" w:hAnsi="David"/>
+          <w:sz w:val="22"/>
+          <w:szCs w:val="22"/>
+          <w:rtl w:val="1"/>
+        </w:rPr>
+        <w:t xml:space="preserve"> </w:t>
+      </w:r>
+      <w:r>
+        <w:rPr>
+          <w:rFonts w:ascii="David" w:cs="David" w:eastAsia="David" w:hAnsi="David"/>
+          <w:sz w:val="22"/>
+          <w:szCs w:val="22"/>
+          <w:rtl w:val="1"/>
+        </w:rPr>
+        <w:t xml:space="preserve">בסיסית</w:t>
+      </w:r>
+      <w:r>
+        <w:rPr>
+          <w:rFonts w:ascii="David" w:cs="David" w:eastAsia="David" w:hAnsi="David"/>
+          <w:sz w:val="22"/>
+          <w:szCs w:val="22"/>
+          <w:rtl w:val="1"/>
+        </w:rPr>
+        <w:t xml:space="preserve">, </w:t>
+      </w:r>
+      <w:r>
+        <w:rPr>
+          <w:rFonts w:ascii="David" w:cs="David" w:eastAsia="David" w:hAnsi="David"/>
+          <w:sz w:val="22"/>
+          <w:szCs w:val="22"/>
+          <w:rtl w:val="1"/>
+        </w:rPr>
+        <w:t xml:space="preserve">יודעת</w:t>
+      </w:r>
+      <w:r>
+        <w:rPr>
+          <w:rFonts w:ascii="David" w:cs="David" w:eastAsia="David" w:hAnsi="David"/>
+          <w:sz w:val="22"/>
+          <w:szCs w:val="22"/>
+          <w:rtl w:val="1"/>
+        </w:rPr>
+        <w:t xml:space="preserve"> </w:t>
+      </w:r>
+      <w:r>
+        <w:rPr>
+          <w:rFonts w:ascii="David" w:cs="David" w:eastAsia="David" w:hAnsi="David"/>
+          <w:sz w:val="22"/>
+          <w:szCs w:val="22"/>
+          <w:rtl w:val="1"/>
+        </w:rPr>
+        <w:t xml:space="preserve">לקרוא</w:t>
+      </w:r>
+      <w:r>
+        <w:rPr>
+          <w:rFonts w:ascii="David" w:cs="David" w:eastAsia="David" w:hAnsi="David"/>
+          <w:sz w:val="22"/>
+          <w:szCs w:val="22"/>
+          <w:rtl w:val="1"/>
+        </w:rPr>
+        <w:t xml:space="preserve"> </w:t>
+      </w:r>
+      <w:r>
+        <w:rPr>
+          <w:rFonts w:ascii="David" w:cs="David" w:eastAsia="David" w:hAnsi="David"/>
+          <w:sz w:val="22"/>
+          <w:szCs w:val="22"/>
+          <w:rtl w:val="1"/>
+        </w:rPr>
+        <w:t xml:space="preserve">קבצים</w:t>
+      </w:r>
+      <w:r>
+        <w:rPr>
+          <w:rFonts w:ascii="David" w:cs="David" w:eastAsia="David" w:hAnsi="David"/>
+          <w:sz w:val="22"/>
+          <w:szCs w:val="22"/>
+          <w:rtl w:val="1"/>
+        </w:rPr>
+        <w:t xml:space="preserve"> </w:t>
+      </w:r>
+      <w:r>
+        <w:rPr>
+          <w:rFonts w:ascii="David" w:cs="David" w:eastAsia="David" w:hAnsi="David"/>
+          <w:sz w:val="22"/>
+          <w:szCs w:val="22"/>
+          <w:rtl w:val="1"/>
+        </w:rPr>
+        <w:t xml:space="preserve">מדיסק</w:t>
+      </w:r>
+      <w:r>
+        <w:rPr>
+          <w:rFonts w:ascii="David" w:cs="David" w:eastAsia="David" w:hAnsi="David"/>
+          <w:sz w:val="22"/>
+          <w:szCs w:val="22"/>
+          <w:rtl w:val="1"/>
+        </w:rPr>
+        <w:t xml:space="preserve">, </w:t>
+      </w:r>
+      <w:r>
+        <w:rPr>
+          <w:rFonts w:ascii="David" w:cs="David" w:eastAsia="David" w:hAnsi="David"/>
+          <w:sz w:val="22"/>
+          <w:szCs w:val="22"/>
+          <w:rtl w:val="1"/>
+        </w:rPr>
+        <w:t xml:space="preserve">ומעבירה</w:t>
+      </w:r>
+      <w:r>
+        <w:rPr>
+          <w:rFonts w:ascii="David" w:cs="David" w:eastAsia="David" w:hAnsi="David"/>
+          <w:sz w:val="22"/>
+          <w:szCs w:val="22"/>
+          <w:rtl w:val="1"/>
+        </w:rPr>
+        <w:t xml:space="preserve"> </w:t>
+      </w:r>
+      <w:r>
+        <w:rPr>
+          <w:rFonts w:ascii="David" w:cs="David" w:eastAsia="David" w:hAnsi="David"/>
+          <w:sz w:val="22"/>
+          <w:szCs w:val="22"/>
+          <w:rtl w:val="1"/>
+        </w:rPr>
+        <w:t xml:space="preserve">שליטה</w:t>
+      </w:r>
+      <w:r>
+        <w:rPr>
+          <w:rFonts w:ascii="David" w:cs="David" w:eastAsia="David" w:hAnsi="David"/>
+          <w:sz w:val="22"/>
+          <w:szCs w:val="22"/>
+          <w:rtl w:val="1"/>
+        </w:rPr>
+        <w:t xml:space="preserve"> </w:t>
+      </w:r>
+      <w:r>
+        <w:rPr>
+          <w:rFonts w:ascii="David" w:cs="David" w:eastAsia="David" w:hAnsi="David"/>
+          <w:sz w:val="22"/>
+          <w:szCs w:val="22"/>
+          <w:rtl w:val="1"/>
+        </w:rPr>
+        <w:t xml:space="preserve">ל</w:t>
+      </w:r>
+      <w:r>
+        <w:rPr>
+          <w:rFonts w:ascii="David" w:cs="David" w:eastAsia="David" w:hAnsi="David"/>
+          <w:sz w:val="22"/>
+          <w:szCs w:val="22"/>
+          <w:rtl w:val="0"/>
+        </w:rPr>
+        <w:t xml:space="preserve">-</w:t>
+      </w:r>
+      <w:r>
+        <w:rPr>
+          <w:rFonts w:ascii="David" w:cs="David" w:eastAsia="David" w:hAnsi="David"/>
+          <w:sz w:val="22"/>
+          <w:szCs w:val="22"/>
+          <w:rtl w:val="0"/>
+        </w:rPr>
+        <w:t xml:space="preserve">OS</w:t>
+      </w:r>
+      <w:r>
+        <w:rPr>
+          <w:rFonts w:ascii="David" w:cs="David" w:eastAsia="David" w:hAnsi="David"/>
+          <w:sz w:val="22"/>
+          <w:szCs w:val="22"/>
+          <w:rtl w:val="0"/>
+        </w:rPr>
+        <w:t xml:space="preserve">. </w:t>
+      </w:r>
+      <w:r>
+        <w:rPr>
+          <w:rFonts w:ascii="David" w:cs="David" w:eastAsia="David" w:hAnsi="David"/>
+          <w:sz w:val="22"/>
+          <w:szCs w:val="22"/>
+          <w:rtl w:val="1"/>
+        </w:rPr>
+        <w:t xml:space="preserve">מחליפה</w:t>
+      </w:r>
+      <w:r>
+        <w:rPr>
+          <w:rFonts w:ascii="David" w:cs="David" w:eastAsia="David" w:hAnsi="David"/>
+          <w:sz w:val="22"/>
+          <w:szCs w:val="22"/>
+          <w:rtl w:val="1"/>
+        </w:rPr>
+        <w:t xml:space="preserve"> </w:t>
+      </w:r>
+      <w:r>
+        <w:rPr>
+          <w:rFonts w:ascii="David" w:cs="David" w:eastAsia="David" w:hAnsi="David"/>
+          <w:sz w:val="22"/>
+          <w:szCs w:val="22"/>
+          <w:rtl w:val="1"/>
+        </w:rPr>
+        <w:t xml:space="preserve">את</w:t>
+      </w:r>
+      <w:r>
+        <w:rPr>
+          <w:rFonts w:ascii="David" w:cs="David" w:eastAsia="David" w:hAnsi="David"/>
+          <w:sz w:val="22"/>
+          <w:szCs w:val="22"/>
+          <w:rtl w:val="1"/>
+        </w:rPr>
+        <w:t xml:space="preserve"> </w:t>
+      </w:r>
+      <w:r>
+        <w:rPr>
+          <w:rFonts w:ascii="David" w:cs="David" w:eastAsia="David" w:hAnsi="David"/>
+          <w:sz w:val="22"/>
+          <w:szCs w:val="22"/>
+          <w:rtl w:val="1"/>
+        </w:rPr>
+        <w:t xml:space="preserve">ה</w:t>
+      </w:r>
+      <w:r>
+        <w:rPr>
+          <w:rFonts w:ascii="David" w:cs="David" w:eastAsia="David" w:hAnsi="David"/>
+          <w:sz w:val="22"/>
+          <w:szCs w:val="22"/>
+          <w:rtl w:val="0"/>
+        </w:rPr>
+        <w:t xml:space="preserve">-</w:t>
+      </w:r>
+      <w:r>
+        <w:rPr>
+          <w:rFonts w:ascii="David" w:cs="David" w:eastAsia="David" w:hAnsi="David"/>
+          <w:sz w:val="22"/>
+          <w:szCs w:val="22"/>
+          <w:rtl w:val="0"/>
+        </w:rPr>
+        <w:t xml:space="preserve">BIOS</w:t>
+      </w:r>
+      <w:r>
+        <w:rPr>
+          <w:rFonts w:ascii="David" w:cs="David" w:eastAsia="David" w:hAnsi="David"/>
+          <w:sz w:val="22"/>
+          <w:szCs w:val="22"/>
+          <w:rtl w:val="0"/>
+        </w:rPr>
+        <w:t xml:space="preserve"> </w:t>
+      </w:r>
+      <w:r>
+        <w:rPr>
+          <w:rFonts w:ascii="David" w:cs="David" w:eastAsia="David" w:hAnsi="David"/>
+          <w:sz w:val="22"/>
+          <w:szCs w:val="22"/>
+          <w:rtl w:val="1"/>
+        </w:rPr>
+        <w:t xml:space="preserve">הישן</w:t>
+      </w:r>
+      <w:r>
+        <w:rPr>
+          <w:rFonts w:ascii="David" w:cs="David" w:eastAsia="David" w:hAnsi="David"/>
+          <w:sz w:val="22"/>
+          <w:szCs w:val="22"/>
+          <w:rtl w:val="0"/>
+        </w:rPr>
+        <w:t xml:space="preserve">.</w:t>
+      </w:r>
+    </w:p>
+    <w:p>
+      <w:pPr>
+        <w:spacing w:after="240" w:before="240" w:line="300" w:lineRule="auto"/>
+        <w:jc w:val="right"/>
+        <w:rPr>
+          <w:rFonts w:ascii="David" w:cs="David" w:eastAsia="David" w:hAnsi="David"/>
+          <w:sz w:val="22"/>
+          <w:szCs w:val="22"/>
+        </w:rPr>
+      </w:pPr>
+      <w:r>
+        <w:rPr>
+          <w:rFonts w:ascii="David" w:cs="David" w:eastAsia="David" w:hAnsi="David"/>
+          <w:b w:val="1"/>
+          <w:bCs w:val="1"/>
+          <w:sz w:val="22"/>
+          <w:szCs w:val="22"/>
+          <w:rtl w:val="0"/>
+        </w:rPr>
+        <w:t xml:space="preserve">ExitBootServices</w:t>
+      </w:r>
+      <w:r>
+        <w:rPr>
+          <w:rtl w:val="0"/>
+        </w:rPr>
+      </w:r>
+      <w:r>
+        <w:rPr>
+          <w:rFonts w:ascii="David" w:cs="David" w:eastAsia="David" w:hAnsi="David"/>
+          <w:sz w:val="22"/>
+          <w:szCs w:val="22"/>
+          <w:rtl w:val="0"/>
+        </w:rPr>
+        <w:t xml:space="preserve"> - </w:t>
+      </w:r>
+      <w:r>
+        <w:rPr>
+          <w:rFonts w:ascii="David" w:cs="David" w:eastAsia="David" w:hAnsi="David"/>
+          <w:sz w:val="22"/>
+          <w:szCs w:val="22"/>
+          <w:rtl w:val="1"/>
+        </w:rPr>
+        <w:t xml:space="preserve">קריאת</w:t>
+      </w:r>
+      <w:r>
+        <w:rPr>
+          <w:rFonts w:ascii="David" w:cs="David" w:eastAsia="David" w:hAnsi="David"/>
+          <w:sz w:val="22"/>
+          <w:szCs w:val="22"/>
+          <w:rtl w:val="0"/>
+        </w:rPr>
+        <w:t xml:space="preserve"> </w:t>
+      </w:r>
+      <w:r>
+        <w:rPr>
+          <w:rFonts w:ascii="David" w:cs="David" w:eastAsia="David" w:hAnsi="David"/>
+          <w:sz w:val="22"/>
+          <w:szCs w:val="22"/>
+          <w:rtl w:val="0"/>
+        </w:rPr>
+        <w:t xml:space="preserve">UEFI</w:t>
+      </w:r>
+      <w:r>
+        <w:rPr>
+          <w:rFonts w:ascii="David" w:cs="David" w:eastAsia="David" w:hAnsi="David"/>
+          <w:sz w:val="22"/>
+          <w:szCs w:val="22"/>
+          <w:rtl w:val="0"/>
+        </w:rPr>
+        <w:t xml:space="preserve"> </w:t>
+      </w:r>
+      <w:r>
+        <w:rPr>
+          <w:rFonts w:ascii="David" w:cs="David" w:eastAsia="David" w:hAnsi="David"/>
+          <w:sz w:val="22"/>
+          <w:szCs w:val="22"/>
+          <w:rtl w:val="1"/>
+        </w:rPr>
+        <w:t xml:space="preserve">שמסיימת</w:t>
+      </w:r>
+      <w:r>
+        <w:rPr>
+          <w:rFonts w:ascii="David" w:cs="David" w:eastAsia="David" w:hAnsi="David"/>
+          <w:sz w:val="22"/>
+          <w:szCs w:val="22"/>
+          <w:rtl w:val="1"/>
+        </w:rPr>
+        <w:t xml:space="preserve"> </w:t>
+      </w:r>
+      <w:r>
+        <w:rPr>
+          <w:rFonts w:ascii="David" w:cs="David" w:eastAsia="David" w:hAnsi="David"/>
+          <w:sz w:val="22"/>
+          <w:szCs w:val="22"/>
+          <w:rtl w:val="1"/>
+        </w:rPr>
+        <w:t xml:space="preserve">את</w:t>
+      </w:r>
+      <w:r>
+        <w:rPr>
+          <w:rFonts w:ascii="David" w:cs="David" w:eastAsia="David" w:hAnsi="David"/>
+          <w:sz w:val="22"/>
+          <w:szCs w:val="22"/>
+          <w:rtl w:val="1"/>
+        </w:rPr>
+        <w:t xml:space="preserve"> </w:t>
+      </w:r>
+      <w:r>
+        <w:rPr>
+          <w:rFonts w:ascii="David" w:cs="David" w:eastAsia="David" w:hAnsi="David"/>
+          <w:sz w:val="22"/>
+          <w:szCs w:val="22"/>
+          <w:rtl w:val="1"/>
+        </w:rPr>
+        <w:t xml:space="preserve">שלב</w:t>
+      </w:r>
+      <w:r>
+        <w:rPr>
+          <w:rFonts w:ascii="David" w:cs="David" w:eastAsia="David" w:hAnsi="David"/>
+          <w:sz w:val="22"/>
+          <w:szCs w:val="22"/>
+          <w:rtl w:val="1"/>
+        </w:rPr>
+        <w:t xml:space="preserve"> </w:t>
+      </w:r>
+      <w:r>
+        <w:rPr>
+          <w:rFonts w:ascii="David" w:cs="David" w:eastAsia="David" w:hAnsi="David"/>
+          <w:sz w:val="22"/>
+          <w:szCs w:val="22"/>
+          <w:rtl w:val="1"/>
+        </w:rPr>
+        <w:t xml:space="preserve">האתחול</w:t>
+      </w:r>
+      <w:r>
+        <w:rPr>
+          <w:rFonts w:ascii="David" w:cs="David" w:eastAsia="David" w:hAnsi="David"/>
+          <w:sz w:val="22"/>
+          <w:szCs w:val="22"/>
+          <w:rtl w:val="1"/>
+        </w:rPr>
+        <w:t xml:space="preserve"> </w:t>
+      </w:r>
+      <w:r>
+        <w:rPr>
+          <w:rFonts w:ascii="David" w:cs="David" w:eastAsia="David" w:hAnsi="David"/>
+          <w:sz w:val="22"/>
+          <w:szCs w:val="22"/>
+          <w:rtl w:val="1"/>
+        </w:rPr>
+        <w:t xml:space="preserve">ומעבירה</w:t>
+      </w:r>
+      <w:r>
+        <w:rPr>
+          <w:rFonts w:ascii="David" w:cs="David" w:eastAsia="David" w:hAnsi="David"/>
+          <w:sz w:val="22"/>
+          <w:szCs w:val="22"/>
+          <w:rtl w:val="1"/>
+        </w:rPr>
+        <w:t xml:space="preserve"> </w:t>
+      </w:r>
+      <w:r>
+        <w:rPr>
+          <w:rFonts w:ascii="David" w:cs="David" w:eastAsia="David" w:hAnsi="David"/>
+          <w:sz w:val="22"/>
+          <w:szCs w:val="22"/>
+          <w:rtl w:val="1"/>
+        </w:rPr>
+        <w:t xml:space="preserve">אליכם</w:t>
+      </w:r>
+      <w:r>
+        <w:rPr>
+          <w:rFonts w:ascii="David" w:cs="David" w:eastAsia="David" w:hAnsi="David"/>
+          <w:sz w:val="22"/>
+          <w:szCs w:val="22"/>
+          <w:rtl w:val="1"/>
+        </w:rPr>
+        <w:t xml:space="preserve"> </w:t>
+      </w:r>
+      <w:r>
+        <w:rPr>
+          <w:rFonts w:ascii="David" w:cs="David" w:eastAsia="David" w:hAnsi="David"/>
+          <w:sz w:val="22"/>
+          <w:szCs w:val="22"/>
+          <w:rtl w:val="1"/>
+        </w:rPr>
+        <w:t xml:space="preserve">שליטה</w:t>
+      </w:r>
+      <w:r>
+        <w:rPr>
+          <w:rFonts w:ascii="David" w:cs="David" w:eastAsia="David" w:hAnsi="David"/>
+          <w:sz w:val="22"/>
+          <w:szCs w:val="22"/>
+          <w:rtl w:val="1"/>
+        </w:rPr>
+        <w:t xml:space="preserve"> </w:t>
+      </w:r>
+      <w:r>
+        <w:rPr>
+          <w:rFonts w:ascii="David" w:cs="David" w:eastAsia="David" w:hAnsi="David"/>
+          <w:sz w:val="22"/>
+          <w:szCs w:val="22"/>
+          <w:rtl w:val="1"/>
+        </w:rPr>
+        <w:t xml:space="preserve">מלאה</w:t>
+      </w:r>
+      <w:r>
+        <w:rPr>
+          <w:rFonts w:ascii="David" w:cs="David" w:eastAsia="David" w:hAnsi="David"/>
+          <w:sz w:val="22"/>
+          <w:szCs w:val="22"/>
+          <w:rtl w:val="1"/>
+        </w:rPr>
+        <w:t xml:space="preserve"> </w:t>
+      </w:r>
+      <w:r>
+        <w:rPr>
+          <w:rFonts w:ascii="David" w:cs="David" w:eastAsia="David" w:hAnsi="David"/>
+          <w:sz w:val="22"/>
+          <w:szCs w:val="22"/>
+          <w:rtl w:val="1"/>
+        </w:rPr>
+        <w:t xml:space="preserve">בחומרה</w:t>
+      </w:r>
+      <w:r>
+        <w:rPr>
+          <w:rFonts w:ascii="David" w:cs="David" w:eastAsia="David" w:hAnsi="David"/>
+          <w:sz w:val="22"/>
+          <w:szCs w:val="22"/>
+          <w:rtl w:val="1"/>
+        </w:rPr>
+        <w:t xml:space="preserve">. </w:t>
+      </w:r>
+      <w:r>
+        <w:rPr>
+          <w:rFonts w:ascii="David" w:cs="David" w:eastAsia="David" w:hAnsi="David"/>
+          <w:sz w:val="22"/>
+          <w:szCs w:val="22"/>
+          <w:rtl w:val="1"/>
+        </w:rPr>
+        <w:t xml:space="preserve">כל</w:t>
+      </w:r>
+      <w:r>
+        <w:rPr>
+          <w:rFonts w:ascii="David" w:cs="David" w:eastAsia="David" w:hAnsi="David"/>
+          <w:sz w:val="22"/>
+          <w:szCs w:val="22"/>
+          <w:rtl w:val="1"/>
+        </w:rPr>
+        <w:t xml:space="preserve"> </w:t>
+      </w:r>
+      <w:r>
+        <w:rPr>
+          <w:rFonts w:ascii="David" w:cs="David" w:eastAsia="David" w:hAnsi="David"/>
+          <w:sz w:val="22"/>
+          <w:szCs w:val="22"/>
+          <w:rtl w:val="1"/>
+        </w:rPr>
+        <w:t xml:space="preserve">מה</w:t>
+      </w:r>
+      <w:r>
+        <w:rPr>
+          <w:rFonts w:ascii="David" w:cs="David" w:eastAsia="David" w:hAnsi="David"/>
+          <w:sz w:val="22"/>
+          <w:szCs w:val="22"/>
+          <w:rtl w:val="1"/>
+        </w:rPr>
+        <w:t xml:space="preserve"> </w:t>
+      </w:r>
+      <w:r>
+        <w:rPr>
+          <w:rFonts w:ascii="David" w:cs="David" w:eastAsia="David" w:hAnsi="David"/>
+          <w:sz w:val="22"/>
+          <w:szCs w:val="22"/>
+          <w:rtl w:val="1"/>
+        </w:rPr>
+        <w:t xml:space="preserve">שצריך</w:t>
+      </w:r>
+      <w:r>
+        <w:rPr>
+          <w:rFonts w:ascii="David" w:cs="David" w:eastAsia="David" w:hAnsi="David"/>
+          <w:sz w:val="22"/>
+          <w:szCs w:val="22"/>
+          <w:rtl w:val="1"/>
+        </w:rPr>
+        <w:t xml:space="preserve"> </w:t>
+      </w:r>
+      <w:r>
+        <w:rPr>
+          <w:rFonts w:ascii="David" w:cs="David" w:eastAsia="David" w:hAnsi="David"/>
+          <w:sz w:val="22"/>
+          <w:szCs w:val="22"/>
+          <w:rtl w:val="1"/>
+        </w:rPr>
+        <w:t xml:space="preserve">מה</w:t>
+      </w:r>
+      <w:r>
+        <w:rPr>
+          <w:rFonts w:ascii="David" w:cs="David" w:eastAsia="David" w:hAnsi="David"/>
+          <w:sz w:val="22"/>
+          <w:szCs w:val="22"/>
+          <w:rtl w:val="0"/>
+        </w:rPr>
+        <w:t xml:space="preserve">-</w:t>
+      </w:r>
+      <w:r>
+        <w:rPr>
+          <w:rFonts w:ascii="David" w:cs="David" w:eastAsia="David" w:hAnsi="David"/>
+          <w:sz w:val="22"/>
+          <w:szCs w:val="22"/>
+          <w:rtl w:val="0"/>
+        </w:rPr>
+        <w:t xml:space="preserve">firmware</w:t>
+      </w:r>
+      <w:r>
+        <w:rPr>
+          <w:rFonts w:ascii="David" w:cs="David" w:eastAsia="David" w:hAnsi="David"/>
+          <w:sz w:val="22"/>
+          <w:szCs w:val="22"/>
+          <w:rtl w:val="0"/>
+        </w:rPr>
+        <w:t xml:space="preserve"> (</w:t>
+      </w:r>
+      <w:r>
+        <w:rPr>
+          <w:rFonts w:ascii="David" w:cs="David" w:eastAsia="David" w:hAnsi="David"/>
+          <w:sz w:val="22"/>
+          <w:szCs w:val="22"/>
+          <w:rtl w:val="1"/>
+        </w:rPr>
+        <w:t xml:space="preserve">מפת</w:t>
+      </w:r>
+      <w:r>
+        <w:rPr>
+          <w:rFonts w:ascii="David" w:cs="David" w:eastAsia="David" w:hAnsi="David"/>
+          <w:sz w:val="22"/>
+          <w:szCs w:val="22"/>
+          <w:rtl w:val="1"/>
+        </w:rPr>
+        <w:t xml:space="preserve"> </w:t>
+      </w:r>
+      <w:r>
+        <w:rPr>
+          <w:rFonts w:ascii="David" w:cs="David" w:eastAsia="David" w:hAnsi="David"/>
+          <w:sz w:val="22"/>
+          <w:szCs w:val="22"/>
+          <w:rtl w:val="1"/>
+        </w:rPr>
+        <w:t xml:space="preserve">הזיכרון</w:t>
+      </w:r>
+      <w:r>
+        <w:rPr>
+          <w:rFonts w:ascii="David" w:cs="David" w:eastAsia="David" w:hAnsi="David"/>
+          <w:sz w:val="22"/>
+          <w:szCs w:val="22"/>
+          <w:rtl w:val="1"/>
+        </w:rPr>
+        <w:t xml:space="preserve">, </w:t>
+      </w:r>
+      <w:r>
+        <w:rPr>
+          <w:rFonts w:ascii="David" w:cs="David" w:eastAsia="David" w:hAnsi="David"/>
+          <w:sz w:val="22"/>
+          <w:szCs w:val="22"/>
+          <w:rtl w:val="1"/>
+        </w:rPr>
+        <w:t xml:space="preserve">פרטי</w:t>
+      </w:r>
+      <w:r>
+        <w:rPr>
+          <w:rFonts w:ascii="David" w:cs="David" w:eastAsia="David" w:hAnsi="David"/>
+          <w:sz w:val="22"/>
+          <w:szCs w:val="22"/>
+          <w:rtl w:val="1"/>
+        </w:rPr>
+        <w:t xml:space="preserve"> </w:t>
+      </w:r>
+      <w:r>
+        <w:rPr>
+          <w:rFonts w:ascii="David" w:cs="David" w:eastAsia="David" w:hAnsi="David"/>
+          <w:sz w:val="22"/>
+          <w:szCs w:val="22"/>
+          <w:rtl w:val="1"/>
+        </w:rPr>
+        <w:t xml:space="preserve">ה</w:t>
+      </w:r>
+      <w:r>
+        <w:rPr>
+          <w:rFonts w:ascii="David" w:cs="David" w:eastAsia="David" w:hAnsi="David"/>
+          <w:sz w:val="22"/>
+          <w:szCs w:val="22"/>
+          <w:rtl w:val="0"/>
+        </w:rPr>
+        <w:t xml:space="preserve">-</w:t>
+      </w:r>
+      <w:r>
+        <w:rPr>
+          <w:rFonts w:ascii="David" w:cs="David" w:eastAsia="David" w:hAnsi="David"/>
+          <w:sz w:val="22"/>
+          <w:szCs w:val="22"/>
+          <w:rtl w:val="0"/>
+        </w:rPr>
+        <w:t xml:space="preserve">framebuffer</w:t>
+      </w:r>
+      <w:r>
+        <w:rPr>
+          <w:rFonts w:ascii="David" w:cs="David" w:eastAsia="David" w:hAnsi="David"/>
+          <w:sz w:val="22"/>
+          <w:szCs w:val="22"/>
+          <w:rtl w:val="0"/>
+        </w:rPr>
+        <w:t xml:space="preserve">) </w:t>
+      </w:r>
+      <w:r>
+        <w:rPr>
+          <w:rFonts w:ascii="David" w:cs="David" w:eastAsia="David" w:hAnsi="David"/>
+          <w:sz w:val="22"/>
+          <w:szCs w:val="22"/>
+          <w:rtl w:val="1"/>
+        </w:rPr>
+        <w:t xml:space="preserve">חייב</w:t>
+      </w:r>
+      <w:r>
+        <w:rPr>
+          <w:rFonts w:ascii="David" w:cs="David" w:eastAsia="David" w:hAnsi="David"/>
+          <w:sz w:val="22"/>
+          <w:szCs w:val="22"/>
+          <w:rtl w:val="1"/>
+        </w:rPr>
+        <w:t xml:space="preserve"> </w:t>
+      </w:r>
+      <w:r>
+        <w:rPr>
+          <w:rFonts w:ascii="David" w:cs="David" w:eastAsia="David" w:hAnsi="David"/>
+          <w:sz w:val="22"/>
+          <w:szCs w:val="22"/>
+          <w:rtl w:val="1"/>
+        </w:rPr>
+        <w:t xml:space="preserve">להילקח</w:t>
+      </w:r>
+      <w:r>
+        <w:rPr>
+          <w:rFonts w:ascii="David" w:cs="David" w:eastAsia="David" w:hAnsi="David"/>
+          <w:sz w:val="22"/>
+          <w:szCs w:val="22"/>
+          <w:rtl w:val="1"/>
+        </w:rPr>
+        <w:t xml:space="preserve"> </w:t>
+      </w:r>
+      <w:r>
+        <w:rPr>
+          <w:rFonts w:ascii="David" w:cs="David" w:eastAsia="David" w:hAnsi="David"/>
+          <w:sz w:val="22"/>
+          <w:szCs w:val="22"/>
+          <w:rtl w:val="1"/>
+        </w:rPr>
+        <w:t xml:space="preserve">לפניה</w:t>
+      </w:r>
+      <w:r>
+        <w:rPr>
+          <w:rFonts w:ascii="David" w:cs="David" w:eastAsia="David" w:hAnsi="David"/>
+          <w:sz w:val="22"/>
+          <w:szCs w:val="22"/>
+          <w:rtl w:val="1"/>
+        </w:rPr>
+        <w:t xml:space="preserve">, </w:t>
+      </w:r>
+      <w:r>
+        <w:rPr>
+          <w:rFonts w:ascii="David" w:cs="David" w:eastAsia="David" w:hAnsi="David"/>
+          <w:sz w:val="22"/>
+          <w:szCs w:val="22"/>
+          <w:rtl w:val="1"/>
+        </w:rPr>
+        <w:t xml:space="preserve">אחריה</w:t>
+      </w:r>
+      <w:r>
+        <w:rPr>
+          <w:rFonts w:ascii="David" w:cs="David" w:eastAsia="David" w:hAnsi="David"/>
+          <w:sz w:val="22"/>
+          <w:szCs w:val="22"/>
+          <w:rtl w:val="1"/>
+        </w:rPr>
+        <w:t xml:space="preserve"> </w:t>
+      </w:r>
+      <w:r>
+        <w:rPr>
+          <w:rFonts w:ascii="David" w:cs="David" w:eastAsia="David" w:hAnsi="David"/>
+          <w:sz w:val="22"/>
+          <w:szCs w:val="22"/>
+          <w:rtl w:val="1"/>
+        </w:rPr>
+        <w:t xml:space="preserve">אין</w:t>
+      </w:r>
+      <w:r>
+        <w:rPr>
+          <w:rFonts w:ascii="David" w:cs="David" w:eastAsia="David" w:hAnsi="David"/>
+          <w:sz w:val="22"/>
+          <w:szCs w:val="22"/>
+          <w:rtl w:val="1"/>
+        </w:rPr>
+        <w:t xml:space="preserve"> </w:t>
+      </w:r>
+      <w:r>
+        <w:rPr>
+          <w:rFonts w:ascii="David" w:cs="David" w:eastAsia="David" w:hAnsi="David"/>
+          <w:sz w:val="22"/>
+          <w:szCs w:val="22"/>
+          <w:rtl w:val="1"/>
+        </w:rPr>
+        <w:t xml:space="preserve">דרך</w:t>
+      </w:r>
+      <w:r>
+        <w:rPr>
+          <w:rFonts w:ascii="David" w:cs="David" w:eastAsia="David" w:hAnsi="David"/>
+          <w:sz w:val="22"/>
+          <w:szCs w:val="22"/>
+          <w:rtl w:val="1"/>
+        </w:rPr>
+        <w:t xml:space="preserve"> </w:t>
+      </w:r>
+      <w:r>
+        <w:rPr>
+          <w:rFonts w:ascii="David" w:cs="David" w:eastAsia="David" w:hAnsi="David"/>
+          <w:sz w:val="22"/>
+          <w:szCs w:val="22"/>
+          <w:rtl w:val="1"/>
+        </w:rPr>
+        <w:t xml:space="preserve">חזרה</w:t>
+      </w:r>
+      <w:r>
+        <w:rPr>
+          <w:rFonts w:ascii="David" w:cs="David" w:eastAsia="David" w:hAnsi="David"/>
+          <w:sz w:val="22"/>
+          <w:szCs w:val="22"/>
+          <w:rtl w:val="0"/>
+        </w:rPr>
+        <w:t xml:space="preserve">.</w:t>
+      </w:r>
+    </w:p>
+    <w:p>
+      <w:pPr>
+        <w:spacing w:after="240" w:before="240" w:line="300" w:lineRule="auto"/>
+        <w:jc w:val="right"/>
+        <w:rPr>
+          <w:rFonts w:ascii="David" w:cs="David" w:eastAsia="David" w:hAnsi="David"/>
+          <w:sz w:val="22"/>
+          <w:szCs w:val="22"/>
+        </w:rPr>
+      </w:pPr>
+      <w:r>
+        <w:rPr>
+          <w:rFonts w:ascii="David" w:cs="David" w:eastAsia="David" w:hAnsi="David"/>
+          <w:b w:val="1"/>
+          <w:bCs w:val="1"/>
+          <w:sz w:val="22"/>
+          <w:szCs w:val="22"/>
+          <w:rtl w:val="0"/>
+        </w:rPr>
+        <w:t xml:space="preserve">GNU-EFI / EDK2</w:t>
+      </w:r>
+      <w:r>
+        <w:rPr>
+          <w:rtl w:val="0"/>
+        </w:rPr>
+      </w:r>
+      <w:r>
+        <w:rPr>
+          <w:rFonts w:ascii="David" w:cs="David" w:eastAsia="David" w:hAnsi="David"/>
+          <w:sz w:val="22"/>
+          <w:szCs w:val="22"/>
+          <w:rtl w:val="0"/>
+        </w:rPr>
+        <w:t xml:space="preserve"> - </w:t>
+      </w:r>
+      <w:r>
+        <w:rPr>
+          <w:rFonts w:ascii="David" w:cs="David" w:eastAsia="David" w:hAnsi="David"/>
+          <w:sz w:val="22"/>
+          <w:szCs w:val="22"/>
+          <w:rtl w:val="1"/>
+        </w:rPr>
+        <w:t xml:space="preserve">שתי</w:t>
+      </w:r>
+      <w:r>
+        <w:rPr>
+          <w:rFonts w:ascii="David" w:cs="David" w:eastAsia="David" w:hAnsi="David"/>
+          <w:sz w:val="22"/>
+          <w:szCs w:val="22"/>
+          <w:rtl w:val="1"/>
+        </w:rPr>
+        <w:t xml:space="preserve"> </w:t>
+      </w:r>
+      <w:r>
+        <w:rPr>
+          <w:rFonts w:ascii="David" w:cs="David" w:eastAsia="David" w:hAnsi="David"/>
+          <w:sz w:val="22"/>
+          <w:szCs w:val="22"/>
+          <w:rtl w:val="1"/>
+        </w:rPr>
+        <w:t xml:space="preserve">ערכות</w:t>
+      </w:r>
+      <w:r>
+        <w:rPr>
+          <w:rFonts w:ascii="David" w:cs="David" w:eastAsia="David" w:hAnsi="David"/>
+          <w:sz w:val="22"/>
+          <w:szCs w:val="22"/>
+          <w:rtl w:val="1"/>
+        </w:rPr>
+        <w:t xml:space="preserve"> </w:t>
+      </w:r>
+      <w:r>
+        <w:rPr>
+          <w:rFonts w:ascii="David" w:cs="David" w:eastAsia="David" w:hAnsi="David"/>
+          <w:sz w:val="22"/>
+          <w:szCs w:val="22"/>
+          <w:rtl w:val="1"/>
+        </w:rPr>
+        <w:t xml:space="preserve">פיתוח</w:t>
+      </w:r>
+      <w:r>
+        <w:rPr>
+          <w:rFonts w:ascii="David" w:cs="David" w:eastAsia="David" w:hAnsi="David"/>
+          <w:sz w:val="22"/>
+          <w:szCs w:val="22"/>
+          <w:rtl w:val="1"/>
+        </w:rPr>
+        <w:t xml:space="preserve"> </w:t>
+      </w:r>
+      <w:r>
+        <w:rPr>
+          <w:rFonts w:ascii="David" w:cs="David" w:eastAsia="David" w:hAnsi="David"/>
+          <w:sz w:val="22"/>
+          <w:szCs w:val="22"/>
+          <w:rtl w:val="1"/>
+        </w:rPr>
+        <w:t xml:space="preserve">לכתיבת</w:t>
+      </w:r>
+      <w:r>
+        <w:rPr>
+          <w:rFonts w:ascii="David" w:cs="David" w:eastAsia="David" w:hAnsi="David"/>
+          <w:sz w:val="22"/>
+          <w:szCs w:val="22"/>
+          <w:rtl w:val="1"/>
+        </w:rPr>
+        <w:t xml:space="preserve"> </w:t>
+      </w:r>
+      <w:r>
+        <w:rPr>
+          <w:rFonts w:ascii="David" w:cs="David" w:eastAsia="David" w:hAnsi="David"/>
+          <w:sz w:val="22"/>
+          <w:szCs w:val="22"/>
+          <w:rtl w:val="1"/>
+        </w:rPr>
+        <w:t xml:space="preserve">תוכניות</w:t>
+      </w:r>
+      <w:r>
+        <w:rPr>
+          <w:rFonts w:ascii="David" w:cs="David" w:eastAsia="David" w:hAnsi="David"/>
+          <w:sz w:val="22"/>
+          <w:szCs w:val="22"/>
+          <w:rtl w:val="0"/>
+        </w:rPr>
+        <w:t xml:space="preserve"> </w:t>
+      </w:r>
+      <w:r>
+        <w:rPr>
+          <w:rFonts w:ascii="David" w:cs="David" w:eastAsia="David" w:hAnsi="David"/>
+          <w:sz w:val="22"/>
+          <w:szCs w:val="22"/>
+          <w:rtl w:val="0"/>
+        </w:rPr>
+        <w:t xml:space="preserve">UEFI</w:t>
+      </w:r>
+      <w:r>
+        <w:rPr>
+          <w:rFonts w:ascii="David" w:cs="David" w:eastAsia="David" w:hAnsi="David"/>
+          <w:sz w:val="22"/>
+          <w:szCs w:val="22"/>
+          <w:rtl w:val="0"/>
+        </w:rPr>
+        <w:t xml:space="preserve">. </w:t>
+      </w:r>
+      <w:r>
+        <w:rPr>
+          <w:rFonts w:ascii="David" w:cs="David" w:eastAsia="David" w:hAnsi="David"/>
+          <w:sz w:val="22"/>
+          <w:szCs w:val="22"/>
+          <w:rtl w:val="0"/>
+        </w:rPr>
+        <w:t xml:space="preserve">EDK</w:t>
+      </w:r>
+      <w:r>
+        <w:rPr>
+          <w:rFonts w:ascii="David" w:cs="David" w:eastAsia="David" w:hAnsi="David"/>
+          <w:sz w:val="22"/>
+          <w:szCs w:val="22"/>
+          <w:rtl w:val="0"/>
+        </w:rPr>
+        <w:t xml:space="preserve">2 </w:t>
+      </w:r>
+      <w:r>
+        <w:rPr>
+          <w:rFonts w:ascii="David" w:cs="David" w:eastAsia="David" w:hAnsi="David"/>
+          <w:sz w:val="22"/>
+          <w:szCs w:val="22"/>
+          <w:rtl w:val="1"/>
+        </w:rPr>
+        <w:t xml:space="preserve">הוא</w:t>
+      </w:r>
+      <w:r>
+        <w:rPr>
+          <w:rFonts w:ascii="David" w:cs="David" w:eastAsia="David" w:hAnsi="David"/>
+          <w:sz w:val="22"/>
+          <w:szCs w:val="22"/>
+          <w:rtl w:val="1"/>
+        </w:rPr>
+        <w:t xml:space="preserve"> </w:t>
+      </w:r>
+      <w:r>
+        <w:rPr>
+          <w:rFonts w:ascii="David" w:cs="David" w:eastAsia="David" w:hAnsi="David"/>
+          <w:sz w:val="22"/>
+          <w:szCs w:val="22"/>
+          <w:rtl w:val="1"/>
+        </w:rPr>
+        <w:t xml:space="preserve">המימוש</w:t>
+      </w:r>
+      <w:r>
+        <w:rPr>
+          <w:rFonts w:ascii="David" w:cs="David" w:eastAsia="David" w:hAnsi="David"/>
+          <w:sz w:val="22"/>
+          <w:szCs w:val="22"/>
+          <w:rtl w:val="1"/>
+        </w:rPr>
+        <w:t xml:space="preserve"> </w:t>
+      </w:r>
+      <w:r>
+        <w:rPr>
+          <w:rFonts w:ascii="David" w:cs="David" w:eastAsia="David" w:hAnsi="David"/>
+          <w:sz w:val="22"/>
+          <w:szCs w:val="22"/>
+          <w:rtl w:val="1"/>
+        </w:rPr>
+        <w:t xml:space="preserve">הרשמי</w:t>
+      </w:r>
+      <w:r>
+        <w:rPr>
+          <w:rFonts w:ascii="David" w:cs="David" w:eastAsia="David" w:hAnsi="David"/>
+          <w:sz w:val="22"/>
+          <w:szCs w:val="22"/>
+          <w:rtl w:val="1"/>
+        </w:rPr>
+        <w:t xml:space="preserve"> </w:t>
+      </w:r>
+      <w:r>
+        <w:rPr>
+          <w:rFonts w:ascii="David" w:cs="David" w:eastAsia="David" w:hAnsi="David"/>
+          <w:sz w:val="22"/>
+          <w:szCs w:val="22"/>
+          <w:rtl w:val="1"/>
+        </w:rPr>
+        <w:t xml:space="preserve">של</w:t>
+      </w:r>
+      <w:r>
+        <w:rPr>
+          <w:rFonts w:ascii="David" w:cs="David" w:eastAsia="David" w:hAnsi="David"/>
+          <w:sz w:val="22"/>
+          <w:szCs w:val="22"/>
+          <w:rtl w:val="1"/>
+        </w:rPr>
+        <w:t xml:space="preserve"> </w:t>
+      </w:r>
+      <w:r>
+        <w:rPr>
+          <w:rFonts w:ascii="David" w:cs="David" w:eastAsia="David" w:hAnsi="David"/>
+          <w:sz w:val="22"/>
+          <w:szCs w:val="22"/>
+          <w:rtl w:val="1"/>
+        </w:rPr>
+        <w:t xml:space="preserve">אינטל</w:t>
+      </w:r>
+      <w:r>
+        <w:rPr>
+          <w:rFonts w:ascii="David" w:cs="David" w:eastAsia="David" w:hAnsi="David"/>
+          <w:sz w:val="22"/>
+          <w:szCs w:val="22"/>
+          <w:rtl w:val="1"/>
+        </w:rPr>
+        <w:t xml:space="preserve">, </w:t>
+      </w:r>
+      <w:r>
+        <w:rPr>
+          <w:rFonts w:ascii="David" w:cs="David" w:eastAsia="David" w:hAnsi="David"/>
+          <w:sz w:val="22"/>
+          <w:szCs w:val="22"/>
+          <w:rtl w:val="1"/>
+        </w:rPr>
+        <w:t xml:space="preserve">כבד</w:t>
+      </w:r>
+      <w:r>
+        <w:rPr>
+          <w:rFonts w:ascii="David" w:cs="David" w:eastAsia="David" w:hAnsi="David"/>
+          <w:sz w:val="22"/>
+          <w:szCs w:val="22"/>
+          <w:rtl w:val="1"/>
+        </w:rPr>
+        <w:t xml:space="preserve"> </w:t>
+      </w:r>
+      <w:r>
+        <w:rPr>
+          <w:rFonts w:ascii="David" w:cs="David" w:eastAsia="David" w:hAnsi="David"/>
+          <w:sz w:val="22"/>
+          <w:szCs w:val="22"/>
+          <w:rtl w:val="1"/>
+        </w:rPr>
+        <w:t xml:space="preserve">ומורכב</w:t>
+      </w:r>
+      <w:r>
+        <w:rPr>
+          <w:rFonts w:ascii="David" w:cs="David" w:eastAsia="David" w:hAnsi="David"/>
+          <w:sz w:val="22"/>
+          <w:szCs w:val="22"/>
+          <w:rtl w:val="0"/>
+        </w:rPr>
+        <w:t xml:space="preserve">. </w:t>
+      </w:r>
+      <w:r>
+        <w:rPr>
+          <w:rFonts w:ascii="David" w:cs="David" w:eastAsia="David" w:hAnsi="David"/>
+          <w:sz w:val="22"/>
+          <w:szCs w:val="22"/>
+          <w:rtl w:val="0"/>
+        </w:rPr>
+        <w:t xml:space="preserve">GNU</w:t>
+      </w:r>
+      <w:r>
+        <w:rPr>
+          <w:rFonts w:ascii="David" w:cs="David" w:eastAsia="David" w:hAnsi="David"/>
+          <w:sz w:val="22"/>
+          <w:szCs w:val="22"/>
+          <w:rtl w:val="0"/>
+        </w:rPr>
+        <w:t xml:space="preserve">-</w:t>
+      </w:r>
+      <w:r>
+        <w:rPr>
+          <w:rFonts w:ascii="David" w:cs="David" w:eastAsia="David" w:hAnsi="David"/>
+          <w:sz w:val="22"/>
+          <w:szCs w:val="22"/>
+          <w:rtl w:val="0"/>
+        </w:rPr>
+        <w:t xml:space="preserve">EFI</w:t>
+      </w:r>
+      <w:r>
+        <w:rPr>
+          <w:rFonts w:ascii="David" w:cs="David" w:eastAsia="David" w:hAnsi="David"/>
+          <w:sz w:val="22"/>
+          <w:szCs w:val="22"/>
+          <w:rtl w:val="0"/>
+        </w:rPr>
+        <w:t xml:space="preserve"> </w:t>
+      </w:r>
+      <w:r>
+        <w:rPr>
+          <w:rFonts w:ascii="David" w:cs="David" w:eastAsia="David" w:hAnsi="David"/>
+          <w:sz w:val="22"/>
+          <w:szCs w:val="22"/>
+          <w:rtl w:val="1"/>
+        </w:rPr>
+        <w:t xml:space="preserve">קלה</w:t>
+      </w:r>
+      <w:r>
+        <w:rPr>
+          <w:rFonts w:ascii="David" w:cs="David" w:eastAsia="David" w:hAnsi="David"/>
+          <w:sz w:val="22"/>
+          <w:szCs w:val="22"/>
+          <w:rtl w:val="1"/>
+        </w:rPr>
+        <w:t xml:space="preserve"> </w:t>
+      </w:r>
+      <w:r>
+        <w:rPr>
+          <w:rFonts w:ascii="David" w:cs="David" w:eastAsia="David" w:hAnsi="David"/>
+          <w:sz w:val="22"/>
+          <w:szCs w:val="22"/>
+          <w:rtl w:val="1"/>
+        </w:rPr>
+        <w:t xml:space="preserve">בהרבה</w:t>
+      </w:r>
+      <w:r>
+        <w:rPr>
+          <w:rFonts w:ascii="David" w:cs="David" w:eastAsia="David" w:hAnsi="David"/>
+          <w:sz w:val="22"/>
+          <w:szCs w:val="22"/>
+          <w:rtl w:val="1"/>
+        </w:rPr>
+        <w:t xml:space="preserve">. </w:t>
+      </w:r>
+      <w:r>
+        <w:rPr>
+          <w:rFonts w:ascii="David" w:cs="David" w:eastAsia="David" w:hAnsi="David"/>
+          <w:sz w:val="22"/>
+          <w:szCs w:val="22"/>
+          <w:rtl w:val="1"/>
+        </w:rPr>
+        <w:t xml:space="preserve">אלה</w:t>
+      </w:r>
+      <w:r>
+        <w:rPr>
+          <w:rFonts w:ascii="David" w:cs="David" w:eastAsia="David" w:hAnsi="David"/>
+          <w:sz w:val="22"/>
+          <w:szCs w:val="22"/>
+          <w:rtl w:val="1"/>
+        </w:rPr>
+        <w:t xml:space="preserve"> </w:t>
+      </w:r>
+      <w:r>
+        <w:rPr>
+          <w:rFonts w:ascii="David" w:cs="David" w:eastAsia="David" w:hAnsi="David"/>
+          <w:sz w:val="22"/>
+          <w:szCs w:val="22"/>
+          <w:rtl w:val="1"/>
+        </w:rPr>
+        <w:t xml:space="preserve">חלופות</w:t>
+      </w:r>
+      <w:r>
+        <w:rPr>
+          <w:rFonts w:ascii="David" w:cs="David" w:eastAsia="David" w:hAnsi="David"/>
+          <w:sz w:val="22"/>
+          <w:szCs w:val="22"/>
+          <w:rtl w:val="1"/>
+        </w:rPr>
+        <w:t xml:space="preserve">, </w:t>
+      </w:r>
+      <w:r>
+        <w:rPr>
+          <w:rFonts w:ascii="David" w:cs="David" w:eastAsia="David" w:hAnsi="David"/>
+          <w:sz w:val="22"/>
+          <w:szCs w:val="22"/>
+          <w:rtl w:val="1"/>
+        </w:rPr>
+        <w:t xml:space="preserve">בוחרים</w:t>
+      </w:r>
+      <w:r>
+        <w:rPr>
+          <w:rFonts w:ascii="David" w:cs="David" w:eastAsia="David" w:hAnsi="David"/>
+          <w:sz w:val="22"/>
+          <w:szCs w:val="22"/>
+          <w:rtl w:val="1"/>
+        </w:rPr>
+        <w:t xml:space="preserve"> </w:t>
+      </w:r>
+      <w:r>
+        <w:rPr>
+          <w:rFonts w:ascii="David" w:cs="David" w:eastAsia="David" w:hAnsi="David"/>
+          <w:sz w:val="22"/>
+          <w:szCs w:val="22"/>
+          <w:rtl w:val="1"/>
+        </w:rPr>
+        <w:t xml:space="preserve">אחת</w:t>
+      </w:r>
+      <w:r>
+        <w:rPr>
+          <w:rFonts w:ascii="David" w:cs="David" w:eastAsia="David" w:hAnsi="David"/>
+          <w:sz w:val="22"/>
+          <w:szCs w:val="22"/>
+          <w:rtl w:val="0"/>
+        </w:rPr>
+        <w:t xml:space="preserve">.</w:t>
+      </w:r>
+    </w:p>
+    <w:p>
+      <w:pPr>
+        <w:spacing w:after="240" w:before="240" w:line="300" w:lineRule="auto"/>
+        <w:jc w:val="right"/>
+        <w:rPr>
+          <w:rFonts w:ascii="David" w:cs="David" w:eastAsia="David" w:hAnsi="David"/>
+          <w:sz w:val="22"/>
+          <w:szCs w:val="22"/>
+        </w:rPr>
+      </w:pPr>
+      <w:r>
+        <w:rPr>
+          <w:rFonts w:ascii="David" w:cs="David" w:eastAsia="David" w:hAnsi="David"/>
+          <w:b w:val="1"/>
+          <w:bCs w:val="1"/>
+          <w:sz w:val="22"/>
+          <w:szCs w:val="22"/>
+          <w:rtl w:val="0"/>
+        </w:rPr>
+        <w:t xml:space="preserve">OVMF</w:t>
+      </w:r>
+      <w:r>
+        <w:rPr>
+          <w:rtl w:val="0"/>
+        </w:rPr>
+      </w:r>
+      <w:r>
+        <w:rPr>
+          <w:rFonts w:ascii="David" w:cs="David" w:eastAsia="David" w:hAnsi="David"/>
+          <w:sz w:val="22"/>
+          <w:szCs w:val="22"/>
+          <w:rtl w:val="0"/>
+        </w:rPr>
+        <w:t xml:space="preserve"> - </w:t>
+      </w:r>
+      <w:r>
+        <w:rPr>
+          <w:rFonts w:ascii="David" w:cs="David" w:eastAsia="David" w:hAnsi="David"/>
+          <w:sz w:val="22"/>
+          <w:szCs w:val="22"/>
+          <w:rtl w:val="1"/>
+        </w:rPr>
+        <w:t xml:space="preserve">מימוש</w:t>
+      </w:r>
+      <w:r>
+        <w:rPr>
+          <w:rFonts w:ascii="David" w:cs="David" w:eastAsia="David" w:hAnsi="David"/>
+          <w:sz w:val="22"/>
+          <w:szCs w:val="22"/>
+          <w:rtl w:val="1"/>
+        </w:rPr>
+        <w:t xml:space="preserve"> </w:t>
+      </w:r>
+      <w:r>
+        <w:rPr>
+          <w:rFonts w:ascii="David" w:cs="David" w:eastAsia="David" w:hAnsi="David"/>
+          <w:sz w:val="22"/>
+          <w:szCs w:val="22"/>
+          <w:rtl w:val="1"/>
+        </w:rPr>
+        <w:t xml:space="preserve">של</w:t>
+      </w:r>
+      <w:r>
+        <w:rPr>
+          <w:rFonts w:ascii="David" w:cs="David" w:eastAsia="David" w:hAnsi="David"/>
+          <w:sz w:val="22"/>
+          <w:szCs w:val="22"/>
+          <w:rtl w:val="0"/>
+        </w:rPr>
+        <w:t xml:space="preserve"> </w:t>
+      </w:r>
+      <w:r>
+        <w:rPr>
+          <w:rFonts w:ascii="David" w:cs="David" w:eastAsia="David" w:hAnsi="David"/>
+          <w:sz w:val="22"/>
+          <w:szCs w:val="22"/>
+          <w:rtl w:val="0"/>
+        </w:rPr>
+        <w:t xml:space="preserve">UEFI</w:t>
+      </w:r>
+      <w:r>
+        <w:rPr>
+          <w:rFonts w:ascii="David" w:cs="David" w:eastAsia="David" w:hAnsi="David"/>
+          <w:sz w:val="22"/>
+          <w:szCs w:val="22"/>
+          <w:rtl w:val="0"/>
+        </w:rPr>
+        <w:t xml:space="preserve"> </w:t>
+      </w:r>
+      <w:r>
+        <w:rPr>
+          <w:rFonts w:ascii="David" w:cs="David" w:eastAsia="David" w:hAnsi="David"/>
+          <w:sz w:val="22"/>
+          <w:szCs w:val="22"/>
+          <w:rtl w:val="1"/>
+        </w:rPr>
+        <w:t xml:space="preserve">שרץ</w:t>
+      </w:r>
+      <w:r>
+        <w:rPr>
+          <w:rFonts w:ascii="David" w:cs="David" w:eastAsia="David" w:hAnsi="David"/>
+          <w:sz w:val="22"/>
+          <w:szCs w:val="22"/>
+          <w:rtl w:val="1"/>
+        </w:rPr>
+        <w:t xml:space="preserve"> </w:t>
+      </w:r>
+      <w:r>
+        <w:rPr>
+          <w:rFonts w:ascii="David" w:cs="David" w:eastAsia="David" w:hAnsi="David"/>
+          <w:sz w:val="22"/>
+          <w:szCs w:val="22"/>
+          <w:rtl w:val="1"/>
+        </w:rPr>
+        <w:t xml:space="preserve">בתוך</w:t>
+      </w:r>
+      <w:r>
+        <w:rPr>
+          <w:rFonts w:ascii="David" w:cs="David" w:eastAsia="David" w:hAnsi="David"/>
+          <w:sz w:val="22"/>
+          <w:szCs w:val="22"/>
+          <w:rtl w:val="0"/>
+        </w:rPr>
+        <w:t xml:space="preserve"> </w:t>
+      </w:r>
+      <w:r>
+        <w:rPr>
+          <w:rFonts w:ascii="David" w:cs="David" w:eastAsia="David" w:hAnsi="David"/>
+          <w:sz w:val="22"/>
+          <w:szCs w:val="22"/>
+          <w:rtl w:val="0"/>
+        </w:rPr>
+        <w:t xml:space="preserve">QEMU</w:t>
+      </w:r>
+      <w:r>
+        <w:rPr>
+          <w:rFonts w:ascii="David" w:cs="David" w:eastAsia="David" w:hAnsi="David"/>
+          <w:sz w:val="22"/>
+          <w:szCs w:val="22"/>
+          <w:rtl w:val="0"/>
+        </w:rPr>
+        <w:t xml:space="preserve">, </w:t>
+      </w:r>
+      <w:r>
+        <w:rPr>
+          <w:rFonts w:ascii="David" w:cs="David" w:eastAsia="David" w:hAnsi="David"/>
+          <w:sz w:val="22"/>
+          <w:szCs w:val="22"/>
+          <w:rtl w:val="1"/>
+        </w:rPr>
+        <w:t xml:space="preserve">כדי</w:t>
+      </w:r>
+      <w:r>
+        <w:rPr>
+          <w:rFonts w:ascii="David" w:cs="David" w:eastAsia="David" w:hAnsi="David"/>
+          <w:sz w:val="22"/>
+          <w:szCs w:val="22"/>
+          <w:rtl w:val="1"/>
+        </w:rPr>
+        <w:t xml:space="preserve"> </w:t>
+      </w:r>
+      <w:r>
+        <w:rPr>
+          <w:rFonts w:ascii="David" w:cs="David" w:eastAsia="David" w:hAnsi="David"/>
+          <w:sz w:val="22"/>
+          <w:szCs w:val="22"/>
+          <w:rtl w:val="1"/>
+        </w:rPr>
+        <w:t xml:space="preserve">לבדוק</w:t>
+      </w:r>
+      <w:r>
+        <w:rPr>
+          <w:rFonts w:ascii="David" w:cs="David" w:eastAsia="David" w:hAnsi="David"/>
+          <w:sz w:val="22"/>
+          <w:szCs w:val="22"/>
+          <w:rtl w:val="1"/>
+        </w:rPr>
+        <w:t xml:space="preserve"> </w:t>
+      </w:r>
+      <w:r>
+        <w:rPr>
+          <w:rFonts w:ascii="David" w:cs="David" w:eastAsia="David" w:hAnsi="David"/>
+          <w:sz w:val="22"/>
+          <w:szCs w:val="22"/>
+          <w:rtl w:val="1"/>
+        </w:rPr>
+        <w:t xml:space="preserve">אתחול</w:t>
+      </w:r>
+      <w:r>
+        <w:rPr>
+          <w:rFonts w:ascii="David" w:cs="David" w:eastAsia="David" w:hAnsi="David"/>
+          <w:sz w:val="22"/>
+          <w:szCs w:val="22"/>
+          <w:rtl w:val="0"/>
+        </w:rPr>
+        <w:t xml:space="preserve"> </w:t>
+      </w:r>
+      <w:r>
+        <w:rPr>
+          <w:rFonts w:ascii="David" w:cs="David" w:eastAsia="David" w:hAnsi="David"/>
+          <w:sz w:val="22"/>
+          <w:szCs w:val="22"/>
+          <w:rtl w:val="0"/>
+        </w:rPr>
+        <w:t xml:space="preserve">UEFI</w:t>
+      </w:r>
+      <w:r>
+        <w:rPr>
+          <w:rFonts w:ascii="David" w:cs="David" w:eastAsia="David" w:hAnsi="David"/>
+          <w:sz w:val="22"/>
+          <w:szCs w:val="22"/>
+          <w:rtl w:val="0"/>
+        </w:rPr>
+        <w:t xml:space="preserve"> </w:t>
+      </w:r>
+      <w:r>
+        <w:rPr>
+          <w:rFonts w:ascii="David" w:cs="David" w:eastAsia="David" w:hAnsi="David"/>
+          <w:sz w:val="22"/>
+          <w:szCs w:val="22"/>
+          <w:rtl w:val="1"/>
+        </w:rPr>
+        <w:t xml:space="preserve">בלי</w:t>
+      </w:r>
+      <w:r>
+        <w:rPr>
+          <w:rFonts w:ascii="David" w:cs="David" w:eastAsia="David" w:hAnsi="David"/>
+          <w:sz w:val="22"/>
+          <w:szCs w:val="22"/>
+          <w:rtl w:val="1"/>
+        </w:rPr>
+        <w:t xml:space="preserve"> </w:t>
+      </w:r>
+      <w:r>
+        <w:rPr>
+          <w:rFonts w:ascii="David" w:cs="David" w:eastAsia="David" w:hAnsi="David"/>
+          <w:sz w:val="22"/>
+          <w:szCs w:val="22"/>
+          <w:rtl w:val="1"/>
+        </w:rPr>
+        <w:t xml:space="preserve">חומרה</w:t>
+      </w:r>
+      <w:r>
+        <w:rPr>
+          <w:rFonts w:ascii="David" w:cs="David" w:eastAsia="David" w:hAnsi="David"/>
+          <w:sz w:val="22"/>
+          <w:szCs w:val="22"/>
+          <w:rtl w:val="1"/>
+        </w:rPr>
+        <w:t xml:space="preserve"> </w:t>
+      </w:r>
+      <w:r>
+        <w:rPr>
+          <w:rFonts w:ascii="David" w:cs="David" w:eastAsia="David" w:hAnsi="David"/>
+          <w:sz w:val="22"/>
+          <w:szCs w:val="22"/>
+          <w:rtl w:val="1"/>
+        </w:rPr>
+        <w:t xml:space="preserve">אמיתית</w:t>
+      </w:r>
+      <w:r>
+        <w:rPr>
+          <w:rFonts w:ascii="David" w:cs="David" w:eastAsia="David" w:hAnsi="David"/>
+          <w:sz w:val="22"/>
+          <w:szCs w:val="22"/>
+          <w:rtl w:val="0"/>
+        </w:rPr>
+        <w:t xml:space="preserve">.</w:t>
+      </w:r>
+    </w:p>
+    <w:p>
+      <w:pPr>
+        <w:spacing w:after="240" w:before="240" w:line="300" w:lineRule="auto"/>
+        <w:jc w:val="right"/>
+        <w:rPr>
+          <w:rFonts w:ascii="David" w:cs="David" w:eastAsia="David" w:hAnsi="David"/>
+          <w:sz w:val="22"/>
+          <w:szCs w:val="22"/>
+        </w:rPr>
+      </w:pPr>
+      <w:r>
+        <w:rPr>
+          <w:rFonts w:ascii="David" w:cs="David" w:eastAsia="David" w:hAnsi="David"/>
+          <w:b w:val="1"/>
+          <w:bCs w:val="1"/>
+          <w:sz w:val="22"/>
+          <w:szCs w:val="22"/>
+          <w:rtl w:val="0"/>
+        </w:rPr>
+        <w:t xml:space="preserve">GDT</w:t>
+      </w:r>
+      <w:r>
+        <w:rPr>
+          <w:rtl w:val="0"/>
+        </w:rPr>
+      </w:r>
+      <w:r>
+        <w:rPr>
+          <w:rFonts w:ascii="David" w:cs="David" w:eastAsia="David" w:hAnsi="David"/>
+          <w:sz w:val="22"/>
+          <w:szCs w:val="22"/>
+          <w:rtl w:val="0"/>
+        </w:rPr>
+        <w:t xml:space="preserve"> (</w:t>
+      </w:r>
+      <w:r>
+        <w:rPr>
+          <w:rFonts w:ascii="David" w:cs="David" w:eastAsia="David" w:hAnsi="David"/>
+          <w:sz w:val="22"/>
+          <w:szCs w:val="22"/>
+          <w:rtl w:val="0"/>
+        </w:rPr>
+        <w:t xml:space="preserve">Global</w:t>
+      </w:r>
+      <w:r>
+        <w:rPr>
+          <w:rFonts w:ascii="David" w:cs="David" w:eastAsia="David" w:hAnsi="David"/>
+          <w:sz w:val="22"/>
+          <w:szCs w:val="22"/>
+          <w:rtl w:val="0"/>
+        </w:rPr>
+        <w:t xml:space="preserve"> </w:t>
+      </w:r>
+      <w:r>
+        <w:rPr>
+          <w:rFonts w:ascii="David" w:cs="David" w:eastAsia="David" w:hAnsi="David"/>
+          <w:sz w:val="22"/>
+          <w:szCs w:val="22"/>
+          <w:rtl w:val="0"/>
+        </w:rPr>
+        <w:t xml:space="preserve">Descriptor</w:t>
+      </w:r>
+      <w:r>
+        <w:rPr>
+          <w:rFonts w:ascii="David" w:cs="David" w:eastAsia="David" w:hAnsi="David"/>
+          <w:sz w:val="22"/>
+          <w:szCs w:val="22"/>
+          <w:rtl w:val="0"/>
+        </w:rPr>
+        <w:t xml:space="preserve"> </w:t>
+      </w:r>
+      <w:r>
+        <w:rPr>
+          <w:rFonts w:ascii="David" w:cs="David" w:eastAsia="David" w:hAnsi="David"/>
+          <w:sz w:val="22"/>
+          <w:szCs w:val="22"/>
+          <w:rtl w:val="0"/>
+        </w:rPr>
+        <w:t xml:space="preserve">Table</w:t>
+      </w:r>
+      <w:r>
+        <w:rPr>
+          <w:rFonts w:ascii="David" w:cs="David" w:eastAsia="David" w:hAnsi="David"/>
+          <w:sz w:val="22"/>
+          <w:szCs w:val="22"/>
+          <w:rtl w:val="0"/>
+        </w:rPr>
+        <w:t xml:space="preserve">) - </w:t>
+      </w:r>
+      <w:r>
+        <w:rPr>
+          <w:rFonts w:ascii="David" w:cs="David" w:eastAsia="David" w:hAnsi="David"/>
+          <w:sz w:val="22"/>
+          <w:szCs w:val="22"/>
+          <w:rtl w:val="1"/>
+        </w:rPr>
+        <w:t xml:space="preserve">טבלה</w:t>
+      </w:r>
+      <w:r>
+        <w:rPr>
+          <w:rFonts w:ascii="David" w:cs="David" w:eastAsia="David" w:hAnsi="David"/>
+          <w:sz w:val="22"/>
+          <w:szCs w:val="22"/>
+          <w:rtl w:val="1"/>
+        </w:rPr>
+        <w:t xml:space="preserve"> </w:t>
+      </w:r>
+      <w:r>
+        <w:rPr>
+          <w:rFonts w:ascii="David" w:cs="David" w:eastAsia="David" w:hAnsi="David"/>
+          <w:sz w:val="22"/>
+          <w:szCs w:val="22"/>
+          <w:rtl w:val="1"/>
+        </w:rPr>
+        <w:t xml:space="preserve">שמגדירה</w:t>
+      </w:r>
+      <w:r>
+        <w:rPr>
+          <w:rFonts w:ascii="David" w:cs="David" w:eastAsia="David" w:hAnsi="David"/>
+          <w:sz w:val="22"/>
+          <w:szCs w:val="22"/>
+          <w:rtl w:val="1"/>
+        </w:rPr>
+        <w:t xml:space="preserve"> </w:t>
+      </w:r>
+      <w:r>
+        <w:rPr>
+          <w:rFonts w:ascii="David" w:cs="David" w:eastAsia="David" w:hAnsi="David"/>
+          <w:sz w:val="22"/>
+          <w:szCs w:val="22"/>
+          <w:rtl w:val="1"/>
+        </w:rPr>
+        <w:t xml:space="preserve">מקטעי</w:t>
+      </w:r>
+      <w:r>
+        <w:rPr>
+          <w:rFonts w:ascii="David" w:cs="David" w:eastAsia="David" w:hAnsi="David"/>
+          <w:sz w:val="22"/>
+          <w:szCs w:val="22"/>
+          <w:rtl w:val="1"/>
+        </w:rPr>
+        <w:t xml:space="preserve"> </w:t>
+      </w:r>
+      <w:r>
+        <w:rPr>
+          <w:rFonts w:ascii="David" w:cs="David" w:eastAsia="David" w:hAnsi="David"/>
+          <w:sz w:val="22"/>
+          <w:szCs w:val="22"/>
+          <w:rtl w:val="1"/>
+        </w:rPr>
+        <w:t xml:space="preserve">זיכרון</w:t>
+      </w:r>
+      <w:r>
+        <w:rPr>
+          <w:rFonts w:ascii="David" w:cs="David" w:eastAsia="David" w:hAnsi="David"/>
+          <w:sz w:val="22"/>
+          <w:szCs w:val="22"/>
+          <w:rtl w:val="1"/>
+        </w:rPr>
+        <w:t xml:space="preserve"> </w:t>
+      </w:r>
+      <w:r>
+        <w:rPr>
+          <w:rFonts w:ascii="David" w:cs="David" w:eastAsia="David" w:hAnsi="David"/>
+          <w:sz w:val="22"/>
+          <w:szCs w:val="22"/>
+          <w:rtl w:val="1"/>
+        </w:rPr>
+        <w:t xml:space="preserve">והרשאות</w:t>
+      </w:r>
+      <w:r>
+        <w:rPr>
+          <w:rFonts w:ascii="David" w:cs="David" w:eastAsia="David" w:hAnsi="David"/>
+          <w:sz w:val="22"/>
+          <w:szCs w:val="22"/>
+          <w:rtl w:val="1"/>
+        </w:rPr>
+        <w:t xml:space="preserve">. </w:t>
+      </w:r>
+      <w:r>
+        <w:rPr>
+          <w:rFonts w:ascii="David" w:cs="David" w:eastAsia="David" w:hAnsi="David"/>
+          <w:sz w:val="22"/>
+          <w:szCs w:val="22"/>
+          <w:rtl w:val="1"/>
+        </w:rPr>
+        <w:t xml:space="preserve">ב</w:t>
+      </w:r>
+      <w:r>
+        <w:rPr>
+          <w:rFonts w:ascii="David" w:cs="David" w:eastAsia="David" w:hAnsi="David"/>
+          <w:sz w:val="22"/>
+          <w:szCs w:val="22"/>
+          <w:rtl w:val="1"/>
+        </w:rPr>
+        <w:t xml:space="preserve">-64 </w:t>
+      </w:r>
+      <w:r>
+        <w:rPr>
+          <w:rFonts w:ascii="David" w:cs="David" w:eastAsia="David" w:hAnsi="David"/>
+          <w:sz w:val="22"/>
+          <w:szCs w:val="22"/>
+          <w:rtl w:val="1"/>
+        </w:rPr>
+        <w:t xml:space="preserve">ביט</w:t>
+      </w:r>
+      <w:r>
+        <w:rPr>
+          <w:rFonts w:ascii="David" w:cs="David" w:eastAsia="David" w:hAnsi="David"/>
+          <w:sz w:val="22"/>
+          <w:szCs w:val="22"/>
+          <w:rtl w:val="1"/>
+        </w:rPr>
+        <w:t xml:space="preserve"> </w:t>
+      </w:r>
+      <w:r>
+        <w:rPr>
+          <w:rFonts w:ascii="David" w:cs="David" w:eastAsia="David" w:hAnsi="David"/>
+          <w:sz w:val="22"/>
+          <w:szCs w:val="22"/>
+          <w:rtl w:val="1"/>
+        </w:rPr>
+        <w:t xml:space="preserve">תפקידה</w:t>
+      </w:r>
+      <w:r>
+        <w:rPr>
+          <w:rFonts w:ascii="David" w:cs="David" w:eastAsia="David" w:hAnsi="David"/>
+          <w:sz w:val="22"/>
+          <w:szCs w:val="22"/>
+          <w:rtl w:val="1"/>
+        </w:rPr>
+        <w:t xml:space="preserve"> </w:t>
+      </w:r>
+      <w:r>
+        <w:rPr>
+          <w:rFonts w:ascii="David" w:cs="David" w:eastAsia="David" w:hAnsi="David"/>
+          <w:sz w:val="22"/>
+          <w:szCs w:val="22"/>
+          <w:rtl w:val="1"/>
+        </w:rPr>
+        <w:t xml:space="preserve">מצומצם</w:t>
+      </w:r>
+      <w:r>
+        <w:rPr>
+          <w:rFonts w:ascii="David" w:cs="David" w:eastAsia="David" w:hAnsi="David"/>
+          <w:sz w:val="22"/>
+          <w:szCs w:val="22"/>
+          <w:rtl w:val="1"/>
+        </w:rPr>
+        <w:t xml:space="preserve">, </w:t>
+      </w:r>
+      <w:r>
+        <w:rPr>
+          <w:rFonts w:ascii="David" w:cs="David" w:eastAsia="David" w:hAnsi="David"/>
+          <w:sz w:val="22"/>
+          <w:szCs w:val="22"/>
+          <w:rtl w:val="1"/>
+        </w:rPr>
+        <w:t xml:space="preserve">אבל</w:t>
+      </w:r>
+      <w:r>
+        <w:rPr>
+          <w:rFonts w:ascii="David" w:cs="David" w:eastAsia="David" w:hAnsi="David"/>
+          <w:sz w:val="22"/>
+          <w:szCs w:val="22"/>
+          <w:rtl w:val="1"/>
+        </w:rPr>
+        <w:t xml:space="preserve"> </w:t>
+      </w:r>
+      <w:r>
+        <w:rPr>
+          <w:rFonts w:ascii="David" w:cs="David" w:eastAsia="David" w:hAnsi="David"/>
+          <w:sz w:val="22"/>
+          <w:szCs w:val="22"/>
+          <w:rtl w:val="1"/>
+        </w:rPr>
+        <w:t xml:space="preserve">היא</w:t>
+      </w:r>
+      <w:r>
+        <w:rPr>
+          <w:rFonts w:ascii="David" w:cs="David" w:eastAsia="David" w:hAnsi="David"/>
+          <w:sz w:val="22"/>
+          <w:szCs w:val="22"/>
+          <w:rtl w:val="1"/>
+        </w:rPr>
+        <w:t xml:space="preserve"> </w:t>
+      </w:r>
+      <w:r>
+        <w:rPr>
+          <w:rFonts w:ascii="David" w:cs="David" w:eastAsia="David" w:hAnsi="David"/>
+          <w:sz w:val="22"/>
+          <w:szCs w:val="22"/>
+          <w:rtl w:val="1"/>
+        </w:rPr>
+        <w:t xml:space="preserve">עדיין</w:t>
+      </w:r>
+      <w:r>
+        <w:rPr>
+          <w:rFonts w:ascii="David" w:cs="David" w:eastAsia="David" w:hAnsi="David"/>
+          <w:sz w:val="22"/>
+          <w:szCs w:val="22"/>
+          <w:rtl w:val="1"/>
+        </w:rPr>
+        <w:t xml:space="preserve"> </w:t>
+      </w:r>
+      <w:r>
+        <w:rPr>
+          <w:rFonts w:ascii="David" w:cs="David" w:eastAsia="David" w:hAnsi="David"/>
+          <w:sz w:val="22"/>
+          <w:szCs w:val="22"/>
+          <w:rtl w:val="1"/>
+        </w:rPr>
+        <w:t xml:space="preserve">חובה</w:t>
+      </w:r>
+      <w:r>
+        <w:rPr>
+          <w:rFonts w:ascii="David" w:cs="David" w:eastAsia="David" w:hAnsi="David"/>
+          <w:sz w:val="22"/>
+          <w:szCs w:val="22"/>
+          <w:rtl w:val="0"/>
+        </w:rPr>
+        <w:t xml:space="preserve">.</w:t>
+      </w:r>
+    </w:p>
+    <w:p>
+      <w:pPr>
+        <w:spacing w:after="240" w:before="240" w:line="300" w:lineRule="auto"/>
+        <w:jc w:val="right"/>
+        <w:rPr>
+          <w:rFonts w:ascii="David" w:cs="David" w:eastAsia="David" w:hAnsi="David"/>
+          <w:sz w:val="22"/>
+          <w:szCs w:val="22"/>
+        </w:rPr>
+      </w:pPr>
+      <w:r>
+        <w:rPr>
+          <w:rFonts w:ascii="David" w:cs="David" w:eastAsia="David" w:hAnsi="David"/>
+          <w:b w:val="1"/>
+          <w:bCs w:val="1"/>
+          <w:sz w:val="22"/>
+          <w:szCs w:val="22"/>
+          <w:rtl w:val="0"/>
+        </w:rPr>
+        <w:t xml:space="preserve">IDT</w:t>
+      </w:r>
+      <w:r>
+        <w:rPr>
+          <w:rtl w:val="0"/>
+        </w:rPr>
+      </w:r>
+      <w:r>
+        <w:rPr>
+          <w:rFonts w:ascii="David" w:cs="David" w:eastAsia="David" w:hAnsi="David"/>
+          <w:sz w:val="22"/>
+          <w:szCs w:val="22"/>
+          <w:rtl w:val="0"/>
+        </w:rPr>
+        <w:t xml:space="preserve"> (</w:t>
+      </w:r>
+      <w:r>
+        <w:rPr>
+          <w:rFonts w:ascii="David" w:cs="David" w:eastAsia="David" w:hAnsi="David"/>
+          <w:sz w:val="22"/>
+          <w:szCs w:val="22"/>
+          <w:rtl w:val="0"/>
+        </w:rPr>
+        <w:t xml:space="preserve">Interrupt</w:t>
+      </w:r>
+      <w:r>
+        <w:rPr>
+          <w:rFonts w:ascii="David" w:cs="David" w:eastAsia="David" w:hAnsi="David"/>
+          <w:sz w:val="22"/>
+          <w:szCs w:val="22"/>
+          <w:rtl w:val="0"/>
+        </w:rPr>
+        <w:t xml:space="preserve"> </w:t>
+      </w:r>
+      <w:r>
+        <w:rPr>
+          <w:rFonts w:ascii="David" w:cs="David" w:eastAsia="David" w:hAnsi="David"/>
+          <w:sz w:val="22"/>
+          <w:szCs w:val="22"/>
+          <w:rtl w:val="0"/>
+        </w:rPr>
+        <w:t xml:space="preserve">Descriptor</w:t>
+      </w:r>
+      <w:r>
+        <w:rPr>
+          <w:rFonts w:ascii="David" w:cs="David" w:eastAsia="David" w:hAnsi="David"/>
+          <w:sz w:val="22"/>
+          <w:szCs w:val="22"/>
+          <w:rtl w:val="0"/>
+        </w:rPr>
+        <w:t xml:space="preserve"> </w:t>
+      </w:r>
+      <w:r>
+        <w:rPr>
+          <w:rFonts w:ascii="David" w:cs="David" w:eastAsia="David" w:hAnsi="David"/>
+          <w:sz w:val="22"/>
+          <w:szCs w:val="22"/>
+          <w:rtl w:val="0"/>
+        </w:rPr>
+        <w:t xml:space="preserve">Table</w:t>
+      </w:r>
+      <w:r>
+        <w:rPr>
+          <w:rFonts w:ascii="David" w:cs="David" w:eastAsia="David" w:hAnsi="David"/>
+          <w:sz w:val="22"/>
+          <w:szCs w:val="22"/>
+          <w:rtl w:val="0"/>
+        </w:rPr>
+        <w:t xml:space="preserve">) - </w:t>
+      </w:r>
+      <w:r>
+        <w:rPr>
+          <w:rFonts w:ascii="David" w:cs="David" w:eastAsia="David" w:hAnsi="David"/>
+          <w:sz w:val="22"/>
+          <w:szCs w:val="22"/>
+          <w:rtl w:val="1"/>
+        </w:rPr>
+        <w:t xml:space="preserve">טבלה</w:t>
+      </w:r>
+      <w:r>
+        <w:rPr>
+          <w:rFonts w:ascii="David" w:cs="David" w:eastAsia="David" w:hAnsi="David"/>
+          <w:sz w:val="22"/>
+          <w:szCs w:val="22"/>
+          <w:rtl w:val="1"/>
+        </w:rPr>
+        <w:t xml:space="preserve"> </w:t>
+      </w:r>
+      <w:r>
+        <w:rPr>
+          <w:rFonts w:ascii="David" w:cs="David" w:eastAsia="David" w:hAnsi="David"/>
+          <w:sz w:val="22"/>
+          <w:szCs w:val="22"/>
+          <w:rtl w:val="1"/>
+        </w:rPr>
+        <w:t xml:space="preserve">שאומרת</w:t>
+      </w:r>
+      <w:r>
+        <w:rPr>
+          <w:rFonts w:ascii="David" w:cs="David" w:eastAsia="David" w:hAnsi="David"/>
+          <w:sz w:val="22"/>
+          <w:szCs w:val="22"/>
+          <w:rtl w:val="1"/>
+        </w:rPr>
+        <w:t xml:space="preserve"> </w:t>
+      </w:r>
+      <w:r>
+        <w:rPr>
+          <w:rFonts w:ascii="David" w:cs="David" w:eastAsia="David" w:hAnsi="David"/>
+          <w:sz w:val="22"/>
+          <w:szCs w:val="22"/>
+          <w:rtl w:val="1"/>
+        </w:rPr>
+        <w:t xml:space="preserve">למעבד</w:t>
+      </w:r>
+      <w:r>
+        <w:rPr>
+          <w:rFonts w:ascii="David" w:cs="David" w:eastAsia="David" w:hAnsi="David"/>
+          <w:sz w:val="22"/>
+          <w:szCs w:val="22"/>
+          <w:rtl w:val="1"/>
+        </w:rPr>
+        <w:t xml:space="preserve"> </w:t>
+      </w:r>
+      <w:r>
+        <w:rPr>
+          <w:rFonts w:ascii="David" w:cs="David" w:eastAsia="David" w:hAnsi="David"/>
+          <w:sz w:val="22"/>
+          <w:szCs w:val="22"/>
+          <w:rtl w:val="1"/>
+        </w:rPr>
+        <w:t xml:space="preserve">לאיזו</w:t>
+      </w:r>
+      <w:r>
+        <w:rPr>
+          <w:rFonts w:ascii="David" w:cs="David" w:eastAsia="David" w:hAnsi="David"/>
+          <w:sz w:val="22"/>
+          <w:szCs w:val="22"/>
+          <w:rtl w:val="1"/>
+        </w:rPr>
+        <w:t xml:space="preserve"> </w:t>
+      </w:r>
+      <w:r>
+        <w:rPr>
+          <w:rFonts w:ascii="David" w:cs="David" w:eastAsia="David" w:hAnsi="David"/>
+          <w:sz w:val="22"/>
+          <w:szCs w:val="22"/>
+          <w:rtl w:val="1"/>
+        </w:rPr>
+        <w:t xml:space="preserve">כתובת</w:t>
+      </w:r>
+      <w:r>
+        <w:rPr>
+          <w:rFonts w:ascii="David" w:cs="David" w:eastAsia="David" w:hAnsi="David"/>
+          <w:sz w:val="22"/>
+          <w:szCs w:val="22"/>
+          <w:rtl w:val="1"/>
+        </w:rPr>
+        <w:t xml:space="preserve"> </w:t>
+      </w:r>
+      <w:r>
+        <w:rPr>
+          <w:rFonts w:ascii="David" w:cs="David" w:eastAsia="David" w:hAnsi="David"/>
+          <w:sz w:val="22"/>
+          <w:szCs w:val="22"/>
+          <w:rtl w:val="1"/>
+        </w:rPr>
+        <w:t xml:space="preserve">לקפוץ</w:t>
+      </w:r>
+      <w:r>
+        <w:rPr>
+          <w:rFonts w:ascii="David" w:cs="David" w:eastAsia="David" w:hAnsi="David"/>
+          <w:sz w:val="22"/>
+          <w:szCs w:val="22"/>
+          <w:rtl w:val="1"/>
+        </w:rPr>
+        <w:t xml:space="preserve"> </w:t>
+      </w:r>
+      <w:r>
+        <w:rPr>
+          <w:rFonts w:ascii="David" w:cs="David" w:eastAsia="David" w:hAnsi="David"/>
+          <w:sz w:val="22"/>
+          <w:szCs w:val="22"/>
+          <w:rtl w:val="1"/>
+        </w:rPr>
+        <w:t xml:space="preserve">עבור</w:t>
+      </w:r>
+      <w:r>
+        <w:rPr>
+          <w:rFonts w:ascii="David" w:cs="David" w:eastAsia="David" w:hAnsi="David"/>
+          <w:sz w:val="22"/>
+          <w:szCs w:val="22"/>
+          <w:rtl w:val="1"/>
+        </w:rPr>
+        <w:t xml:space="preserve"> </w:t>
+      </w:r>
+      <w:r>
+        <w:rPr>
+          <w:rFonts w:ascii="David" w:cs="David" w:eastAsia="David" w:hAnsi="David"/>
+          <w:sz w:val="22"/>
+          <w:szCs w:val="22"/>
+          <w:rtl w:val="1"/>
+        </w:rPr>
+        <w:t xml:space="preserve">כל</w:t>
+      </w:r>
+      <w:r>
+        <w:rPr>
+          <w:rFonts w:ascii="David" w:cs="David" w:eastAsia="David" w:hAnsi="David"/>
+          <w:sz w:val="22"/>
+          <w:szCs w:val="22"/>
+          <w:rtl w:val="1"/>
+        </w:rPr>
+        <w:t xml:space="preserve"> </w:t>
+      </w:r>
+      <w:r>
+        <w:rPr>
+          <w:rFonts w:ascii="David" w:cs="David" w:eastAsia="David" w:hAnsi="David"/>
+          <w:sz w:val="22"/>
+          <w:szCs w:val="22"/>
+          <w:rtl w:val="1"/>
+        </w:rPr>
+        <w:t xml:space="preserve">סוג</w:t>
+      </w:r>
+      <w:r>
+        <w:rPr>
+          <w:rFonts w:ascii="David" w:cs="David" w:eastAsia="David" w:hAnsi="David"/>
+          <w:sz w:val="22"/>
+          <w:szCs w:val="22"/>
+          <w:rtl w:val="1"/>
+        </w:rPr>
+        <w:t xml:space="preserve"> </w:t>
+      </w:r>
+      <w:r>
+        <w:rPr>
+          <w:rFonts w:ascii="David" w:cs="David" w:eastAsia="David" w:hAnsi="David"/>
+          <w:sz w:val="22"/>
+          <w:szCs w:val="22"/>
+          <w:rtl w:val="1"/>
+        </w:rPr>
+        <w:t xml:space="preserve">פסיקה</w:t>
+      </w:r>
+      <w:r>
+        <w:rPr>
+          <w:rFonts w:ascii="David" w:cs="David" w:eastAsia="David" w:hAnsi="David"/>
+          <w:sz w:val="22"/>
+          <w:szCs w:val="22"/>
+          <w:rtl w:val="1"/>
+        </w:rPr>
+        <w:t xml:space="preserve">. </w:t>
+      </w:r>
+      <w:r>
+        <w:rPr>
+          <w:rFonts w:ascii="David" w:cs="David" w:eastAsia="David" w:hAnsi="David"/>
+          <w:sz w:val="22"/>
+          <w:szCs w:val="22"/>
+          <w:rtl w:val="1"/>
+        </w:rPr>
+        <w:t xml:space="preserve">בלעדיה</w:t>
+      </w:r>
+      <w:r>
+        <w:rPr>
+          <w:rFonts w:ascii="David" w:cs="David" w:eastAsia="David" w:hAnsi="David"/>
+          <w:sz w:val="22"/>
+          <w:szCs w:val="22"/>
+          <w:rtl w:val="1"/>
+        </w:rPr>
+        <w:t xml:space="preserve"> </w:t>
+      </w:r>
+      <w:r>
+        <w:rPr>
+          <w:rFonts w:ascii="David" w:cs="David" w:eastAsia="David" w:hAnsi="David"/>
+          <w:sz w:val="22"/>
+          <w:szCs w:val="22"/>
+          <w:rtl w:val="1"/>
+        </w:rPr>
+        <w:t xml:space="preserve">כל</w:t>
+      </w:r>
+      <w:r>
+        <w:rPr>
+          <w:rFonts w:ascii="David" w:cs="David" w:eastAsia="David" w:hAnsi="David"/>
+          <w:sz w:val="22"/>
+          <w:szCs w:val="22"/>
+          <w:rtl w:val="1"/>
+        </w:rPr>
+        <w:t xml:space="preserve"> </w:t>
+      </w:r>
+      <w:r>
+        <w:rPr>
+          <w:rFonts w:ascii="David" w:cs="David" w:eastAsia="David" w:hAnsi="David"/>
+          <w:sz w:val="22"/>
+          <w:szCs w:val="22"/>
+          <w:rtl w:val="1"/>
+        </w:rPr>
+        <w:t xml:space="preserve">פסיקה</w:t>
+      </w:r>
+      <w:r>
+        <w:rPr>
+          <w:rFonts w:ascii="David" w:cs="David" w:eastAsia="David" w:hAnsi="David"/>
+          <w:sz w:val="22"/>
+          <w:szCs w:val="22"/>
+          <w:rtl w:val="1"/>
+        </w:rPr>
+        <w:t xml:space="preserve"> </w:t>
+      </w:r>
+      <w:r>
+        <w:rPr>
+          <w:rFonts w:ascii="David" w:cs="David" w:eastAsia="David" w:hAnsi="David"/>
+          <w:sz w:val="22"/>
+          <w:szCs w:val="22"/>
+          <w:rtl w:val="1"/>
+        </w:rPr>
+        <w:t xml:space="preserve">מפילה</w:t>
+      </w:r>
+      <w:r>
+        <w:rPr>
+          <w:rFonts w:ascii="David" w:cs="David" w:eastAsia="David" w:hAnsi="David"/>
+          <w:sz w:val="22"/>
+          <w:szCs w:val="22"/>
+          <w:rtl w:val="1"/>
+        </w:rPr>
+        <w:t xml:space="preserve"> </w:t>
+      </w:r>
+      <w:r>
+        <w:rPr>
+          <w:rFonts w:ascii="David" w:cs="David" w:eastAsia="David" w:hAnsi="David"/>
+          <w:sz w:val="22"/>
+          <w:szCs w:val="22"/>
+          <w:rtl w:val="1"/>
+        </w:rPr>
+        <w:t xml:space="preserve">את</w:t>
+      </w:r>
+      <w:r>
+        <w:rPr>
+          <w:rFonts w:ascii="David" w:cs="David" w:eastAsia="David" w:hAnsi="David"/>
+          <w:sz w:val="22"/>
+          <w:szCs w:val="22"/>
+          <w:rtl w:val="1"/>
+        </w:rPr>
+        <w:t xml:space="preserve"> </w:t>
+      </w:r>
+      <w:r>
+        <w:rPr>
+          <w:rFonts w:ascii="David" w:cs="David" w:eastAsia="David" w:hAnsi="David"/>
+          <w:sz w:val="22"/>
+          <w:szCs w:val="22"/>
+          <w:rtl w:val="1"/>
+        </w:rPr>
+        <w:t xml:space="preserve">המערכת</w:t>
+      </w:r>
+      <w:r>
+        <w:rPr>
+          <w:rFonts w:ascii="David" w:cs="David" w:eastAsia="David" w:hAnsi="David"/>
+          <w:sz w:val="22"/>
+          <w:szCs w:val="22"/>
+          <w:rtl w:val="0"/>
+        </w:rPr>
+        <w:t xml:space="preserve">.</w:t>
+      </w:r>
+    </w:p>
+    <w:p>
+      <w:pPr>
+        <w:spacing w:after="240" w:before="240" w:line="300" w:lineRule="auto"/>
+        <w:jc w:val="right"/>
+        <w:rPr>
+          <w:rFonts w:ascii="David" w:cs="David" w:eastAsia="David" w:hAnsi="David"/>
+          <w:sz w:val="22"/>
+          <w:szCs w:val="22"/>
+        </w:rPr>
+      </w:pPr>
+      <w:r>
+        <w:rPr>
+          <w:rFonts w:ascii="David" w:cs="David" w:eastAsia="David" w:hAnsi="David"/>
+          <w:b w:val="1"/>
+          <w:bCs w:val="1"/>
+          <w:sz w:val="22"/>
+          <w:szCs w:val="22"/>
+          <w:rtl w:val="0"/>
+        </w:rPr>
+        <w:t xml:space="preserve">PIT / APIC</w:t>
+      </w:r>
+      <w:r>
+        <w:rPr>
+          <w:rtl w:val="0"/>
+        </w:rPr>
+      </w:r>
+      <w:r>
+        <w:rPr>
+          <w:rFonts w:ascii="David" w:cs="David" w:eastAsia="David" w:hAnsi="David"/>
+          <w:sz w:val="22"/>
+          <w:szCs w:val="22"/>
+          <w:rtl w:val="0"/>
+        </w:rPr>
+        <w:t xml:space="preserve"> - </w:t>
+      </w:r>
+      <w:r>
+        <w:rPr>
+          <w:rFonts w:ascii="David" w:cs="David" w:eastAsia="David" w:hAnsi="David"/>
+          <w:sz w:val="22"/>
+          <w:szCs w:val="22"/>
+          <w:rtl w:val="1"/>
+        </w:rPr>
+        <w:t xml:space="preserve">שני</w:t>
+      </w:r>
+      <w:r>
+        <w:rPr>
+          <w:rFonts w:ascii="David" w:cs="David" w:eastAsia="David" w:hAnsi="David"/>
+          <w:sz w:val="22"/>
+          <w:szCs w:val="22"/>
+          <w:rtl w:val="1"/>
+        </w:rPr>
+        <w:t xml:space="preserve"> </w:t>
+      </w:r>
+      <w:r>
+        <w:rPr>
+          <w:rFonts w:ascii="David" w:cs="David" w:eastAsia="David" w:hAnsi="David"/>
+          <w:sz w:val="22"/>
+          <w:szCs w:val="22"/>
+          <w:rtl w:val="1"/>
+        </w:rPr>
+        <w:t xml:space="preserve">מקורות</w:t>
+      </w:r>
+      <w:r>
+        <w:rPr>
+          <w:rFonts w:ascii="David" w:cs="David" w:eastAsia="David" w:hAnsi="David"/>
+          <w:sz w:val="22"/>
+          <w:szCs w:val="22"/>
+          <w:rtl w:val="1"/>
+        </w:rPr>
+        <w:t xml:space="preserve"> </w:t>
+      </w:r>
+      <w:r>
+        <w:rPr>
+          <w:rFonts w:ascii="David" w:cs="David" w:eastAsia="David" w:hAnsi="David"/>
+          <w:sz w:val="22"/>
+          <w:szCs w:val="22"/>
+          <w:rtl w:val="1"/>
+        </w:rPr>
+        <w:t xml:space="preserve">של</w:t>
+      </w:r>
+      <w:r>
+        <w:rPr>
+          <w:rFonts w:ascii="David" w:cs="David" w:eastAsia="David" w:hAnsi="David"/>
+          <w:sz w:val="22"/>
+          <w:szCs w:val="22"/>
+          <w:rtl w:val="1"/>
+        </w:rPr>
+        <w:t xml:space="preserve"> </w:t>
+      </w:r>
+      <w:r>
+        <w:rPr>
+          <w:rFonts w:ascii="David" w:cs="David" w:eastAsia="David" w:hAnsi="David"/>
+          <w:sz w:val="22"/>
+          <w:szCs w:val="22"/>
+          <w:rtl w:val="1"/>
+        </w:rPr>
+        <w:t xml:space="preserve">פסיקות</w:t>
+      </w:r>
+      <w:r>
+        <w:rPr>
+          <w:rFonts w:ascii="David" w:cs="David" w:eastAsia="David" w:hAnsi="David"/>
+          <w:sz w:val="22"/>
+          <w:szCs w:val="22"/>
+          <w:rtl w:val="1"/>
+        </w:rPr>
+        <w:t xml:space="preserve"> </w:t>
+      </w:r>
+      <w:r>
+        <w:rPr>
+          <w:rFonts w:ascii="David" w:cs="David" w:eastAsia="David" w:hAnsi="David"/>
+          <w:sz w:val="22"/>
+          <w:szCs w:val="22"/>
+          <w:rtl w:val="1"/>
+        </w:rPr>
+        <w:t xml:space="preserve">טיימר</w:t>
+      </w:r>
+      <w:r>
+        <w:rPr>
+          <w:rFonts w:ascii="David" w:cs="David" w:eastAsia="David" w:hAnsi="David"/>
+          <w:sz w:val="22"/>
+          <w:szCs w:val="22"/>
+          <w:rtl w:val="0"/>
+        </w:rPr>
+        <w:t xml:space="preserve">. </w:t>
+      </w:r>
+      <w:r>
+        <w:rPr>
+          <w:rFonts w:ascii="David" w:cs="David" w:eastAsia="David" w:hAnsi="David"/>
+          <w:sz w:val="22"/>
+          <w:szCs w:val="22"/>
+          <w:rtl w:val="0"/>
+        </w:rPr>
+        <w:t xml:space="preserve">PIT</w:t>
+      </w:r>
+      <w:r>
+        <w:rPr>
+          <w:rFonts w:ascii="David" w:cs="David" w:eastAsia="David" w:hAnsi="David"/>
+          <w:sz w:val="22"/>
+          <w:szCs w:val="22"/>
+          <w:rtl w:val="0"/>
+        </w:rPr>
+        <w:t xml:space="preserve"> </w:t>
+      </w:r>
+      <w:r>
+        <w:rPr>
+          <w:rFonts w:ascii="David" w:cs="David" w:eastAsia="David" w:hAnsi="David"/>
+          <w:sz w:val="22"/>
+          <w:szCs w:val="22"/>
+          <w:rtl w:val="1"/>
+        </w:rPr>
+        <w:t xml:space="preserve">הוא</w:t>
+      </w:r>
+      <w:r>
+        <w:rPr>
+          <w:rFonts w:ascii="David" w:cs="David" w:eastAsia="David" w:hAnsi="David"/>
+          <w:sz w:val="22"/>
+          <w:szCs w:val="22"/>
+          <w:rtl w:val="1"/>
+        </w:rPr>
+        <w:t xml:space="preserve"> </w:t>
+      </w:r>
+      <w:r>
+        <w:rPr>
+          <w:rFonts w:ascii="David" w:cs="David" w:eastAsia="David" w:hAnsi="David"/>
+          <w:sz w:val="22"/>
+          <w:szCs w:val="22"/>
+          <w:rtl w:val="1"/>
+        </w:rPr>
+        <w:t xml:space="preserve">שעון</w:t>
+      </w:r>
+      <w:r>
+        <w:rPr>
+          <w:rFonts w:ascii="David" w:cs="David" w:eastAsia="David" w:hAnsi="David"/>
+          <w:sz w:val="22"/>
+          <w:szCs w:val="22"/>
+          <w:rtl w:val="1"/>
+        </w:rPr>
+        <w:t xml:space="preserve"> </w:t>
+      </w:r>
+      <w:r>
+        <w:rPr>
+          <w:rFonts w:ascii="David" w:cs="David" w:eastAsia="David" w:hAnsi="David"/>
+          <w:sz w:val="22"/>
+          <w:szCs w:val="22"/>
+          <w:rtl w:val="1"/>
+        </w:rPr>
+        <w:t xml:space="preserve">ישן</w:t>
+      </w:r>
+      <w:r>
+        <w:rPr>
+          <w:rFonts w:ascii="David" w:cs="David" w:eastAsia="David" w:hAnsi="David"/>
+          <w:sz w:val="22"/>
+          <w:szCs w:val="22"/>
+          <w:rtl w:val="1"/>
+        </w:rPr>
+        <w:t xml:space="preserve">, </w:t>
+      </w:r>
+      <w:r>
+        <w:rPr>
+          <w:rFonts w:ascii="David" w:cs="David" w:eastAsia="David" w:hAnsi="David"/>
+          <w:sz w:val="22"/>
+          <w:szCs w:val="22"/>
+          <w:rtl w:val="1"/>
+        </w:rPr>
+        <w:t xml:space="preserve">פשוט</w:t>
+      </w:r>
+      <w:r>
+        <w:rPr>
+          <w:rFonts w:ascii="David" w:cs="David" w:eastAsia="David" w:hAnsi="David"/>
+          <w:sz w:val="22"/>
+          <w:szCs w:val="22"/>
+          <w:rtl w:val="1"/>
+        </w:rPr>
+        <w:t xml:space="preserve"> </w:t>
+      </w:r>
+      <w:r>
+        <w:rPr>
+          <w:rFonts w:ascii="David" w:cs="David" w:eastAsia="David" w:hAnsi="David"/>
+          <w:sz w:val="22"/>
+          <w:szCs w:val="22"/>
+          <w:rtl w:val="1"/>
+        </w:rPr>
+        <w:t xml:space="preserve">ולא</w:t>
+      </w:r>
+      <w:r>
+        <w:rPr>
+          <w:rFonts w:ascii="David" w:cs="David" w:eastAsia="David" w:hAnsi="David"/>
+          <w:sz w:val="22"/>
+          <w:szCs w:val="22"/>
+          <w:rtl w:val="1"/>
+        </w:rPr>
+        <w:t xml:space="preserve"> </w:t>
+      </w:r>
+      <w:r>
+        <w:rPr>
+          <w:rFonts w:ascii="David" w:cs="David" w:eastAsia="David" w:hAnsi="David"/>
+          <w:sz w:val="22"/>
+          <w:szCs w:val="22"/>
+          <w:rtl w:val="1"/>
+        </w:rPr>
+        <w:t xml:space="preserve">מדויק</w:t>
+      </w:r>
+      <w:r>
+        <w:rPr>
+          <w:rFonts w:ascii="David" w:cs="David" w:eastAsia="David" w:hAnsi="David"/>
+          <w:sz w:val="22"/>
+          <w:szCs w:val="22"/>
+          <w:rtl w:val="0"/>
+        </w:rPr>
+        <w:t xml:space="preserve">. </w:t>
+      </w:r>
+      <w:r>
+        <w:rPr>
+          <w:rFonts w:ascii="David" w:cs="David" w:eastAsia="David" w:hAnsi="David"/>
+          <w:sz w:val="22"/>
+          <w:szCs w:val="22"/>
+          <w:rtl w:val="0"/>
+        </w:rPr>
+        <w:t xml:space="preserve">APIC</w:t>
+      </w:r>
+      <w:r>
+        <w:rPr>
+          <w:rFonts w:ascii="David" w:cs="David" w:eastAsia="David" w:hAnsi="David"/>
+          <w:sz w:val="22"/>
+          <w:szCs w:val="22"/>
+          <w:rtl w:val="0"/>
+        </w:rPr>
+        <w:t xml:space="preserve"> </w:t>
+      </w:r>
+      <w:r>
+        <w:rPr>
+          <w:rFonts w:ascii="David" w:cs="David" w:eastAsia="David" w:hAnsi="David"/>
+          <w:sz w:val="22"/>
+          <w:szCs w:val="22"/>
+          <w:rtl w:val="1"/>
+        </w:rPr>
+        <w:t xml:space="preserve">הוא</w:t>
+      </w:r>
+      <w:r>
+        <w:rPr>
+          <w:rFonts w:ascii="David" w:cs="David" w:eastAsia="David" w:hAnsi="David"/>
+          <w:sz w:val="22"/>
+          <w:szCs w:val="22"/>
+          <w:rtl w:val="1"/>
+        </w:rPr>
+        <w:t xml:space="preserve"> </w:t>
+      </w:r>
+      <w:r>
+        <w:rPr>
+          <w:rFonts w:ascii="David" w:cs="David" w:eastAsia="David" w:hAnsi="David"/>
+          <w:sz w:val="22"/>
+          <w:szCs w:val="22"/>
+          <w:rtl w:val="1"/>
+        </w:rPr>
+        <w:t xml:space="preserve">הבקר</w:t>
+      </w:r>
+      <w:r>
+        <w:rPr>
+          <w:rFonts w:ascii="David" w:cs="David" w:eastAsia="David" w:hAnsi="David"/>
+          <w:sz w:val="22"/>
+          <w:szCs w:val="22"/>
+          <w:rtl w:val="1"/>
+        </w:rPr>
+        <w:t xml:space="preserve"> </w:t>
+      </w:r>
+      <w:r>
+        <w:rPr>
+          <w:rFonts w:ascii="David" w:cs="David" w:eastAsia="David" w:hAnsi="David"/>
+          <w:sz w:val="22"/>
+          <w:szCs w:val="22"/>
+          <w:rtl w:val="1"/>
+        </w:rPr>
+        <w:t xml:space="preserve">המודרני</w:t>
+      </w:r>
+      <w:r>
+        <w:rPr>
+          <w:rFonts w:ascii="David" w:cs="David" w:eastAsia="David" w:hAnsi="David"/>
+          <w:sz w:val="22"/>
+          <w:szCs w:val="22"/>
+          <w:rtl w:val="1"/>
+        </w:rPr>
+        <w:t xml:space="preserve">, </w:t>
+      </w:r>
+      <w:r>
+        <w:rPr>
+          <w:rFonts w:ascii="David" w:cs="David" w:eastAsia="David" w:hAnsi="David"/>
+          <w:sz w:val="22"/>
+          <w:szCs w:val="22"/>
+          <w:rtl w:val="1"/>
+        </w:rPr>
+        <w:t xml:space="preserve">תומך</w:t>
+      </w:r>
+      <w:r>
+        <w:rPr>
+          <w:rFonts w:ascii="David" w:cs="David" w:eastAsia="David" w:hAnsi="David"/>
+          <w:sz w:val="22"/>
+          <w:szCs w:val="22"/>
+          <w:rtl w:val="1"/>
+        </w:rPr>
+        <w:t xml:space="preserve"> </w:t>
+      </w:r>
+      <w:r>
+        <w:rPr>
+          <w:rFonts w:ascii="David" w:cs="David" w:eastAsia="David" w:hAnsi="David"/>
+          <w:sz w:val="22"/>
+          <w:szCs w:val="22"/>
+          <w:rtl w:val="1"/>
+        </w:rPr>
+        <w:t xml:space="preserve">בריבוי</w:t>
+      </w:r>
+      <w:r>
+        <w:rPr>
+          <w:rFonts w:ascii="David" w:cs="David" w:eastAsia="David" w:hAnsi="David"/>
+          <w:sz w:val="22"/>
+          <w:szCs w:val="22"/>
+          <w:rtl w:val="1"/>
+        </w:rPr>
+        <w:t xml:space="preserve"> </w:t>
+      </w:r>
+      <w:r>
+        <w:rPr>
+          <w:rFonts w:ascii="David" w:cs="David" w:eastAsia="David" w:hAnsi="David"/>
+          <w:sz w:val="22"/>
+          <w:szCs w:val="22"/>
+          <w:rtl w:val="1"/>
+        </w:rPr>
+        <w:t xml:space="preserve">ליבות</w:t>
+      </w:r>
+      <w:r>
+        <w:rPr>
+          <w:rFonts w:ascii="David" w:cs="David" w:eastAsia="David" w:hAnsi="David"/>
+          <w:sz w:val="22"/>
+          <w:szCs w:val="22"/>
+          <w:rtl w:val="1"/>
+        </w:rPr>
+        <w:t xml:space="preserve">, </w:t>
+      </w:r>
+      <w:r>
+        <w:rPr>
+          <w:rFonts w:ascii="David" w:cs="David" w:eastAsia="David" w:hAnsi="David"/>
+          <w:sz w:val="22"/>
+          <w:szCs w:val="22"/>
+          <w:rtl w:val="1"/>
+        </w:rPr>
+        <w:t xml:space="preserve">וה</w:t>
+      </w:r>
+      <w:r>
+        <w:rPr>
+          <w:rFonts w:ascii="David" w:cs="David" w:eastAsia="David" w:hAnsi="David"/>
+          <w:sz w:val="22"/>
+          <w:szCs w:val="22"/>
+          <w:rtl w:val="0"/>
+        </w:rPr>
+        <w:t xml:space="preserve">-</w:t>
+      </w:r>
+      <w:r>
+        <w:rPr>
+          <w:rFonts w:ascii="David" w:cs="David" w:eastAsia="David" w:hAnsi="David"/>
+          <w:sz w:val="22"/>
+          <w:szCs w:val="22"/>
+          <w:rtl w:val="0"/>
+        </w:rPr>
+        <w:t xml:space="preserve">Timer</w:t>
+      </w:r>
+      <w:r>
+        <w:rPr>
+          <w:rFonts w:ascii="David" w:cs="David" w:eastAsia="David" w:hAnsi="David"/>
+          <w:sz w:val="22"/>
+          <w:szCs w:val="22"/>
+          <w:rtl w:val="0"/>
+        </w:rPr>
+        <w:t xml:space="preserve"> </w:t>
+      </w:r>
+      <w:r>
+        <w:rPr>
+          <w:rFonts w:ascii="David" w:cs="David" w:eastAsia="David" w:hAnsi="David"/>
+          <w:sz w:val="22"/>
+          <w:szCs w:val="22"/>
+          <w:rtl w:val="1"/>
+        </w:rPr>
+        <w:t xml:space="preserve">שלו</w:t>
+      </w:r>
+      <w:r>
+        <w:rPr>
+          <w:rFonts w:ascii="David" w:cs="David" w:eastAsia="David" w:hAnsi="David"/>
+          <w:sz w:val="22"/>
+          <w:szCs w:val="22"/>
+          <w:rtl w:val="1"/>
+        </w:rPr>
+        <w:t xml:space="preserve"> </w:t>
+      </w:r>
+      <w:r>
+        <w:rPr>
+          <w:rFonts w:ascii="David" w:cs="David" w:eastAsia="David" w:hAnsi="David"/>
+          <w:sz w:val="22"/>
+          <w:szCs w:val="22"/>
+          <w:rtl w:val="1"/>
+        </w:rPr>
+        <w:t xml:space="preserve">מדויק</w:t>
+      </w:r>
+      <w:r>
+        <w:rPr>
+          <w:rFonts w:ascii="David" w:cs="David" w:eastAsia="David" w:hAnsi="David"/>
+          <w:sz w:val="22"/>
+          <w:szCs w:val="22"/>
+          <w:rtl w:val="1"/>
+        </w:rPr>
+        <w:t xml:space="preserve"> </w:t>
+      </w:r>
+      <w:r>
+        <w:rPr>
+          <w:rFonts w:ascii="David" w:cs="David" w:eastAsia="David" w:hAnsi="David"/>
+          <w:sz w:val="22"/>
+          <w:szCs w:val="22"/>
+          <w:rtl w:val="1"/>
+        </w:rPr>
+        <w:t xml:space="preserve">בהרבה</w:t>
+      </w:r>
+      <w:r>
+        <w:rPr>
+          <w:rFonts w:ascii="David" w:cs="David" w:eastAsia="David" w:hAnsi="David"/>
+          <w:sz w:val="22"/>
+          <w:szCs w:val="22"/>
+          <w:rtl w:val="1"/>
+        </w:rPr>
+        <w:t xml:space="preserve">. </w:t>
+      </w:r>
+      <w:r>
+        <w:rPr>
+          <w:rFonts w:ascii="David" w:cs="David" w:eastAsia="David" w:hAnsi="David"/>
+          <w:sz w:val="22"/>
+          <w:szCs w:val="22"/>
+          <w:rtl w:val="1"/>
+        </w:rPr>
+        <w:t xml:space="preserve">רלוונטי</w:t>
+      </w:r>
+      <w:r>
+        <w:rPr>
+          <w:rFonts w:ascii="David" w:cs="David" w:eastAsia="David" w:hAnsi="David"/>
+          <w:sz w:val="22"/>
+          <w:szCs w:val="22"/>
+          <w:rtl w:val="1"/>
+        </w:rPr>
+        <w:t xml:space="preserve"> </w:t>
+      </w:r>
+      <w:r>
+        <w:rPr>
+          <w:rFonts w:ascii="David" w:cs="David" w:eastAsia="David" w:hAnsi="David"/>
+          <w:sz w:val="22"/>
+          <w:szCs w:val="22"/>
+          <w:rtl w:val="1"/>
+        </w:rPr>
+        <w:t xml:space="preserve">ישירות</w:t>
+      </w:r>
+      <w:r>
+        <w:rPr>
+          <w:rFonts w:ascii="David" w:cs="David" w:eastAsia="David" w:hAnsi="David"/>
+          <w:sz w:val="22"/>
+          <w:szCs w:val="22"/>
+          <w:rtl w:val="1"/>
+        </w:rPr>
+        <w:t xml:space="preserve"> </w:t>
+      </w:r>
+      <w:r>
+        <w:rPr>
+          <w:rFonts w:ascii="David" w:cs="David" w:eastAsia="David" w:hAnsi="David"/>
+          <w:sz w:val="22"/>
+          <w:szCs w:val="22"/>
+          <w:rtl w:val="1"/>
+        </w:rPr>
+        <w:t xml:space="preserve">למטרת</w:t>
+      </w:r>
+      <w:r>
+        <w:rPr>
+          <w:rFonts w:ascii="David" w:cs="David" w:eastAsia="David" w:hAnsi="David"/>
+          <w:sz w:val="22"/>
+          <w:szCs w:val="22"/>
+          <w:rtl w:val="1"/>
+        </w:rPr>
+        <w:t xml:space="preserve"> </w:t>
+      </w:r>
+      <w:r>
+        <w:rPr>
+          <w:rFonts w:ascii="David" w:cs="David" w:eastAsia="David" w:hAnsi="David"/>
+          <w:sz w:val="22"/>
+          <w:szCs w:val="22"/>
+          <w:rtl w:val="1"/>
+        </w:rPr>
+        <w:t xml:space="preserve">התזמון</w:t>
+      </w:r>
+      <w:r>
+        <w:rPr>
+          <w:rFonts w:ascii="David" w:cs="David" w:eastAsia="David" w:hAnsi="David"/>
+          <w:sz w:val="22"/>
+          <w:szCs w:val="22"/>
+          <w:rtl w:val="1"/>
+        </w:rPr>
+        <w:t xml:space="preserve"> </w:t>
+      </w:r>
+      <w:r>
+        <w:rPr>
+          <w:rFonts w:ascii="David" w:cs="David" w:eastAsia="David" w:hAnsi="David"/>
+          <w:sz w:val="22"/>
+          <w:szCs w:val="22"/>
+          <w:rtl w:val="1"/>
+        </w:rPr>
+        <w:t xml:space="preserve">העקבי</w:t>
+      </w:r>
+      <w:r>
+        <w:rPr>
+          <w:rFonts w:ascii="David" w:cs="David" w:eastAsia="David" w:hAnsi="David"/>
+          <w:sz w:val="22"/>
+          <w:szCs w:val="22"/>
+          <w:rtl w:val="1"/>
+        </w:rPr>
+        <w:t xml:space="preserve"> </w:t>
+      </w:r>
+      <w:r>
+        <w:rPr>
+          <w:rFonts w:ascii="David" w:cs="David" w:eastAsia="David" w:hAnsi="David"/>
+          <w:sz w:val="22"/>
+          <w:szCs w:val="22"/>
+          <w:rtl w:val="1"/>
+        </w:rPr>
+        <w:t xml:space="preserve">שלכם</w:t>
+      </w:r>
+      <w:r>
+        <w:rPr>
+          <w:rFonts w:ascii="David" w:cs="David" w:eastAsia="David" w:hAnsi="David"/>
+          <w:sz w:val="22"/>
+          <w:szCs w:val="22"/>
+          <w:rtl w:val="0"/>
+        </w:rPr>
+        <w:t xml:space="preserve">.</w:t>
+      </w:r>
+    </w:p>
+    <w:p>
+      <w:pPr>
+        <w:spacing w:after="240" w:before="240" w:line="300" w:lineRule="auto"/>
+        <w:jc w:val="right"/>
+        <w:rPr>
+          <w:rFonts w:ascii="David" w:cs="David" w:eastAsia="David" w:hAnsi="David"/>
+          <w:sz w:val="22"/>
+          <w:szCs w:val="22"/>
+        </w:rPr>
+      </w:pPr>
+      <w:r>
+        <w:rPr>
+          <w:rFonts w:ascii="David" w:cs="David" w:eastAsia="David" w:hAnsi="David"/>
+          <w:b w:val="1"/>
+          <w:bCs w:val="1"/>
+          <w:sz w:val="22"/>
+          <w:szCs w:val="22"/>
+          <w:rtl w:val="0"/>
+        </w:rPr>
+        <w:t xml:space="preserve">framebuffer</w:t>
+      </w:r>
+      <w:r>
+        <w:rPr>
+          <w:rtl w:val="0"/>
+        </w:rPr>
+      </w:r>
+      <w:r>
+        <w:rPr>
+          <w:rFonts w:ascii="David" w:cs="David" w:eastAsia="David" w:hAnsi="David"/>
+          <w:sz w:val="22"/>
+          <w:szCs w:val="22"/>
+          <w:rtl w:val="0"/>
+        </w:rPr>
+        <w:t xml:space="preserve"> - </w:t>
+      </w:r>
+      <w:r>
+        <w:rPr>
+          <w:rFonts w:ascii="David" w:cs="David" w:eastAsia="David" w:hAnsi="David"/>
+          <w:sz w:val="22"/>
+          <w:szCs w:val="22"/>
+          <w:rtl w:val="1"/>
+        </w:rPr>
+        <w:t xml:space="preserve">אזור</w:t>
+      </w:r>
+      <w:r>
+        <w:rPr>
+          <w:rFonts w:ascii="David" w:cs="David" w:eastAsia="David" w:hAnsi="David"/>
+          <w:sz w:val="22"/>
+          <w:szCs w:val="22"/>
+          <w:rtl w:val="1"/>
+        </w:rPr>
+        <w:t xml:space="preserve"> </w:t>
+      </w:r>
+      <w:r>
+        <w:rPr>
+          <w:rFonts w:ascii="David" w:cs="David" w:eastAsia="David" w:hAnsi="David"/>
+          <w:sz w:val="22"/>
+          <w:szCs w:val="22"/>
+          <w:rtl w:val="1"/>
+        </w:rPr>
+        <w:t xml:space="preserve">בזיכרון</w:t>
+      </w:r>
+      <w:r>
+        <w:rPr>
+          <w:rFonts w:ascii="David" w:cs="David" w:eastAsia="David" w:hAnsi="David"/>
+          <w:sz w:val="22"/>
+          <w:szCs w:val="22"/>
+          <w:rtl w:val="1"/>
+        </w:rPr>
+        <w:t xml:space="preserve"> </w:t>
+      </w:r>
+      <w:r>
+        <w:rPr>
+          <w:rFonts w:ascii="David" w:cs="David" w:eastAsia="David" w:hAnsi="David"/>
+          <w:sz w:val="22"/>
+          <w:szCs w:val="22"/>
+          <w:rtl w:val="1"/>
+        </w:rPr>
+        <w:t xml:space="preserve">שכל</w:t>
+      </w:r>
+      <w:r>
+        <w:rPr>
+          <w:rFonts w:ascii="David" w:cs="David" w:eastAsia="David" w:hAnsi="David"/>
+          <w:sz w:val="22"/>
+          <w:szCs w:val="22"/>
+          <w:rtl w:val="1"/>
+        </w:rPr>
+        <w:t xml:space="preserve"> </w:t>
+      </w:r>
+      <w:r>
+        <w:rPr>
+          <w:rFonts w:ascii="David" w:cs="David" w:eastAsia="David" w:hAnsi="David"/>
+          <w:sz w:val="22"/>
+          <w:szCs w:val="22"/>
+          <w:rtl w:val="1"/>
+        </w:rPr>
+        <w:t xml:space="preserve">כמה</w:t>
+      </w:r>
+      <w:r>
+        <w:rPr>
+          <w:rFonts w:ascii="David" w:cs="David" w:eastAsia="David" w:hAnsi="David"/>
+          <w:sz w:val="22"/>
+          <w:szCs w:val="22"/>
+          <w:rtl w:val="1"/>
+        </w:rPr>
+        <w:t xml:space="preserve"> </w:t>
+      </w:r>
+      <w:r>
+        <w:rPr>
+          <w:rFonts w:ascii="David" w:cs="David" w:eastAsia="David" w:hAnsi="David"/>
+          <w:sz w:val="22"/>
+          <w:szCs w:val="22"/>
+          <w:rtl w:val="1"/>
+        </w:rPr>
+        <w:t xml:space="preserve">בתים</w:t>
+      </w:r>
+      <w:r>
+        <w:rPr>
+          <w:rFonts w:ascii="David" w:cs="David" w:eastAsia="David" w:hAnsi="David"/>
+          <w:sz w:val="22"/>
+          <w:szCs w:val="22"/>
+          <w:rtl w:val="1"/>
+        </w:rPr>
+        <w:t xml:space="preserve"> </w:t>
+      </w:r>
+      <w:r>
+        <w:rPr>
+          <w:rFonts w:ascii="David" w:cs="David" w:eastAsia="David" w:hAnsi="David"/>
+          <w:sz w:val="22"/>
+          <w:szCs w:val="22"/>
+          <w:rtl w:val="1"/>
+        </w:rPr>
+        <w:t xml:space="preserve">בו</w:t>
+      </w:r>
+      <w:r>
+        <w:rPr>
+          <w:rFonts w:ascii="David" w:cs="David" w:eastAsia="David" w:hAnsi="David"/>
+          <w:sz w:val="22"/>
+          <w:szCs w:val="22"/>
+          <w:rtl w:val="1"/>
+        </w:rPr>
+        <w:t xml:space="preserve"> </w:t>
+      </w:r>
+      <w:r>
+        <w:rPr>
+          <w:rFonts w:ascii="David" w:cs="David" w:eastAsia="David" w:hAnsi="David"/>
+          <w:sz w:val="22"/>
+          <w:szCs w:val="22"/>
+          <w:rtl w:val="1"/>
+        </w:rPr>
+        <w:t xml:space="preserve">הם</w:t>
+      </w:r>
+      <w:r>
+        <w:rPr>
+          <w:rFonts w:ascii="David" w:cs="David" w:eastAsia="David" w:hAnsi="David"/>
+          <w:sz w:val="22"/>
+          <w:szCs w:val="22"/>
+          <w:rtl w:val="1"/>
+        </w:rPr>
+        <w:t xml:space="preserve"> </w:t>
+      </w:r>
+      <w:r>
+        <w:rPr>
+          <w:rFonts w:ascii="David" w:cs="David" w:eastAsia="David" w:hAnsi="David"/>
+          <w:sz w:val="22"/>
+          <w:szCs w:val="22"/>
+          <w:rtl w:val="1"/>
+        </w:rPr>
+        <w:t xml:space="preserve">פיקסל</w:t>
+      </w:r>
+      <w:r>
+        <w:rPr>
+          <w:rFonts w:ascii="David" w:cs="David" w:eastAsia="David" w:hAnsi="David"/>
+          <w:sz w:val="22"/>
+          <w:szCs w:val="22"/>
+          <w:rtl w:val="1"/>
+        </w:rPr>
+        <w:t xml:space="preserve"> </w:t>
+      </w:r>
+      <w:r>
+        <w:rPr>
+          <w:rFonts w:ascii="David" w:cs="David" w:eastAsia="David" w:hAnsi="David"/>
+          <w:sz w:val="22"/>
+          <w:szCs w:val="22"/>
+          <w:rtl w:val="1"/>
+        </w:rPr>
+        <w:t xml:space="preserve">על</w:t>
+      </w:r>
+      <w:r>
+        <w:rPr>
+          <w:rFonts w:ascii="David" w:cs="David" w:eastAsia="David" w:hAnsi="David"/>
+          <w:sz w:val="22"/>
+          <w:szCs w:val="22"/>
+          <w:rtl w:val="1"/>
+        </w:rPr>
+        <w:t xml:space="preserve"> </w:t>
+      </w:r>
+      <w:r>
+        <w:rPr>
+          <w:rFonts w:ascii="David" w:cs="David" w:eastAsia="David" w:hAnsi="David"/>
+          <w:sz w:val="22"/>
+          <w:szCs w:val="22"/>
+          <w:rtl w:val="1"/>
+        </w:rPr>
+        <w:t xml:space="preserve">המסך</w:t>
+      </w:r>
+      <w:r>
+        <w:rPr>
+          <w:rFonts w:ascii="David" w:cs="David" w:eastAsia="David" w:hAnsi="David"/>
+          <w:sz w:val="22"/>
+          <w:szCs w:val="22"/>
+          <w:rtl w:val="1"/>
+        </w:rPr>
+        <w:t xml:space="preserve">. </w:t>
+      </w:r>
+      <w:r>
+        <w:rPr>
+          <w:rFonts w:ascii="David" w:cs="David" w:eastAsia="David" w:hAnsi="David"/>
+          <w:sz w:val="22"/>
+          <w:szCs w:val="22"/>
+          <w:rtl w:val="1"/>
+        </w:rPr>
+        <w:t xml:space="preserve">כתיבה</w:t>
+      </w:r>
+      <w:r>
+        <w:rPr>
+          <w:rFonts w:ascii="David" w:cs="David" w:eastAsia="David" w:hAnsi="David"/>
+          <w:sz w:val="22"/>
+          <w:szCs w:val="22"/>
+          <w:rtl w:val="1"/>
+        </w:rPr>
+        <w:t xml:space="preserve"> </w:t>
+      </w:r>
+      <w:r>
+        <w:rPr>
+          <w:rFonts w:ascii="David" w:cs="David" w:eastAsia="David" w:hAnsi="David"/>
+          <w:sz w:val="22"/>
+          <w:szCs w:val="22"/>
+          <w:rtl w:val="1"/>
+        </w:rPr>
+        <w:t xml:space="preserve">אליו</w:t>
+      </w:r>
+      <w:r>
+        <w:rPr>
+          <w:rFonts w:ascii="David" w:cs="David" w:eastAsia="David" w:hAnsi="David"/>
+          <w:sz w:val="22"/>
+          <w:szCs w:val="22"/>
+          <w:rtl w:val="1"/>
+        </w:rPr>
+        <w:t xml:space="preserve"> </w:t>
+      </w:r>
+      <w:r>
+        <w:rPr>
+          <w:rFonts w:ascii="David" w:cs="David" w:eastAsia="David" w:hAnsi="David"/>
+          <w:sz w:val="22"/>
+          <w:szCs w:val="22"/>
+          <w:rtl w:val="1"/>
+        </w:rPr>
+        <w:t xml:space="preserve">משנה</w:t>
+      </w:r>
+      <w:r>
+        <w:rPr>
+          <w:rFonts w:ascii="David" w:cs="David" w:eastAsia="David" w:hAnsi="David"/>
+          <w:sz w:val="22"/>
+          <w:szCs w:val="22"/>
+          <w:rtl w:val="1"/>
+        </w:rPr>
+        <w:t xml:space="preserve"> </w:t>
+      </w:r>
+      <w:r>
+        <w:rPr>
+          <w:rFonts w:ascii="David" w:cs="David" w:eastAsia="David" w:hAnsi="David"/>
+          <w:sz w:val="22"/>
+          <w:szCs w:val="22"/>
+          <w:rtl w:val="1"/>
+        </w:rPr>
+        <w:t xml:space="preserve">את</w:t>
+      </w:r>
+      <w:r>
+        <w:rPr>
+          <w:rFonts w:ascii="David" w:cs="David" w:eastAsia="David" w:hAnsi="David"/>
+          <w:sz w:val="22"/>
+          <w:szCs w:val="22"/>
+          <w:rtl w:val="1"/>
+        </w:rPr>
+        <w:t xml:space="preserve"> </w:t>
+      </w:r>
+      <w:r>
+        <w:rPr>
+          <w:rFonts w:ascii="David" w:cs="David" w:eastAsia="David" w:hAnsi="David"/>
+          <w:sz w:val="22"/>
+          <w:szCs w:val="22"/>
+          <w:rtl w:val="1"/>
+        </w:rPr>
+        <w:t xml:space="preserve">התצוגה</w:t>
+      </w:r>
+      <w:r>
+        <w:rPr>
+          <w:rFonts w:ascii="David" w:cs="David" w:eastAsia="David" w:hAnsi="David"/>
+          <w:sz w:val="22"/>
+          <w:szCs w:val="22"/>
+          <w:rtl w:val="1"/>
+        </w:rPr>
+        <w:t xml:space="preserve"> </w:t>
+      </w:r>
+      <w:r>
+        <w:rPr>
+          <w:rFonts w:ascii="David" w:cs="David" w:eastAsia="David" w:hAnsi="David"/>
+          <w:sz w:val="22"/>
+          <w:szCs w:val="22"/>
+          <w:rtl w:val="1"/>
+        </w:rPr>
+        <w:t xml:space="preserve">ישירות</w:t>
+      </w:r>
+      <w:r>
+        <w:rPr>
+          <w:rFonts w:ascii="David" w:cs="David" w:eastAsia="David" w:hAnsi="David"/>
+          <w:sz w:val="22"/>
+          <w:szCs w:val="22"/>
+          <w:rtl w:val="1"/>
+        </w:rPr>
+        <w:t xml:space="preserve">, </w:t>
+      </w:r>
+      <w:r>
+        <w:rPr>
+          <w:rFonts w:ascii="David" w:cs="David" w:eastAsia="David" w:hAnsi="David"/>
+          <w:sz w:val="22"/>
+          <w:szCs w:val="22"/>
+          <w:rtl w:val="1"/>
+        </w:rPr>
+        <w:t xml:space="preserve">בלי</w:t>
+      </w:r>
+      <w:r>
+        <w:rPr>
+          <w:rFonts w:ascii="David" w:cs="David" w:eastAsia="David" w:hAnsi="David"/>
+          <w:sz w:val="22"/>
+          <w:szCs w:val="22"/>
+          <w:rtl w:val="1"/>
+        </w:rPr>
+        <w:t xml:space="preserve"> </w:t>
+      </w:r>
+      <w:r>
+        <w:rPr>
+          <w:rFonts w:ascii="David" w:cs="David" w:eastAsia="David" w:hAnsi="David"/>
+          <w:sz w:val="22"/>
+          <w:szCs w:val="22"/>
+          <w:rtl w:val="1"/>
+        </w:rPr>
+        <w:t xml:space="preserve">שכבת</w:t>
+      </w:r>
+      <w:r>
+        <w:rPr>
+          <w:rFonts w:ascii="David" w:cs="David" w:eastAsia="David" w:hAnsi="David"/>
+          <w:sz w:val="22"/>
+          <w:szCs w:val="22"/>
+          <w:rtl w:val="1"/>
+        </w:rPr>
+        <w:t xml:space="preserve"> </w:t>
+      </w:r>
+      <w:r>
+        <w:rPr>
+          <w:rFonts w:ascii="David" w:cs="David" w:eastAsia="David" w:hAnsi="David"/>
+          <w:sz w:val="22"/>
+          <w:szCs w:val="22"/>
+          <w:rtl w:val="1"/>
+        </w:rPr>
+        <w:t xml:space="preserve">ביניים</w:t>
+      </w:r>
+      <w:r>
+        <w:rPr>
+          <w:rFonts w:ascii="David" w:cs="David" w:eastAsia="David" w:hAnsi="David"/>
+          <w:sz w:val="22"/>
+          <w:szCs w:val="22"/>
+          <w:rtl w:val="0"/>
+        </w:rPr>
+        <w:t xml:space="preserve">.</w:t>
+      </w:r>
+    </w:p>
+    <w:p>
+      <w:pPr>
+        <w:spacing w:after="240" w:before="240" w:line="300" w:lineRule="auto"/>
+        <w:jc w:val="right"/>
+        <w:rPr>
+          <w:rFonts w:ascii="David" w:cs="David" w:eastAsia="David" w:hAnsi="David"/>
+          <w:sz w:val="22"/>
+          <w:szCs w:val="22"/>
+        </w:rPr>
+      </w:pPr>
+      <w:r>
+        <w:rPr>
+          <w:rFonts w:ascii="David" w:cs="David" w:eastAsia="David" w:hAnsi="David"/>
+          <w:b w:val="1"/>
+          <w:bCs w:val="1"/>
+          <w:sz w:val="22"/>
+          <w:szCs w:val="22"/>
+          <w:rtl w:val="0"/>
+        </w:rPr>
+        <w:t xml:space="preserve">GOP</w:t>
+      </w:r>
+      <w:r>
+        <w:rPr>
+          <w:rtl w:val="0"/>
+        </w:rPr>
+      </w:r>
+      <w:r>
+        <w:rPr>
+          <w:rFonts w:ascii="David" w:cs="David" w:eastAsia="David" w:hAnsi="David"/>
+          <w:sz w:val="22"/>
+          <w:szCs w:val="22"/>
+          <w:rtl w:val="0"/>
+        </w:rPr>
+        <w:t xml:space="preserve"> (</w:t>
+      </w:r>
+      <w:r>
+        <w:rPr>
+          <w:rFonts w:ascii="David" w:cs="David" w:eastAsia="David" w:hAnsi="David"/>
+          <w:sz w:val="22"/>
+          <w:szCs w:val="22"/>
+          <w:rtl w:val="0"/>
+        </w:rPr>
+        <w:t xml:space="preserve">Graphics</w:t>
+      </w:r>
+      <w:r>
+        <w:rPr>
+          <w:rFonts w:ascii="David" w:cs="David" w:eastAsia="David" w:hAnsi="David"/>
+          <w:sz w:val="22"/>
+          <w:szCs w:val="22"/>
+          <w:rtl w:val="0"/>
+        </w:rPr>
+        <w:t xml:space="preserve"> </w:t>
+      </w:r>
+      <w:r>
+        <w:rPr>
+          <w:rFonts w:ascii="David" w:cs="David" w:eastAsia="David" w:hAnsi="David"/>
+          <w:sz w:val="22"/>
+          <w:szCs w:val="22"/>
+          <w:rtl w:val="0"/>
+        </w:rPr>
+        <w:t xml:space="preserve">Output</w:t>
+      </w:r>
+      <w:r>
+        <w:rPr>
+          <w:rFonts w:ascii="David" w:cs="David" w:eastAsia="David" w:hAnsi="David"/>
+          <w:sz w:val="22"/>
+          <w:szCs w:val="22"/>
+          <w:rtl w:val="0"/>
+        </w:rPr>
+        <w:t xml:space="preserve"> </w:t>
+      </w:r>
+      <w:r>
+        <w:rPr>
+          <w:rFonts w:ascii="David" w:cs="David" w:eastAsia="David" w:hAnsi="David"/>
+          <w:sz w:val="22"/>
+          <w:szCs w:val="22"/>
+          <w:rtl w:val="0"/>
+        </w:rPr>
+        <w:t xml:space="preserve">Protocol</w:t>
+      </w:r>
+      <w:r>
+        <w:rPr>
+          <w:rFonts w:ascii="David" w:cs="David" w:eastAsia="David" w:hAnsi="David"/>
+          <w:sz w:val="22"/>
+          <w:szCs w:val="22"/>
+          <w:rtl w:val="0"/>
+        </w:rPr>
+        <w:t xml:space="preserve">) - </w:t>
+      </w:r>
+      <w:r>
+        <w:rPr>
+          <w:rFonts w:ascii="David" w:cs="David" w:eastAsia="David" w:hAnsi="David"/>
+          <w:sz w:val="22"/>
+          <w:szCs w:val="22"/>
+          <w:rtl w:val="1"/>
+        </w:rPr>
+        <w:t xml:space="preserve">פרוטוקול</w:t>
+      </w:r>
+      <w:r>
+        <w:rPr>
+          <w:rFonts w:ascii="David" w:cs="David" w:eastAsia="David" w:hAnsi="David"/>
+          <w:sz w:val="22"/>
+          <w:szCs w:val="22"/>
+          <w:rtl w:val="0"/>
+        </w:rPr>
+        <w:t xml:space="preserve"> </w:t>
+      </w:r>
+      <w:r>
+        <w:rPr>
+          <w:rFonts w:ascii="David" w:cs="David" w:eastAsia="David" w:hAnsi="David"/>
+          <w:sz w:val="22"/>
+          <w:szCs w:val="22"/>
+          <w:rtl w:val="0"/>
+        </w:rPr>
+        <w:t xml:space="preserve">UEFI</w:t>
+      </w:r>
+      <w:r>
+        <w:rPr>
+          <w:rFonts w:ascii="David" w:cs="David" w:eastAsia="David" w:hAnsi="David"/>
+          <w:sz w:val="22"/>
+          <w:szCs w:val="22"/>
+          <w:rtl w:val="0"/>
+        </w:rPr>
+        <w:t xml:space="preserve"> </w:t>
+      </w:r>
+      <w:r>
+        <w:rPr>
+          <w:rFonts w:ascii="David" w:cs="David" w:eastAsia="David" w:hAnsi="David"/>
+          <w:sz w:val="22"/>
+          <w:szCs w:val="22"/>
+          <w:rtl w:val="1"/>
+        </w:rPr>
+        <w:t xml:space="preserve">שנותן</w:t>
+      </w:r>
+      <w:r>
+        <w:rPr>
+          <w:rFonts w:ascii="David" w:cs="David" w:eastAsia="David" w:hAnsi="David"/>
+          <w:sz w:val="22"/>
+          <w:szCs w:val="22"/>
+          <w:rtl w:val="1"/>
+        </w:rPr>
+        <w:t xml:space="preserve"> </w:t>
+      </w:r>
+      <w:r>
+        <w:rPr>
+          <w:rFonts w:ascii="David" w:cs="David" w:eastAsia="David" w:hAnsi="David"/>
+          <w:sz w:val="22"/>
+          <w:szCs w:val="22"/>
+          <w:rtl w:val="1"/>
+        </w:rPr>
+        <w:t xml:space="preserve">לכם</w:t>
+      </w:r>
+      <w:r>
+        <w:rPr>
+          <w:rFonts w:ascii="David" w:cs="David" w:eastAsia="David" w:hAnsi="David"/>
+          <w:sz w:val="22"/>
+          <w:szCs w:val="22"/>
+          <w:rtl w:val="1"/>
+        </w:rPr>
+        <w:t xml:space="preserve"> </w:t>
+      </w:r>
+      <w:r>
+        <w:rPr>
+          <w:rFonts w:ascii="David" w:cs="David" w:eastAsia="David" w:hAnsi="David"/>
+          <w:sz w:val="22"/>
+          <w:szCs w:val="22"/>
+          <w:rtl w:val="1"/>
+        </w:rPr>
+        <w:t xml:space="preserve">את</w:t>
+      </w:r>
+      <w:r>
+        <w:rPr>
+          <w:rFonts w:ascii="David" w:cs="David" w:eastAsia="David" w:hAnsi="David"/>
+          <w:sz w:val="22"/>
+          <w:szCs w:val="22"/>
+          <w:rtl w:val="1"/>
+        </w:rPr>
+        <w:t xml:space="preserve"> </w:t>
+      </w:r>
+      <w:r>
+        <w:rPr>
+          <w:rFonts w:ascii="David" w:cs="David" w:eastAsia="David" w:hAnsi="David"/>
+          <w:sz w:val="22"/>
+          <w:szCs w:val="22"/>
+          <w:rtl w:val="1"/>
+        </w:rPr>
+        <w:t xml:space="preserve">כתובת</w:t>
+      </w:r>
+      <w:r>
+        <w:rPr>
+          <w:rFonts w:ascii="David" w:cs="David" w:eastAsia="David" w:hAnsi="David"/>
+          <w:sz w:val="22"/>
+          <w:szCs w:val="22"/>
+          <w:rtl w:val="1"/>
+        </w:rPr>
+        <w:t xml:space="preserve"> </w:t>
+      </w:r>
+      <w:r>
+        <w:rPr>
+          <w:rFonts w:ascii="David" w:cs="David" w:eastAsia="David" w:hAnsi="David"/>
+          <w:sz w:val="22"/>
+          <w:szCs w:val="22"/>
+          <w:rtl w:val="1"/>
+        </w:rPr>
+        <w:t xml:space="preserve">ה</w:t>
+      </w:r>
+      <w:r>
+        <w:rPr>
+          <w:rFonts w:ascii="David" w:cs="David" w:eastAsia="David" w:hAnsi="David"/>
+          <w:sz w:val="22"/>
+          <w:szCs w:val="22"/>
+          <w:rtl w:val="0"/>
+        </w:rPr>
+        <w:t xml:space="preserve">-</w:t>
+      </w:r>
+      <w:r>
+        <w:rPr>
+          <w:rFonts w:ascii="David" w:cs="David" w:eastAsia="David" w:hAnsi="David"/>
+          <w:sz w:val="22"/>
+          <w:szCs w:val="22"/>
+          <w:rtl w:val="0"/>
+        </w:rPr>
+        <w:t xml:space="preserve">framebuffer</w:t>
+      </w:r>
+      <w:r>
+        <w:rPr>
+          <w:rFonts w:ascii="David" w:cs="David" w:eastAsia="David" w:hAnsi="David"/>
+          <w:sz w:val="22"/>
+          <w:szCs w:val="22"/>
+          <w:rtl w:val="0"/>
+        </w:rPr>
+        <w:t xml:space="preserve">, </w:t>
+      </w:r>
+      <w:r>
+        <w:rPr>
+          <w:rFonts w:ascii="David" w:cs="David" w:eastAsia="David" w:hAnsi="David"/>
+          <w:sz w:val="22"/>
+          <w:szCs w:val="22"/>
+          <w:rtl w:val="1"/>
+        </w:rPr>
+        <w:t xml:space="preserve">הרזולוציה</w:t>
+      </w:r>
+      <w:r>
+        <w:rPr>
+          <w:rFonts w:ascii="David" w:cs="David" w:eastAsia="David" w:hAnsi="David"/>
+          <w:sz w:val="22"/>
+          <w:szCs w:val="22"/>
+          <w:rtl w:val="1"/>
+        </w:rPr>
+        <w:t xml:space="preserve"> </w:t>
+      </w:r>
+      <w:r>
+        <w:rPr>
+          <w:rFonts w:ascii="David" w:cs="David" w:eastAsia="David" w:hAnsi="David"/>
+          <w:sz w:val="22"/>
+          <w:szCs w:val="22"/>
+          <w:rtl w:val="1"/>
+        </w:rPr>
+        <w:t xml:space="preserve">ופורמט</w:t>
+      </w:r>
+      <w:r>
+        <w:rPr>
+          <w:rFonts w:ascii="David" w:cs="David" w:eastAsia="David" w:hAnsi="David"/>
+          <w:sz w:val="22"/>
+          <w:szCs w:val="22"/>
+          <w:rtl w:val="1"/>
+        </w:rPr>
+        <w:t xml:space="preserve"> </w:t>
+      </w:r>
+      <w:r>
+        <w:rPr>
+          <w:rFonts w:ascii="David" w:cs="David" w:eastAsia="David" w:hAnsi="David"/>
+          <w:sz w:val="22"/>
+          <w:szCs w:val="22"/>
+          <w:rtl w:val="1"/>
+        </w:rPr>
+        <w:t xml:space="preserve">הפיקסלים</w:t>
+      </w:r>
+      <w:r>
+        <w:rPr>
+          <w:rFonts w:ascii="David" w:cs="David" w:eastAsia="David" w:hAnsi="David"/>
+          <w:sz w:val="22"/>
+          <w:szCs w:val="22"/>
+          <w:rtl w:val="1"/>
+        </w:rPr>
+        <w:t xml:space="preserve">. </w:t>
+      </w:r>
+      <w:r>
+        <w:rPr>
+          <w:rFonts w:ascii="David" w:cs="David" w:eastAsia="David" w:hAnsi="David"/>
+          <w:sz w:val="22"/>
+          <w:szCs w:val="22"/>
+          <w:rtl w:val="1"/>
+        </w:rPr>
+        <w:t xml:space="preserve">זה</w:t>
+      </w:r>
+      <w:r>
+        <w:rPr>
+          <w:rFonts w:ascii="David" w:cs="David" w:eastAsia="David" w:hAnsi="David"/>
+          <w:sz w:val="22"/>
+          <w:szCs w:val="22"/>
+          <w:rtl w:val="1"/>
+        </w:rPr>
+        <w:t xml:space="preserve"> </w:t>
+      </w:r>
+      <w:r>
+        <w:rPr>
+          <w:rFonts w:ascii="David" w:cs="David" w:eastAsia="David" w:hAnsi="David"/>
+          <w:sz w:val="22"/>
+          <w:szCs w:val="22"/>
+          <w:rtl w:val="1"/>
+        </w:rPr>
+        <w:t xml:space="preserve">מה</w:t>
+      </w:r>
+      <w:r>
+        <w:rPr>
+          <w:rFonts w:ascii="David" w:cs="David" w:eastAsia="David" w:hAnsi="David"/>
+          <w:sz w:val="22"/>
+          <w:szCs w:val="22"/>
+          <w:rtl w:val="1"/>
+        </w:rPr>
+        <w:t xml:space="preserve"> </w:t>
+      </w:r>
+      <w:r>
+        <w:rPr>
+          <w:rFonts w:ascii="David" w:cs="David" w:eastAsia="David" w:hAnsi="David"/>
+          <w:sz w:val="22"/>
+          <w:szCs w:val="22"/>
+          <w:rtl w:val="1"/>
+        </w:rPr>
+        <w:t xml:space="preserve">שחוסך</w:t>
+      </w:r>
+      <w:r>
+        <w:rPr>
+          <w:rFonts w:ascii="David" w:cs="David" w:eastAsia="David" w:hAnsi="David"/>
+          <w:sz w:val="22"/>
+          <w:szCs w:val="22"/>
+          <w:rtl w:val="1"/>
+        </w:rPr>
+        <w:t xml:space="preserve"> </w:t>
+      </w:r>
+      <w:r>
+        <w:rPr>
+          <w:rFonts w:ascii="David" w:cs="David" w:eastAsia="David" w:hAnsi="David"/>
+          <w:sz w:val="22"/>
+          <w:szCs w:val="22"/>
+          <w:rtl w:val="1"/>
+        </w:rPr>
+        <w:t xml:space="preserve">מכם</w:t>
+      </w:r>
+      <w:r>
+        <w:rPr>
+          <w:rFonts w:ascii="David" w:cs="David" w:eastAsia="David" w:hAnsi="David"/>
+          <w:sz w:val="22"/>
+          <w:szCs w:val="22"/>
+          <w:rtl w:val="1"/>
+        </w:rPr>
+        <w:t xml:space="preserve"> </w:t>
+      </w:r>
+      <w:r>
+        <w:rPr>
+          <w:rFonts w:ascii="David" w:cs="David" w:eastAsia="David" w:hAnsi="David"/>
+          <w:sz w:val="22"/>
+          <w:szCs w:val="22"/>
+          <w:rtl w:val="1"/>
+        </w:rPr>
+        <w:t xml:space="preserve">לכתוב</w:t>
+      </w:r>
+      <w:r>
+        <w:rPr>
+          <w:rFonts w:ascii="David" w:cs="David" w:eastAsia="David" w:hAnsi="David"/>
+          <w:sz w:val="22"/>
+          <w:szCs w:val="22"/>
+          <w:rtl w:val="1"/>
+        </w:rPr>
+        <w:t xml:space="preserve"> </w:t>
+      </w:r>
+      <w:r>
+        <w:rPr>
+          <w:rFonts w:ascii="David" w:cs="David" w:eastAsia="David" w:hAnsi="David"/>
+          <w:sz w:val="22"/>
+          <w:szCs w:val="22"/>
+          <w:rtl w:val="1"/>
+        </w:rPr>
+        <w:t xml:space="preserve">דרייבר</w:t>
+      </w:r>
+      <w:r>
+        <w:rPr>
+          <w:rFonts w:ascii="David" w:cs="David" w:eastAsia="David" w:hAnsi="David"/>
+          <w:sz w:val="22"/>
+          <w:szCs w:val="22"/>
+          <w:rtl w:val="1"/>
+        </w:rPr>
+        <w:t xml:space="preserve"> </w:t>
+      </w:r>
+      <w:r>
+        <w:rPr>
+          <w:rFonts w:ascii="David" w:cs="David" w:eastAsia="David" w:hAnsi="David"/>
+          <w:sz w:val="22"/>
+          <w:szCs w:val="22"/>
+          <w:rtl w:val="1"/>
+        </w:rPr>
+        <w:t xml:space="preserve">גרפי</w:t>
+      </w:r>
+      <w:r>
+        <w:rPr>
+          <w:rFonts w:ascii="David" w:cs="David" w:eastAsia="David" w:hAnsi="David"/>
+          <w:sz w:val="22"/>
+          <w:szCs w:val="22"/>
+          <w:rtl w:val="1"/>
+        </w:rPr>
+        <w:t xml:space="preserve"> </w:t>
+      </w:r>
+      <w:r>
+        <w:rPr>
+          <w:rFonts w:ascii="David" w:cs="David" w:eastAsia="David" w:hAnsi="David"/>
+          <w:sz w:val="22"/>
+          <w:szCs w:val="22"/>
+          <w:rtl w:val="1"/>
+        </w:rPr>
+        <w:t xml:space="preserve">מאפס</w:t>
+      </w:r>
+      <w:r>
+        <w:rPr>
+          <w:rFonts w:ascii="David" w:cs="David" w:eastAsia="David" w:hAnsi="David"/>
+          <w:sz w:val="22"/>
+          <w:szCs w:val="22"/>
+          <w:rtl w:val="0"/>
+        </w:rPr>
+        <w:t xml:space="preserve">.</w:t>
+      </w:r>
+    </w:p>
+    <w:p>
+      <w:pPr>
+        <w:spacing w:after="240" w:before="240" w:line="300" w:lineRule="auto"/>
+        <w:jc w:val="right"/>
+        <w:rPr>
+          <w:rFonts w:ascii="David" w:cs="David" w:eastAsia="David" w:hAnsi="David"/>
+          <w:sz w:val="22"/>
+          <w:szCs w:val="22"/>
+        </w:rPr>
+      </w:pPr>
+      <w:r>
+        <w:rPr>
+          <w:rFonts w:ascii="David" w:cs="David" w:eastAsia="David" w:hAnsi="David"/>
+          <w:b w:val="1"/>
+          <w:bCs w:val="1"/>
+          <w:sz w:val="22"/>
+          <w:szCs w:val="22"/>
+          <w:rtl w:val="0"/>
+        </w:rPr>
+        <w:t xml:space="preserve">USB HID</w:t>
+      </w:r>
+      <w:r>
+        <w:rPr>
+          <w:rtl w:val="0"/>
+        </w:rPr>
+      </w:r>
+      <w:r>
+        <w:rPr>
+          <w:rFonts w:ascii="David" w:cs="David" w:eastAsia="David" w:hAnsi="David"/>
+          <w:sz w:val="22"/>
+          <w:szCs w:val="22"/>
+          <w:rtl w:val="0"/>
+        </w:rPr>
+        <w:t xml:space="preserve"> - </w:t>
+      </w:r>
+      <w:r>
+        <w:rPr>
+          <w:rFonts w:ascii="David" w:cs="David" w:eastAsia="David" w:hAnsi="David"/>
+          <w:sz w:val="22"/>
+          <w:szCs w:val="22"/>
+          <w:rtl w:val="1"/>
+        </w:rPr>
+        <w:t xml:space="preserve">תת</w:t>
+      </w:r>
+      <w:r>
+        <w:rPr>
+          <w:rFonts w:ascii="David" w:cs="David" w:eastAsia="David" w:hAnsi="David"/>
+          <w:sz w:val="22"/>
+          <w:szCs w:val="22"/>
+          <w:rtl w:val="1"/>
+        </w:rPr>
+        <w:t xml:space="preserve">-</w:t>
+      </w:r>
+      <w:r>
+        <w:rPr>
+          <w:rFonts w:ascii="David" w:cs="David" w:eastAsia="David" w:hAnsi="David"/>
+          <w:sz w:val="22"/>
+          <w:szCs w:val="22"/>
+          <w:rtl w:val="1"/>
+        </w:rPr>
+        <w:t xml:space="preserve">תקן</w:t>
+      </w:r>
+      <w:r>
+        <w:rPr>
+          <w:rFonts w:ascii="David" w:cs="David" w:eastAsia="David" w:hAnsi="David"/>
+          <w:sz w:val="22"/>
+          <w:szCs w:val="22"/>
+          <w:rtl w:val="0"/>
+        </w:rPr>
+        <w:t xml:space="preserve"> </w:t>
+      </w:r>
+      <w:r>
+        <w:rPr>
+          <w:rFonts w:ascii="David" w:cs="David" w:eastAsia="David" w:hAnsi="David"/>
+          <w:sz w:val="22"/>
+          <w:szCs w:val="22"/>
+          <w:rtl w:val="0"/>
+        </w:rPr>
+        <w:t xml:space="preserve">USB</w:t>
+      </w:r>
+      <w:r>
+        <w:rPr>
+          <w:rFonts w:ascii="David" w:cs="David" w:eastAsia="David" w:hAnsi="David"/>
+          <w:sz w:val="22"/>
+          <w:szCs w:val="22"/>
+          <w:rtl w:val="0"/>
+        </w:rPr>
+        <w:t xml:space="preserve"> </w:t>
+      </w:r>
+      <w:r>
+        <w:rPr>
+          <w:rFonts w:ascii="David" w:cs="David" w:eastAsia="David" w:hAnsi="David"/>
+          <w:sz w:val="22"/>
+          <w:szCs w:val="22"/>
+          <w:rtl w:val="1"/>
+        </w:rPr>
+        <w:t xml:space="preserve">למקלדות</w:t>
+      </w:r>
+      <w:r>
+        <w:rPr>
+          <w:rFonts w:ascii="David" w:cs="David" w:eastAsia="David" w:hAnsi="David"/>
+          <w:sz w:val="22"/>
+          <w:szCs w:val="22"/>
+          <w:rtl w:val="1"/>
+        </w:rPr>
+        <w:t xml:space="preserve">, </w:t>
+      </w:r>
+      <w:r>
+        <w:rPr>
+          <w:rFonts w:ascii="David" w:cs="David" w:eastAsia="David" w:hAnsi="David"/>
+          <w:sz w:val="22"/>
+          <w:szCs w:val="22"/>
+          <w:rtl w:val="1"/>
+        </w:rPr>
+        <w:t xml:space="preserve">עכברים</w:t>
+      </w:r>
+      <w:r>
+        <w:rPr>
+          <w:rFonts w:ascii="David" w:cs="David" w:eastAsia="David" w:hAnsi="David"/>
+          <w:sz w:val="22"/>
+          <w:szCs w:val="22"/>
+          <w:rtl w:val="1"/>
+        </w:rPr>
+        <w:t xml:space="preserve"> </w:t>
+      </w:r>
+      <w:r>
+        <w:rPr>
+          <w:rFonts w:ascii="David" w:cs="David" w:eastAsia="David" w:hAnsi="David"/>
+          <w:sz w:val="22"/>
+          <w:szCs w:val="22"/>
+          <w:rtl w:val="1"/>
+        </w:rPr>
+        <w:t xml:space="preserve">וג</w:t>
+      </w:r>
+      <w:r>
+        <w:rPr>
+          <w:rFonts w:ascii="David" w:cs="David" w:eastAsia="David" w:hAnsi="David"/>
+          <w:sz w:val="22"/>
+          <w:szCs w:val="22"/>
+          <w:rtl w:val="1"/>
+        </w:rPr>
+        <w:t xml:space="preserve">'</w:t>
+      </w:r>
+      <w:r>
+        <w:rPr>
+          <w:rFonts w:ascii="David" w:cs="David" w:eastAsia="David" w:hAnsi="David"/>
+          <w:sz w:val="22"/>
+          <w:szCs w:val="22"/>
+          <w:rtl w:val="1"/>
+        </w:rPr>
+        <w:t xml:space="preserve">ויסטיקים</w:t>
+      </w:r>
+      <w:r>
+        <w:rPr>
+          <w:rFonts w:ascii="David" w:cs="David" w:eastAsia="David" w:hAnsi="David"/>
+          <w:sz w:val="22"/>
+          <w:szCs w:val="22"/>
+          <w:rtl w:val="1"/>
+        </w:rPr>
+        <w:t xml:space="preserve">. </w:t>
+      </w:r>
+      <w:r>
+        <w:rPr>
+          <w:rFonts w:ascii="David" w:cs="David" w:eastAsia="David" w:hAnsi="David"/>
+          <w:sz w:val="22"/>
+          <w:szCs w:val="22"/>
+          <w:rtl w:val="1"/>
+        </w:rPr>
+        <w:t xml:space="preserve">שימו</w:t>
+      </w:r>
+      <w:r>
+        <w:rPr>
+          <w:rFonts w:ascii="David" w:cs="David" w:eastAsia="David" w:hAnsi="David"/>
+          <w:sz w:val="22"/>
+          <w:szCs w:val="22"/>
+          <w:rtl w:val="1"/>
+        </w:rPr>
+        <w:t xml:space="preserve"> </w:t>
+      </w:r>
+      <w:r>
+        <w:rPr>
+          <w:rFonts w:ascii="David" w:cs="David" w:eastAsia="David" w:hAnsi="David"/>
+          <w:sz w:val="22"/>
+          <w:szCs w:val="22"/>
+          <w:rtl w:val="1"/>
+        </w:rPr>
+        <w:t xml:space="preserve">לב</w:t>
+      </w:r>
+      <w:r>
+        <w:rPr>
+          <w:rFonts w:ascii="David" w:cs="David" w:eastAsia="David" w:hAnsi="David"/>
+          <w:sz w:val="22"/>
+          <w:szCs w:val="22"/>
+          <w:rtl w:val="1"/>
+        </w:rPr>
+        <w:t xml:space="preserve">: </w:t>
+      </w:r>
+      <w:r>
+        <w:rPr>
+          <w:rFonts w:ascii="David" w:cs="David" w:eastAsia="David" w:hAnsi="David"/>
+          <w:sz w:val="22"/>
+          <w:szCs w:val="22"/>
+          <w:rtl w:val="1"/>
+        </w:rPr>
+        <w:t xml:space="preserve">כדי</w:t>
+      </w:r>
+      <w:r>
+        <w:rPr>
+          <w:rFonts w:ascii="David" w:cs="David" w:eastAsia="David" w:hAnsi="David"/>
+          <w:sz w:val="22"/>
+          <w:szCs w:val="22"/>
+          <w:rtl w:val="1"/>
+        </w:rPr>
+        <w:t xml:space="preserve"> </w:t>
+      </w:r>
+      <w:r>
+        <w:rPr>
+          <w:rFonts w:ascii="David" w:cs="David" w:eastAsia="David" w:hAnsi="David"/>
+          <w:sz w:val="22"/>
+          <w:szCs w:val="22"/>
+          <w:rtl w:val="1"/>
+        </w:rPr>
+        <w:t xml:space="preserve">לתמוך</w:t>
+      </w:r>
+      <w:r>
+        <w:rPr>
+          <w:rFonts w:ascii="David" w:cs="David" w:eastAsia="David" w:hAnsi="David"/>
+          <w:sz w:val="22"/>
+          <w:szCs w:val="22"/>
+          <w:rtl w:val="1"/>
+        </w:rPr>
+        <w:t xml:space="preserve"> </w:t>
+      </w:r>
+      <w:r>
+        <w:rPr>
+          <w:rFonts w:ascii="David" w:cs="David" w:eastAsia="David" w:hAnsi="David"/>
+          <w:sz w:val="22"/>
+          <w:szCs w:val="22"/>
+          <w:rtl w:val="1"/>
+        </w:rPr>
+        <w:t xml:space="preserve">בו</w:t>
+      </w:r>
+      <w:r>
+        <w:rPr>
+          <w:rFonts w:ascii="David" w:cs="David" w:eastAsia="David" w:hAnsi="David"/>
+          <w:sz w:val="22"/>
+          <w:szCs w:val="22"/>
+          <w:rtl w:val="1"/>
+        </w:rPr>
+        <w:t xml:space="preserve"> </w:t>
+      </w:r>
+      <w:r>
+        <w:rPr>
+          <w:rFonts w:ascii="David" w:cs="David" w:eastAsia="David" w:hAnsi="David"/>
+          <w:sz w:val="22"/>
+          <w:szCs w:val="22"/>
+          <w:rtl w:val="1"/>
+        </w:rPr>
+        <w:t xml:space="preserve">צריך</w:t>
+      </w:r>
+      <w:r>
+        <w:rPr>
+          <w:rFonts w:ascii="David" w:cs="David" w:eastAsia="David" w:hAnsi="David"/>
+          <w:sz w:val="22"/>
+          <w:szCs w:val="22"/>
+          <w:rtl w:val="1"/>
+        </w:rPr>
+        <w:t xml:space="preserve"> </w:t>
+      </w:r>
+      <w:r>
+        <w:rPr>
+          <w:rFonts w:ascii="David" w:cs="David" w:eastAsia="David" w:hAnsi="David"/>
+          <w:sz w:val="22"/>
+          <w:szCs w:val="22"/>
+          <w:rtl w:val="1"/>
+        </w:rPr>
+        <w:t xml:space="preserve">קודם</w:t>
+      </w:r>
+      <w:r>
+        <w:rPr>
+          <w:rFonts w:ascii="David" w:cs="David" w:eastAsia="David" w:hAnsi="David"/>
+          <w:sz w:val="22"/>
+          <w:szCs w:val="22"/>
+          <w:rtl w:val="1"/>
+        </w:rPr>
+        <w:t xml:space="preserve"> </w:t>
+      </w:r>
+      <w:r>
+        <w:rPr>
+          <w:rFonts w:ascii="David" w:cs="David" w:eastAsia="David" w:hAnsi="David"/>
+          <w:sz w:val="22"/>
+          <w:szCs w:val="22"/>
+          <w:rtl w:val="1"/>
+        </w:rPr>
+        <w:t xml:space="preserve">מחסנית</w:t>
+      </w:r>
+      <w:r>
+        <w:rPr>
+          <w:rFonts w:ascii="David" w:cs="David" w:eastAsia="David" w:hAnsi="David"/>
+          <w:sz w:val="22"/>
+          <w:szCs w:val="22"/>
+          <w:rtl w:val="0"/>
+        </w:rPr>
+        <w:t xml:space="preserve"> </w:t>
+      </w:r>
+      <w:r>
+        <w:rPr>
+          <w:rFonts w:ascii="David" w:cs="David" w:eastAsia="David" w:hAnsi="David"/>
+          <w:sz w:val="22"/>
+          <w:szCs w:val="22"/>
+          <w:rtl w:val="0"/>
+        </w:rPr>
+        <w:t xml:space="preserve">USB</w:t>
+      </w:r>
+      <w:r>
+        <w:rPr>
+          <w:rFonts w:ascii="David" w:cs="David" w:eastAsia="David" w:hAnsi="David"/>
+          <w:sz w:val="22"/>
+          <w:szCs w:val="22"/>
+          <w:rtl w:val="0"/>
+        </w:rPr>
+        <w:t xml:space="preserve"> </w:t>
+      </w:r>
+      <w:r>
+        <w:rPr>
+          <w:rFonts w:ascii="David" w:cs="David" w:eastAsia="David" w:hAnsi="David"/>
+          <w:sz w:val="22"/>
+          <w:szCs w:val="22"/>
+          <w:rtl w:val="1"/>
+        </w:rPr>
+        <w:t xml:space="preserve">שלמה</w:t>
+      </w:r>
+      <w:r>
+        <w:rPr>
+          <w:rFonts w:ascii="David" w:cs="David" w:eastAsia="David" w:hAnsi="David"/>
+          <w:sz w:val="22"/>
+          <w:szCs w:val="22"/>
+          <w:rtl w:val="1"/>
+        </w:rPr>
+        <w:t xml:space="preserve"> (</w:t>
+      </w:r>
+      <w:r>
+        <w:rPr>
+          <w:rFonts w:ascii="David" w:cs="David" w:eastAsia="David" w:hAnsi="David"/>
+          <w:sz w:val="22"/>
+          <w:szCs w:val="22"/>
+          <w:rtl w:val="1"/>
+        </w:rPr>
+        <w:t xml:space="preserve">בקר</w:t>
+      </w:r>
+      <w:r>
+        <w:rPr>
+          <w:rFonts w:ascii="David" w:cs="David" w:eastAsia="David" w:hAnsi="David"/>
+          <w:sz w:val="22"/>
+          <w:szCs w:val="22"/>
+          <w:rtl w:val="0"/>
+        </w:rPr>
+        <w:t xml:space="preserve"> </w:t>
+      </w:r>
+      <w:r>
+        <w:rPr>
+          <w:rFonts w:ascii="David" w:cs="David" w:eastAsia="David" w:hAnsi="David"/>
+          <w:sz w:val="22"/>
+          <w:szCs w:val="22"/>
+          <w:rtl w:val="0"/>
+        </w:rPr>
+        <w:t xml:space="preserve">XHCI</w:t>
+      </w:r>
+      <w:r>
+        <w:rPr>
+          <w:rFonts w:ascii="David" w:cs="David" w:eastAsia="David" w:hAnsi="David"/>
+          <w:sz w:val="22"/>
+          <w:szCs w:val="22"/>
+          <w:rtl w:val="0"/>
+        </w:rPr>
+        <w:t xml:space="preserve">), </w:t>
+      </w:r>
+      <w:r>
+        <w:rPr>
+          <w:rFonts w:ascii="David" w:cs="David" w:eastAsia="David" w:hAnsi="David"/>
+          <w:sz w:val="22"/>
+          <w:szCs w:val="22"/>
+          <w:rtl w:val="1"/>
+        </w:rPr>
+        <w:t xml:space="preserve">וזו</w:t>
+      </w:r>
+      <w:r>
+        <w:rPr>
+          <w:rFonts w:ascii="David" w:cs="David" w:eastAsia="David" w:hAnsi="David"/>
+          <w:sz w:val="22"/>
+          <w:szCs w:val="22"/>
+          <w:rtl w:val="1"/>
+        </w:rPr>
+        <w:t xml:space="preserve"> </w:t>
+      </w:r>
+      <w:r>
+        <w:rPr>
+          <w:rFonts w:ascii="David" w:cs="David" w:eastAsia="David" w:hAnsi="David"/>
+          <w:sz w:val="22"/>
+          <w:szCs w:val="22"/>
+          <w:rtl w:val="1"/>
+        </w:rPr>
+        <w:t xml:space="preserve">עבודה</w:t>
+      </w:r>
+      <w:r>
+        <w:rPr>
+          <w:rFonts w:ascii="David" w:cs="David" w:eastAsia="David" w:hAnsi="David"/>
+          <w:sz w:val="22"/>
+          <w:szCs w:val="22"/>
+          <w:rtl w:val="1"/>
+        </w:rPr>
+        <w:t xml:space="preserve"> </w:t>
+      </w:r>
+      <w:r>
+        <w:rPr>
+          <w:rFonts w:ascii="David" w:cs="David" w:eastAsia="David" w:hAnsi="David"/>
+          <w:sz w:val="22"/>
+          <w:szCs w:val="22"/>
+          <w:rtl w:val="1"/>
+        </w:rPr>
+        <w:t xml:space="preserve">של</w:t>
+      </w:r>
+      <w:r>
+        <w:rPr>
+          <w:rFonts w:ascii="David" w:cs="David" w:eastAsia="David" w:hAnsi="David"/>
+          <w:sz w:val="22"/>
+          <w:szCs w:val="22"/>
+          <w:rtl w:val="1"/>
+        </w:rPr>
+        <w:t xml:space="preserve"> </w:t>
+      </w:r>
+      <w:r>
+        <w:rPr>
+          <w:rFonts w:ascii="David" w:cs="David" w:eastAsia="David" w:hAnsi="David"/>
+          <w:sz w:val="22"/>
+          <w:szCs w:val="22"/>
+          <w:rtl w:val="1"/>
+        </w:rPr>
+        <w:t xml:space="preserve">שבועות</w:t>
+      </w:r>
+      <w:r>
+        <w:rPr>
+          <w:rFonts w:ascii="David" w:cs="David" w:eastAsia="David" w:hAnsi="David"/>
+          <w:sz w:val="22"/>
+          <w:szCs w:val="22"/>
+          <w:rtl w:val="0"/>
+        </w:rPr>
+        <w:t xml:space="preserve">.</w:t>
+      </w:r>
+    </w:p>
+    <w:p>
+      <w:pPr>
+        <w:spacing w:after="240" w:before="240" w:line="300" w:lineRule="auto"/>
+        <w:jc w:val="right"/>
+        <w:rPr>
+          <w:rFonts w:ascii="David" w:cs="David" w:eastAsia="David" w:hAnsi="David"/>
+          <w:sz w:val="22"/>
+          <w:szCs w:val="22"/>
+        </w:rPr>
+      </w:pPr>
+      <w:r>
+        <w:rPr>
+          <w:rFonts w:ascii="David" w:cs="David" w:eastAsia="David" w:hAnsi="David"/>
+          <w:b w:val="1"/>
+          <w:bCs w:val="1"/>
+          <w:sz w:val="22"/>
+          <w:szCs w:val="22"/>
+          <w:rtl w:val="0"/>
+        </w:rPr>
+        <w:t xml:space="preserve">context switching</w:t>
+      </w:r>
+      <w:r>
+        <w:rPr>
+          <w:rtl w:val="0"/>
+        </w:rPr>
+      </w:r>
+      <w:r>
+        <w:rPr>
+          <w:rFonts w:ascii="David" w:cs="David" w:eastAsia="David" w:hAnsi="David"/>
+          <w:sz w:val="22"/>
+          <w:szCs w:val="22"/>
+          <w:rtl w:val="0"/>
+        </w:rPr>
+        <w:t xml:space="preserve"> - </w:t>
+      </w:r>
+      <w:r>
+        <w:rPr>
+          <w:rFonts w:ascii="David" w:cs="David" w:eastAsia="David" w:hAnsi="David"/>
+          <w:sz w:val="22"/>
+          <w:szCs w:val="22"/>
+          <w:rtl w:val="1"/>
+        </w:rPr>
+        <w:t xml:space="preserve">שמירת</w:t>
+      </w:r>
+      <w:r>
+        <w:rPr>
+          <w:rFonts w:ascii="David" w:cs="David" w:eastAsia="David" w:hAnsi="David"/>
+          <w:sz w:val="22"/>
+          <w:szCs w:val="22"/>
+          <w:rtl w:val="1"/>
+        </w:rPr>
+        <w:t xml:space="preserve"> </w:t>
+      </w:r>
+      <w:r>
+        <w:rPr>
+          <w:rFonts w:ascii="David" w:cs="David" w:eastAsia="David" w:hAnsi="David"/>
+          <w:sz w:val="22"/>
+          <w:szCs w:val="22"/>
+          <w:rtl w:val="1"/>
+        </w:rPr>
+        <w:t xml:space="preserve">מצב</w:t>
+      </w:r>
+      <w:r>
+        <w:rPr>
+          <w:rFonts w:ascii="David" w:cs="David" w:eastAsia="David" w:hAnsi="David"/>
+          <w:sz w:val="22"/>
+          <w:szCs w:val="22"/>
+          <w:rtl w:val="1"/>
+        </w:rPr>
+        <w:t xml:space="preserve"> </w:t>
+      </w:r>
+      <w:r>
+        <w:rPr>
+          <w:rFonts w:ascii="David" w:cs="David" w:eastAsia="David" w:hAnsi="David"/>
+          <w:sz w:val="22"/>
+          <w:szCs w:val="22"/>
+          <w:rtl w:val="1"/>
+        </w:rPr>
+        <w:t xml:space="preserve">המעבד</w:t>
+      </w:r>
+      <w:r>
+        <w:rPr>
+          <w:rFonts w:ascii="David" w:cs="David" w:eastAsia="David" w:hAnsi="David"/>
+          <w:sz w:val="22"/>
+          <w:szCs w:val="22"/>
+          <w:rtl w:val="1"/>
+        </w:rPr>
+        <w:t xml:space="preserve"> (</w:t>
+      </w:r>
+      <w:r>
+        <w:rPr>
+          <w:rFonts w:ascii="David" w:cs="David" w:eastAsia="David" w:hAnsi="David"/>
+          <w:sz w:val="22"/>
+          <w:szCs w:val="22"/>
+          <w:rtl w:val="1"/>
+        </w:rPr>
+        <w:t xml:space="preserve">רגיסטרים</w:t>
+      </w:r>
+      <w:r>
+        <w:rPr>
+          <w:rFonts w:ascii="David" w:cs="David" w:eastAsia="David" w:hAnsi="David"/>
+          <w:sz w:val="22"/>
+          <w:szCs w:val="22"/>
+          <w:rtl w:val="1"/>
+        </w:rPr>
+        <w:t xml:space="preserve">, </w:t>
+      </w:r>
+      <w:r>
+        <w:rPr>
+          <w:rFonts w:ascii="David" w:cs="David" w:eastAsia="David" w:hAnsi="David"/>
+          <w:sz w:val="22"/>
+          <w:szCs w:val="22"/>
+          <w:rtl w:val="1"/>
+        </w:rPr>
+        <w:t xml:space="preserve">מצביע</w:t>
+      </w:r>
+      <w:r>
+        <w:rPr>
+          <w:rFonts w:ascii="David" w:cs="David" w:eastAsia="David" w:hAnsi="David"/>
+          <w:sz w:val="22"/>
+          <w:szCs w:val="22"/>
+          <w:rtl w:val="1"/>
+        </w:rPr>
+        <w:t xml:space="preserve"> </w:t>
+      </w:r>
+      <w:r>
+        <w:rPr>
+          <w:rFonts w:ascii="David" w:cs="David" w:eastAsia="David" w:hAnsi="David"/>
+          <w:sz w:val="22"/>
+          <w:szCs w:val="22"/>
+          <w:rtl w:val="1"/>
+        </w:rPr>
+        <w:t xml:space="preserve">מחסנית</w:t>
+      </w:r>
+      <w:r>
+        <w:rPr>
+          <w:rFonts w:ascii="David" w:cs="David" w:eastAsia="David" w:hAnsi="David"/>
+          <w:sz w:val="22"/>
+          <w:szCs w:val="22"/>
+          <w:rtl w:val="1"/>
+        </w:rPr>
+        <w:t xml:space="preserve">) </w:t>
+      </w:r>
+      <w:r>
+        <w:rPr>
+          <w:rFonts w:ascii="David" w:cs="David" w:eastAsia="David" w:hAnsi="David"/>
+          <w:sz w:val="22"/>
+          <w:szCs w:val="22"/>
+          <w:rtl w:val="1"/>
+        </w:rPr>
+        <w:t xml:space="preserve">של</w:t>
+      </w:r>
+      <w:r>
+        <w:rPr>
+          <w:rFonts w:ascii="David" w:cs="David" w:eastAsia="David" w:hAnsi="David"/>
+          <w:sz w:val="22"/>
+          <w:szCs w:val="22"/>
+          <w:rtl w:val="1"/>
+        </w:rPr>
+        <w:t xml:space="preserve"> </w:t>
+      </w:r>
+      <w:r>
+        <w:rPr>
+          <w:rFonts w:ascii="David" w:cs="David" w:eastAsia="David" w:hAnsi="David"/>
+          <w:sz w:val="22"/>
+          <w:szCs w:val="22"/>
+          <w:rtl w:val="1"/>
+        </w:rPr>
+        <w:t xml:space="preserve">תהליך</w:t>
+      </w:r>
+      <w:r>
+        <w:rPr>
+          <w:rFonts w:ascii="David" w:cs="David" w:eastAsia="David" w:hAnsi="David"/>
+          <w:sz w:val="22"/>
+          <w:szCs w:val="22"/>
+          <w:rtl w:val="1"/>
+        </w:rPr>
+        <w:t xml:space="preserve"> </w:t>
+      </w:r>
+      <w:r>
+        <w:rPr>
+          <w:rFonts w:ascii="David" w:cs="David" w:eastAsia="David" w:hAnsi="David"/>
+          <w:sz w:val="22"/>
+          <w:szCs w:val="22"/>
+          <w:rtl w:val="1"/>
+        </w:rPr>
+        <w:t xml:space="preserve">אחד</w:t>
+      </w:r>
+      <w:r>
+        <w:rPr>
+          <w:rFonts w:ascii="David" w:cs="David" w:eastAsia="David" w:hAnsi="David"/>
+          <w:sz w:val="22"/>
+          <w:szCs w:val="22"/>
+          <w:rtl w:val="1"/>
+        </w:rPr>
+        <w:t xml:space="preserve"> </w:t>
+      </w:r>
+      <w:r>
+        <w:rPr>
+          <w:rFonts w:ascii="David" w:cs="David" w:eastAsia="David" w:hAnsi="David"/>
+          <w:sz w:val="22"/>
+          <w:szCs w:val="22"/>
+          <w:rtl w:val="1"/>
+        </w:rPr>
+        <w:t xml:space="preserve">וטעינת</w:t>
+      </w:r>
+      <w:r>
+        <w:rPr>
+          <w:rFonts w:ascii="David" w:cs="David" w:eastAsia="David" w:hAnsi="David"/>
+          <w:sz w:val="22"/>
+          <w:szCs w:val="22"/>
+          <w:rtl w:val="1"/>
+        </w:rPr>
+        <w:t xml:space="preserve"> </w:t>
+      </w:r>
+      <w:r>
+        <w:rPr>
+          <w:rFonts w:ascii="David" w:cs="David" w:eastAsia="David" w:hAnsi="David"/>
+          <w:sz w:val="22"/>
+          <w:szCs w:val="22"/>
+          <w:rtl w:val="1"/>
+        </w:rPr>
+        <w:t xml:space="preserve">המצב</w:t>
+      </w:r>
+      <w:r>
+        <w:rPr>
+          <w:rFonts w:ascii="David" w:cs="David" w:eastAsia="David" w:hAnsi="David"/>
+          <w:sz w:val="22"/>
+          <w:szCs w:val="22"/>
+          <w:rtl w:val="1"/>
+        </w:rPr>
+        <w:t xml:space="preserve"> </w:t>
+      </w:r>
+      <w:r>
+        <w:rPr>
+          <w:rFonts w:ascii="David" w:cs="David" w:eastAsia="David" w:hAnsi="David"/>
+          <w:sz w:val="22"/>
+          <w:szCs w:val="22"/>
+          <w:rtl w:val="1"/>
+        </w:rPr>
+        <w:t xml:space="preserve">של</w:t>
+      </w:r>
+      <w:r>
+        <w:rPr>
+          <w:rFonts w:ascii="David" w:cs="David" w:eastAsia="David" w:hAnsi="David"/>
+          <w:sz w:val="22"/>
+          <w:szCs w:val="22"/>
+          <w:rtl w:val="1"/>
+        </w:rPr>
+        <w:t xml:space="preserve"> </w:t>
+      </w:r>
+      <w:r>
+        <w:rPr>
+          <w:rFonts w:ascii="David" w:cs="David" w:eastAsia="David" w:hAnsi="David"/>
+          <w:sz w:val="22"/>
+          <w:szCs w:val="22"/>
+          <w:rtl w:val="1"/>
+        </w:rPr>
+        <w:t xml:space="preserve">אחר</w:t>
+      </w:r>
+      <w:r>
+        <w:rPr>
+          <w:rFonts w:ascii="David" w:cs="David" w:eastAsia="David" w:hAnsi="David"/>
+          <w:sz w:val="22"/>
+          <w:szCs w:val="22"/>
+          <w:rtl w:val="0"/>
+        </w:rPr>
+        <w:t xml:space="preserve">.</w:t>
+      </w:r>
+    </w:p>
+    <w:p>
+      <w:pPr>
+        <w:spacing w:after="240" w:before="240" w:line="300" w:lineRule="auto"/>
+        <w:jc w:val="right"/>
+        <w:rPr>
+          <w:rFonts w:ascii="David" w:cs="David" w:eastAsia="David" w:hAnsi="David"/>
+          <w:sz w:val="22"/>
+          <w:szCs w:val="22"/>
+        </w:rPr>
+      </w:pPr>
+      <w:r>
+        <w:rPr>
+          <w:rFonts w:ascii="David" w:cs="David" w:eastAsia="David" w:hAnsi="David"/>
+          <w:b w:val="1"/>
+          <w:bCs w:val="1"/>
+          <w:sz w:val="22"/>
+          <w:szCs w:val="22"/>
+          <w:rtl w:val="0"/>
+        </w:rPr>
+        <w:t xml:space="preserve">deterministic scheduling</w:t>
+      </w:r>
+      <w:r>
+        <w:rPr>
+          <w:rtl w:val="0"/>
+        </w:rPr>
+      </w:r>
+      <w:r>
+        <w:rPr>
+          <w:rFonts w:ascii="David" w:cs="David" w:eastAsia="David" w:hAnsi="David"/>
+          <w:sz w:val="22"/>
+          <w:szCs w:val="22"/>
+          <w:rtl w:val="0"/>
+        </w:rPr>
+        <w:t xml:space="preserve"> - </w:t>
+      </w:r>
+      <w:r>
+        <w:rPr>
+          <w:rFonts w:ascii="David" w:cs="David" w:eastAsia="David" w:hAnsi="David"/>
+          <w:sz w:val="22"/>
+          <w:szCs w:val="22"/>
+          <w:rtl w:val="1"/>
+        </w:rPr>
+        <w:t xml:space="preserve">תזמון</w:t>
+      </w:r>
+      <w:r>
+        <w:rPr>
+          <w:rFonts w:ascii="David" w:cs="David" w:eastAsia="David" w:hAnsi="David"/>
+          <w:sz w:val="22"/>
+          <w:szCs w:val="22"/>
+          <w:rtl w:val="1"/>
+        </w:rPr>
+        <w:t xml:space="preserve"> </w:t>
+      </w:r>
+      <w:r>
+        <w:rPr>
+          <w:rFonts w:ascii="David" w:cs="David" w:eastAsia="David" w:hAnsi="David"/>
+          <w:sz w:val="22"/>
+          <w:szCs w:val="22"/>
+          <w:rtl w:val="1"/>
+        </w:rPr>
+        <w:t xml:space="preserve">שבו</w:t>
+      </w:r>
+      <w:r>
+        <w:rPr>
+          <w:rFonts w:ascii="David" w:cs="David" w:eastAsia="David" w:hAnsi="David"/>
+          <w:sz w:val="22"/>
+          <w:szCs w:val="22"/>
+          <w:rtl w:val="1"/>
+        </w:rPr>
+        <w:t xml:space="preserve"> </w:t>
+      </w:r>
+      <w:r>
+        <w:rPr>
+          <w:rFonts w:ascii="David" w:cs="David" w:eastAsia="David" w:hAnsi="David"/>
+          <w:sz w:val="22"/>
+          <w:szCs w:val="22"/>
+          <w:rtl w:val="1"/>
+        </w:rPr>
+        <w:t xml:space="preserve">זמן</w:t>
+      </w:r>
+      <w:r>
+        <w:rPr>
+          <w:rFonts w:ascii="David" w:cs="David" w:eastAsia="David" w:hAnsi="David"/>
+          <w:sz w:val="22"/>
+          <w:szCs w:val="22"/>
+          <w:rtl w:val="1"/>
+        </w:rPr>
+        <w:t xml:space="preserve"> </w:t>
+      </w:r>
+      <w:r>
+        <w:rPr>
+          <w:rFonts w:ascii="David" w:cs="David" w:eastAsia="David" w:hAnsi="David"/>
+          <w:sz w:val="22"/>
+          <w:szCs w:val="22"/>
+          <w:rtl w:val="1"/>
+        </w:rPr>
+        <w:t xml:space="preserve">התגובה</w:t>
+      </w:r>
+      <w:r>
+        <w:rPr>
+          <w:rFonts w:ascii="David" w:cs="David" w:eastAsia="David" w:hAnsi="David"/>
+          <w:sz w:val="22"/>
+          <w:szCs w:val="22"/>
+          <w:rtl w:val="1"/>
+        </w:rPr>
+        <w:t xml:space="preserve"> </w:t>
+      </w:r>
+      <w:r>
+        <w:rPr>
+          <w:rFonts w:ascii="David" w:cs="David" w:eastAsia="David" w:hAnsi="David"/>
+          <w:sz w:val="22"/>
+          <w:szCs w:val="22"/>
+          <w:rtl w:val="1"/>
+        </w:rPr>
+        <w:t xml:space="preserve">חסום</w:t>
+      </w:r>
+      <w:r>
+        <w:rPr>
+          <w:rFonts w:ascii="David" w:cs="David" w:eastAsia="David" w:hAnsi="David"/>
+          <w:sz w:val="22"/>
+          <w:szCs w:val="22"/>
+          <w:rtl w:val="1"/>
+        </w:rPr>
+        <w:t xml:space="preserve"> </w:t>
+      </w:r>
+      <w:r>
+        <w:rPr>
+          <w:rFonts w:ascii="David" w:cs="David" w:eastAsia="David" w:hAnsi="David"/>
+          <w:sz w:val="22"/>
+          <w:szCs w:val="22"/>
+          <w:rtl w:val="1"/>
+        </w:rPr>
+        <w:t xml:space="preserve">וצפוי</w:t>
+      </w:r>
+      <w:r>
+        <w:rPr>
+          <w:rFonts w:ascii="David" w:cs="David" w:eastAsia="David" w:hAnsi="David"/>
+          <w:sz w:val="22"/>
+          <w:szCs w:val="22"/>
+          <w:rtl w:val="1"/>
+        </w:rPr>
+        <w:t xml:space="preserve">, </w:t>
+      </w:r>
+      <w:r>
+        <w:rPr>
+          <w:rFonts w:ascii="David" w:cs="David" w:eastAsia="David" w:hAnsi="David"/>
+          <w:sz w:val="22"/>
+          <w:szCs w:val="22"/>
+          <w:rtl w:val="1"/>
+        </w:rPr>
+        <w:t xml:space="preserve">לא</w:t>
+      </w:r>
+      <w:r>
+        <w:rPr>
+          <w:rFonts w:ascii="David" w:cs="David" w:eastAsia="David" w:hAnsi="David"/>
+          <w:sz w:val="22"/>
+          <w:szCs w:val="22"/>
+          <w:rtl w:val="1"/>
+        </w:rPr>
+        <w:t xml:space="preserve"> </w:t>
+      </w:r>
+      <w:r>
+        <w:rPr>
+          <w:rFonts w:ascii="David" w:cs="David" w:eastAsia="David" w:hAnsi="David"/>
+          <w:sz w:val="22"/>
+          <w:szCs w:val="22"/>
+          <w:rtl w:val="1"/>
+        </w:rPr>
+        <w:t xml:space="preserve">רק</w:t>
+      </w:r>
+      <w:r>
+        <w:rPr>
+          <w:rFonts w:ascii="David" w:cs="David" w:eastAsia="David" w:hAnsi="David"/>
+          <w:sz w:val="22"/>
+          <w:szCs w:val="22"/>
+          <w:rtl w:val="1"/>
+        </w:rPr>
+        <w:t xml:space="preserve"> </w:t>
+      </w:r>
+      <w:r>
+        <w:rPr>
+          <w:rFonts w:ascii="David" w:cs="David" w:eastAsia="David" w:hAnsi="David"/>
+          <w:sz w:val="22"/>
+          <w:szCs w:val="22"/>
+          <w:rtl w:val="1"/>
+        </w:rPr>
+        <w:t xml:space="preserve">מהיר</w:t>
+      </w:r>
+      <w:r>
+        <w:rPr>
+          <w:rFonts w:ascii="David" w:cs="David" w:eastAsia="David" w:hAnsi="David"/>
+          <w:sz w:val="22"/>
+          <w:szCs w:val="22"/>
+          <w:rtl w:val="1"/>
+        </w:rPr>
+        <w:t xml:space="preserve"> </w:t>
+      </w:r>
+      <w:r>
+        <w:rPr>
+          <w:rFonts w:ascii="David" w:cs="David" w:eastAsia="David" w:hAnsi="David"/>
+          <w:sz w:val="22"/>
+          <w:szCs w:val="22"/>
+          <w:rtl w:val="1"/>
+        </w:rPr>
+        <w:t xml:space="preserve">בממוצע</w:t>
+      </w:r>
+      <w:r>
+        <w:rPr>
+          <w:rFonts w:ascii="David" w:cs="David" w:eastAsia="David" w:hAnsi="David"/>
+          <w:sz w:val="22"/>
+          <w:szCs w:val="22"/>
+          <w:rtl w:val="1"/>
+        </w:rPr>
+        <w:t xml:space="preserve">. </w:t>
+      </w:r>
+      <w:r>
+        <w:rPr>
+          <w:rFonts w:ascii="David" w:cs="David" w:eastAsia="David" w:hAnsi="David"/>
+          <w:sz w:val="22"/>
+          <w:szCs w:val="22"/>
+          <w:rtl w:val="1"/>
+        </w:rPr>
+        <w:t xml:space="preserve">ההבדל</w:t>
+      </w:r>
+      <w:r>
+        <w:rPr>
+          <w:rFonts w:ascii="David" w:cs="David" w:eastAsia="David" w:hAnsi="David"/>
+          <w:sz w:val="22"/>
+          <w:szCs w:val="22"/>
+          <w:rtl w:val="1"/>
+        </w:rPr>
+        <w:t xml:space="preserve"> </w:t>
+      </w:r>
+      <w:r>
+        <w:rPr>
+          <w:rFonts w:ascii="David" w:cs="David" w:eastAsia="David" w:hAnsi="David"/>
+          <w:sz w:val="22"/>
+          <w:szCs w:val="22"/>
+          <w:rtl w:val="1"/>
+        </w:rPr>
+        <w:t xml:space="preserve">קריטי</w:t>
+      </w:r>
+      <w:r>
+        <w:rPr>
+          <w:rFonts w:ascii="David" w:cs="David" w:eastAsia="David" w:hAnsi="David"/>
+          <w:sz w:val="22"/>
+          <w:szCs w:val="22"/>
+          <w:rtl w:val="1"/>
+        </w:rPr>
+        <w:t xml:space="preserve">: </w:t>
+      </w:r>
+      <w:r>
+        <w:rPr>
+          <w:rFonts w:ascii="David" w:cs="David" w:eastAsia="David" w:hAnsi="David"/>
+          <w:sz w:val="22"/>
+          <w:szCs w:val="22"/>
+          <w:rtl w:val="1"/>
+        </w:rPr>
+        <w:t xml:space="preserve">מערכת</w:t>
+      </w:r>
+      <w:r>
+        <w:rPr>
+          <w:rFonts w:ascii="David" w:cs="David" w:eastAsia="David" w:hAnsi="David"/>
+          <w:sz w:val="22"/>
+          <w:szCs w:val="22"/>
+          <w:rtl w:val="1"/>
+        </w:rPr>
+        <w:t xml:space="preserve"> </w:t>
+      </w:r>
+      <w:r>
+        <w:rPr>
+          <w:rFonts w:ascii="David" w:cs="David" w:eastAsia="David" w:hAnsi="David"/>
+          <w:sz w:val="22"/>
+          <w:szCs w:val="22"/>
+          <w:rtl w:val="1"/>
+        </w:rPr>
+        <w:t xml:space="preserve">יכולה</w:t>
+      </w:r>
+      <w:r>
+        <w:rPr>
+          <w:rFonts w:ascii="David" w:cs="David" w:eastAsia="David" w:hAnsi="David"/>
+          <w:sz w:val="22"/>
+          <w:szCs w:val="22"/>
+          <w:rtl w:val="1"/>
+        </w:rPr>
+        <w:t xml:space="preserve"> </w:t>
+      </w:r>
+      <w:r>
+        <w:rPr>
+          <w:rFonts w:ascii="David" w:cs="David" w:eastAsia="David" w:hAnsi="David"/>
+          <w:sz w:val="22"/>
+          <w:szCs w:val="22"/>
+          <w:rtl w:val="1"/>
+        </w:rPr>
+        <w:t xml:space="preserve">להיות</w:t>
+      </w:r>
+      <w:r>
+        <w:rPr>
+          <w:rFonts w:ascii="David" w:cs="David" w:eastAsia="David" w:hAnsi="David"/>
+          <w:sz w:val="22"/>
+          <w:szCs w:val="22"/>
+          <w:rtl w:val="1"/>
+        </w:rPr>
+        <w:t xml:space="preserve"> </w:t>
+      </w:r>
+      <w:r>
+        <w:rPr>
+          <w:rFonts w:ascii="David" w:cs="David" w:eastAsia="David" w:hAnsi="David"/>
+          <w:sz w:val="22"/>
+          <w:szCs w:val="22"/>
+          <w:rtl w:val="1"/>
+        </w:rPr>
+        <w:t xml:space="preserve">מהירה</w:t>
+      </w:r>
+      <w:r>
+        <w:rPr>
+          <w:rFonts w:ascii="David" w:cs="David" w:eastAsia="David" w:hAnsi="David"/>
+          <w:sz w:val="22"/>
+          <w:szCs w:val="22"/>
+          <w:rtl w:val="1"/>
+        </w:rPr>
+        <w:t xml:space="preserve"> </w:t>
+      </w:r>
+      <w:r>
+        <w:rPr>
+          <w:rFonts w:ascii="David" w:cs="David" w:eastAsia="David" w:hAnsi="David"/>
+          <w:sz w:val="22"/>
+          <w:szCs w:val="22"/>
+          <w:rtl w:val="1"/>
+        </w:rPr>
+        <w:t xml:space="preserve">מאוד</w:t>
+      </w:r>
+      <w:r>
+        <w:rPr>
+          <w:rFonts w:ascii="David" w:cs="David" w:eastAsia="David" w:hAnsi="David"/>
+          <w:sz w:val="22"/>
+          <w:szCs w:val="22"/>
+          <w:rtl w:val="1"/>
+        </w:rPr>
+        <w:t xml:space="preserve"> </w:t>
+      </w:r>
+      <w:r>
+        <w:rPr>
+          <w:rFonts w:ascii="David" w:cs="David" w:eastAsia="David" w:hAnsi="David"/>
+          <w:sz w:val="22"/>
+          <w:szCs w:val="22"/>
+          <w:rtl w:val="1"/>
+        </w:rPr>
+        <w:t xml:space="preserve">בממוצע</w:t>
+      </w:r>
+      <w:r>
+        <w:rPr>
+          <w:rFonts w:ascii="David" w:cs="David" w:eastAsia="David" w:hAnsi="David"/>
+          <w:sz w:val="22"/>
+          <w:szCs w:val="22"/>
+          <w:rtl w:val="1"/>
+        </w:rPr>
+        <w:t xml:space="preserve"> </w:t>
+      </w:r>
+      <w:r>
+        <w:rPr>
+          <w:rFonts w:ascii="David" w:cs="David" w:eastAsia="David" w:hAnsi="David"/>
+          <w:sz w:val="22"/>
+          <w:szCs w:val="22"/>
+          <w:rtl w:val="1"/>
+        </w:rPr>
+        <w:t xml:space="preserve">ועדיין</w:t>
+      </w:r>
+      <w:r>
+        <w:rPr>
+          <w:rFonts w:ascii="David" w:cs="David" w:eastAsia="David" w:hAnsi="David"/>
+          <w:sz w:val="22"/>
+          <w:szCs w:val="22"/>
+          <w:rtl w:val="1"/>
+        </w:rPr>
+        <w:t xml:space="preserve"> </w:t>
+      </w:r>
+      <w:r>
+        <w:rPr>
+          <w:rFonts w:ascii="David" w:cs="David" w:eastAsia="David" w:hAnsi="David"/>
+          <w:sz w:val="22"/>
+          <w:szCs w:val="22"/>
+          <w:rtl w:val="1"/>
+        </w:rPr>
+        <w:t xml:space="preserve">לפספס</w:t>
+      </w:r>
+      <w:r>
+        <w:rPr>
+          <w:rFonts w:ascii="David" w:cs="David" w:eastAsia="David" w:hAnsi="David"/>
+          <w:sz w:val="22"/>
+          <w:szCs w:val="22"/>
+          <w:rtl w:val="1"/>
+        </w:rPr>
+        <w:t xml:space="preserve"> </w:t>
+      </w:r>
+      <w:r>
+        <w:rPr>
+          <w:rFonts w:ascii="David" w:cs="David" w:eastAsia="David" w:hAnsi="David"/>
+          <w:sz w:val="22"/>
+          <w:szCs w:val="22"/>
+          <w:rtl w:val="1"/>
+        </w:rPr>
+        <w:t xml:space="preserve">פריים</w:t>
+      </w:r>
+      <w:r>
+        <w:rPr>
+          <w:rFonts w:ascii="David" w:cs="David" w:eastAsia="David" w:hAnsi="David"/>
+          <w:sz w:val="22"/>
+          <w:szCs w:val="22"/>
+          <w:rtl w:val="1"/>
+        </w:rPr>
+        <w:t xml:space="preserve"> </w:t>
+      </w:r>
+      <w:r>
+        <w:rPr>
+          <w:rFonts w:ascii="David" w:cs="David" w:eastAsia="David" w:hAnsi="David"/>
+          <w:sz w:val="22"/>
+          <w:szCs w:val="22"/>
+          <w:rtl w:val="1"/>
+        </w:rPr>
+        <w:t xml:space="preserve">אחד</w:t>
+      </w:r>
+      <w:r>
+        <w:rPr>
+          <w:rFonts w:ascii="David" w:cs="David" w:eastAsia="David" w:hAnsi="David"/>
+          <w:sz w:val="22"/>
+          <w:szCs w:val="22"/>
+          <w:rtl w:val="1"/>
+        </w:rPr>
+        <w:t xml:space="preserve"> </w:t>
+      </w:r>
+      <w:r>
+        <w:rPr>
+          <w:rFonts w:ascii="David" w:cs="David" w:eastAsia="David" w:hAnsi="David"/>
+          <w:sz w:val="22"/>
+          <w:szCs w:val="22"/>
+          <w:rtl w:val="1"/>
+        </w:rPr>
+        <w:t xml:space="preserve">ממאה</w:t>
+      </w:r>
+      <w:r>
+        <w:rPr>
+          <w:rFonts w:ascii="David" w:cs="David" w:eastAsia="David" w:hAnsi="David"/>
+          <w:sz w:val="22"/>
+          <w:szCs w:val="22"/>
+          <w:rtl w:val="1"/>
+        </w:rPr>
+        <w:t xml:space="preserve">, </w:t>
+      </w:r>
+      <w:r>
+        <w:rPr>
+          <w:rFonts w:ascii="David" w:cs="David" w:eastAsia="David" w:hAnsi="David"/>
+          <w:sz w:val="22"/>
+          <w:szCs w:val="22"/>
+          <w:rtl w:val="1"/>
+        </w:rPr>
+        <w:t xml:space="preserve">וזה</w:t>
+      </w:r>
+      <w:r>
+        <w:rPr>
+          <w:rFonts w:ascii="David" w:cs="David" w:eastAsia="David" w:hAnsi="David"/>
+          <w:sz w:val="22"/>
+          <w:szCs w:val="22"/>
+          <w:rtl w:val="1"/>
+        </w:rPr>
+        <w:t xml:space="preserve"> </w:t>
+      </w:r>
+      <w:r>
+        <w:rPr>
+          <w:rFonts w:ascii="David" w:cs="David" w:eastAsia="David" w:hAnsi="David"/>
+          <w:sz w:val="22"/>
+          <w:szCs w:val="22"/>
+          <w:rtl w:val="1"/>
+        </w:rPr>
+        <w:t xml:space="preserve">בדיוק</w:t>
+      </w:r>
+      <w:r>
+        <w:rPr>
+          <w:rFonts w:ascii="David" w:cs="David" w:eastAsia="David" w:hAnsi="David"/>
+          <w:sz w:val="22"/>
+          <w:szCs w:val="22"/>
+          <w:rtl w:val="1"/>
+        </w:rPr>
+        <w:t xml:space="preserve"> </w:t>
+      </w:r>
+      <w:r>
+        <w:rPr>
+          <w:rFonts w:ascii="David" w:cs="David" w:eastAsia="David" w:hAnsi="David"/>
+          <w:sz w:val="22"/>
+          <w:szCs w:val="22"/>
+          <w:rtl w:val="1"/>
+        </w:rPr>
+        <w:t xml:space="preserve">מה</w:t>
+      </w:r>
+      <w:r>
+        <w:rPr>
+          <w:rFonts w:ascii="David" w:cs="David" w:eastAsia="David" w:hAnsi="David"/>
+          <w:sz w:val="22"/>
+          <w:szCs w:val="22"/>
+          <w:rtl w:val="1"/>
+        </w:rPr>
+        <w:t xml:space="preserve"> </w:t>
+      </w:r>
+      <w:r>
+        <w:rPr>
+          <w:rFonts w:ascii="David" w:cs="David" w:eastAsia="David" w:hAnsi="David"/>
+          <w:sz w:val="22"/>
+          <w:szCs w:val="22"/>
+          <w:rtl w:val="1"/>
+        </w:rPr>
+        <w:t xml:space="preserve">שנראה</w:t>
+      </w:r>
+      <w:r>
+        <w:rPr>
+          <w:rFonts w:ascii="David" w:cs="David" w:eastAsia="David" w:hAnsi="David"/>
+          <w:sz w:val="22"/>
+          <w:szCs w:val="22"/>
+          <w:rtl w:val="1"/>
+        </w:rPr>
+        <w:t xml:space="preserve"> </w:t>
+      </w:r>
+      <w:r>
+        <w:rPr>
+          <w:rFonts w:ascii="David" w:cs="David" w:eastAsia="David" w:hAnsi="David"/>
+          <w:sz w:val="22"/>
+          <w:szCs w:val="22"/>
+          <w:rtl w:val="1"/>
+        </w:rPr>
+        <w:t xml:space="preserve">כגמגום</w:t>
+      </w:r>
+      <w:r>
+        <w:rPr>
+          <w:rFonts w:ascii="David" w:cs="David" w:eastAsia="David" w:hAnsi="David"/>
+          <w:sz w:val="22"/>
+          <w:szCs w:val="22"/>
+          <w:rtl w:val="0"/>
+        </w:rPr>
+        <w:t xml:space="preserve">.</w:t>
+      </w:r>
+    </w:p>
+    <w:p>
+      <w:pPr>
+        <w:spacing w:after="240" w:before="240" w:line="300" w:lineRule="auto"/>
+        <w:jc w:val="right"/>
+        <w:rPr>
+          <w:rFonts w:ascii="David" w:cs="David" w:eastAsia="David" w:hAnsi="David"/>
+          <w:sz w:val="22"/>
+          <w:szCs w:val="22"/>
+        </w:rPr>
+      </w:pPr>
+      <w:r>
+        <w:rPr>
+          <w:rFonts w:ascii="David" w:cs="David" w:eastAsia="David" w:hAnsi="David"/>
+          <w:b w:val="1"/>
+          <w:bCs w:val="1"/>
+          <w:sz w:val="22"/>
+          <w:szCs w:val="22"/>
+          <w:rtl w:val="0"/>
+        </w:rPr>
+        <w:t xml:space="preserve">linker script</w:t>
+      </w:r>
+      <w:r>
+        <w:rPr>
+          <w:rtl w:val="0"/>
+        </w:rPr>
+      </w:r>
+      <w:r>
+        <w:rPr>
+          <w:rFonts w:ascii="David" w:cs="David" w:eastAsia="David" w:hAnsi="David"/>
+          <w:sz w:val="22"/>
+          <w:szCs w:val="22"/>
+          <w:rtl w:val="0"/>
+        </w:rPr>
+        <w:t xml:space="preserve"> - </w:t>
+      </w:r>
+      <w:r>
+        <w:rPr>
+          <w:rFonts w:ascii="David" w:cs="David" w:eastAsia="David" w:hAnsi="David"/>
+          <w:sz w:val="22"/>
+          <w:szCs w:val="22"/>
+          <w:rtl w:val="1"/>
+        </w:rPr>
+        <w:t xml:space="preserve">קובץ</w:t>
+      </w:r>
+      <w:r>
+        <w:rPr>
+          <w:rFonts w:ascii="David" w:cs="David" w:eastAsia="David" w:hAnsi="David"/>
+          <w:sz w:val="22"/>
+          <w:szCs w:val="22"/>
+          <w:rtl w:val="1"/>
+        </w:rPr>
+        <w:t xml:space="preserve"> </w:t>
+      </w:r>
+      <w:r>
+        <w:rPr>
+          <w:rFonts w:ascii="David" w:cs="David" w:eastAsia="David" w:hAnsi="David"/>
+          <w:sz w:val="22"/>
+          <w:szCs w:val="22"/>
+          <w:rtl w:val="1"/>
+        </w:rPr>
+        <w:t xml:space="preserve">שמורה</w:t>
+      </w:r>
+      <w:r>
+        <w:rPr>
+          <w:rFonts w:ascii="David" w:cs="David" w:eastAsia="David" w:hAnsi="David"/>
+          <w:sz w:val="22"/>
+          <w:szCs w:val="22"/>
+          <w:rtl w:val="1"/>
+        </w:rPr>
+        <w:t xml:space="preserve"> </w:t>
+      </w:r>
+      <w:r>
+        <w:rPr>
+          <w:rFonts w:ascii="David" w:cs="David" w:eastAsia="David" w:hAnsi="David"/>
+          <w:sz w:val="22"/>
+          <w:szCs w:val="22"/>
+          <w:rtl w:val="1"/>
+        </w:rPr>
+        <w:t xml:space="preserve">ל</w:t>
+      </w:r>
+      <w:r>
+        <w:rPr>
+          <w:rFonts w:ascii="David" w:cs="David" w:eastAsia="David" w:hAnsi="David"/>
+          <w:sz w:val="22"/>
+          <w:szCs w:val="22"/>
+          <w:rtl w:val="0"/>
+        </w:rPr>
+        <w:t xml:space="preserve">-</w:t>
+      </w:r>
+      <w:r>
+        <w:rPr>
+          <w:rFonts w:ascii="David" w:cs="David" w:eastAsia="David" w:hAnsi="David"/>
+          <w:sz w:val="22"/>
+          <w:szCs w:val="22"/>
+          <w:rtl w:val="0"/>
+        </w:rPr>
+        <w:t xml:space="preserve">linker</w:t>
+      </w:r>
+      <w:r>
+        <w:rPr>
+          <w:rFonts w:ascii="David" w:cs="David" w:eastAsia="David" w:hAnsi="David"/>
+          <w:sz w:val="22"/>
+          <w:szCs w:val="22"/>
+          <w:rtl w:val="0"/>
+        </w:rPr>
+        <w:t xml:space="preserve"> </w:t>
+      </w:r>
+      <w:r>
+        <w:rPr>
+          <w:rFonts w:ascii="David" w:cs="David" w:eastAsia="David" w:hAnsi="David"/>
+          <w:sz w:val="22"/>
+          <w:szCs w:val="22"/>
+          <w:rtl w:val="1"/>
+        </w:rPr>
+        <w:t xml:space="preserve">איפה</w:t>
+      </w:r>
+      <w:r>
+        <w:rPr>
+          <w:rFonts w:ascii="David" w:cs="David" w:eastAsia="David" w:hAnsi="David"/>
+          <w:sz w:val="22"/>
+          <w:szCs w:val="22"/>
+          <w:rtl w:val="1"/>
+        </w:rPr>
+        <w:t xml:space="preserve"> </w:t>
+      </w:r>
+      <w:r>
+        <w:rPr>
+          <w:rFonts w:ascii="David" w:cs="David" w:eastAsia="David" w:hAnsi="David"/>
+          <w:sz w:val="22"/>
+          <w:szCs w:val="22"/>
+          <w:rtl w:val="1"/>
+        </w:rPr>
+        <w:t xml:space="preserve">בדיוק</w:t>
+      </w:r>
+      <w:r>
+        <w:rPr>
+          <w:rFonts w:ascii="David" w:cs="David" w:eastAsia="David" w:hAnsi="David"/>
+          <w:sz w:val="22"/>
+          <w:szCs w:val="22"/>
+          <w:rtl w:val="1"/>
+        </w:rPr>
+        <w:t xml:space="preserve"> </w:t>
+      </w:r>
+      <w:r>
+        <w:rPr>
+          <w:rFonts w:ascii="David" w:cs="David" w:eastAsia="David" w:hAnsi="David"/>
+          <w:sz w:val="22"/>
+          <w:szCs w:val="22"/>
+          <w:rtl w:val="1"/>
+        </w:rPr>
+        <w:t xml:space="preserve">למקם</w:t>
+      </w:r>
+      <w:r>
+        <w:rPr>
+          <w:rFonts w:ascii="David" w:cs="David" w:eastAsia="David" w:hAnsi="David"/>
+          <w:sz w:val="22"/>
+          <w:szCs w:val="22"/>
+          <w:rtl w:val="1"/>
+        </w:rPr>
+        <w:t xml:space="preserve"> </w:t>
+      </w:r>
+      <w:r>
+        <w:rPr>
+          <w:rFonts w:ascii="David" w:cs="David" w:eastAsia="David" w:hAnsi="David"/>
+          <w:sz w:val="22"/>
+          <w:szCs w:val="22"/>
+          <w:rtl w:val="1"/>
+        </w:rPr>
+        <w:t xml:space="preserve">כל</w:t>
+      </w:r>
+      <w:r>
+        <w:rPr>
+          <w:rFonts w:ascii="David" w:cs="David" w:eastAsia="David" w:hAnsi="David"/>
+          <w:sz w:val="22"/>
+          <w:szCs w:val="22"/>
+          <w:rtl w:val="1"/>
+        </w:rPr>
+        <w:t xml:space="preserve"> </w:t>
+      </w:r>
+      <w:r>
+        <w:rPr>
+          <w:rFonts w:ascii="David" w:cs="David" w:eastAsia="David" w:hAnsi="David"/>
+          <w:sz w:val="22"/>
+          <w:szCs w:val="22"/>
+          <w:rtl w:val="1"/>
+        </w:rPr>
+        <w:t xml:space="preserve">חלק</w:t>
+      </w:r>
+      <w:r>
+        <w:rPr>
+          <w:rFonts w:ascii="David" w:cs="David" w:eastAsia="David" w:hAnsi="David"/>
+          <w:sz w:val="22"/>
+          <w:szCs w:val="22"/>
+          <w:rtl w:val="1"/>
+        </w:rPr>
+        <w:t xml:space="preserve"> </w:t>
+      </w:r>
+      <w:r>
+        <w:rPr>
+          <w:rFonts w:ascii="David" w:cs="David" w:eastAsia="David" w:hAnsi="David"/>
+          <w:sz w:val="22"/>
+          <w:szCs w:val="22"/>
+          <w:rtl w:val="1"/>
+        </w:rPr>
+        <w:t xml:space="preserve">של</w:t>
+      </w:r>
+      <w:r>
+        <w:rPr>
+          <w:rFonts w:ascii="David" w:cs="David" w:eastAsia="David" w:hAnsi="David"/>
+          <w:sz w:val="22"/>
+          <w:szCs w:val="22"/>
+          <w:rtl w:val="1"/>
+        </w:rPr>
+        <w:t xml:space="preserve"> </w:t>
+      </w:r>
+      <w:r>
+        <w:rPr>
+          <w:rFonts w:ascii="David" w:cs="David" w:eastAsia="David" w:hAnsi="David"/>
+          <w:sz w:val="22"/>
+          <w:szCs w:val="22"/>
+          <w:rtl w:val="1"/>
+        </w:rPr>
+        <w:t xml:space="preserve">הקוד</w:t>
+      </w:r>
+      <w:r>
+        <w:rPr>
+          <w:rFonts w:ascii="David" w:cs="David" w:eastAsia="David" w:hAnsi="David"/>
+          <w:sz w:val="22"/>
+          <w:szCs w:val="22"/>
+          <w:rtl w:val="1"/>
+        </w:rPr>
+        <w:t xml:space="preserve"> </w:t>
+      </w:r>
+      <w:r>
+        <w:rPr>
+          <w:rFonts w:ascii="David" w:cs="David" w:eastAsia="David" w:hAnsi="David"/>
+          <w:sz w:val="22"/>
+          <w:szCs w:val="22"/>
+          <w:rtl w:val="1"/>
+        </w:rPr>
+        <w:t xml:space="preserve">בזיכרון</w:t>
+      </w:r>
+      <w:r>
+        <w:rPr>
+          <w:rFonts w:ascii="David" w:cs="David" w:eastAsia="David" w:hAnsi="David"/>
+          <w:sz w:val="22"/>
+          <w:szCs w:val="22"/>
+          <w:rtl w:val="1"/>
+        </w:rPr>
+        <w:t xml:space="preserve">. </w:t>
+      </w:r>
+      <w:r>
+        <w:rPr>
+          <w:rFonts w:ascii="David" w:cs="David" w:eastAsia="David" w:hAnsi="David"/>
+          <w:sz w:val="22"/>
+          <w:szCs w:val="22"/>
+          <w:rtl w:val="1"/>
+        </w:rPr>
+        <w:t xml:space="preserve">בתוכנית</w:t>
+      </w:r>
+      <w:r>
+        <w:rPr>
+          <w:rFonts w:ascii="David" w:cs="David" w:eastAsia="David" w:hAnsi="David"/>
+          <w:sz w:val="22"/>
+          <w:szCs w:val="22"/>
+          <w:rtl w:val="1"/>
+        </w:rPr>
+        <w:t xml:space="preserve"> </w:t>
+      </w:r>
+      <w:r>
+        <w:rPr>
+          <w:rFonts w:ascii="David" w:cs="David" w:eastAsia="David" w:hAnsi="David"/>
+          <w:sz w:val="22"/>
+          <w:szCs w:val="22"/>
+          <w:rtl w:val="1"/>
+        </w:rPr>
+        <w:t xml:space="preserve">רגילה</w:t>
+      </w:r>
+      <w:r>
+        <w:rPr>
+          <w:rFonts w:ascii="David" w:cs="David" w:eastAsia="David" w:hAnsi="David"/>
+          <w:sz w:val="22"/>
+          <w:szCs w:val="22"/>
+          <w:rtl w:val="1"/>
+        </w:rPr>
+        <w:t xml:space="preserve"> </w:t>
+      </w:r>
+      <w:r>
+        <w:rPr>
+          <w:rFonts w:ascii="David" w:cs="David" w:eastAsia="David" w:hAnsi="David"/>
+          <w:sz w:val="22"/>
+          <w:szCs w:val="22"/>
+          <w:rtl w:val="1"/>
+        </w:rPr>
+        <w:t xml:space="preserve">לא</w:t>
+      </w:r>
+      <w:r>
+        <w:rPr>
+          <w:rFonts w:ascii="David" w:cs="David" w:eastAsia="David" w:hAnsi="David"/>
+          <w:sz w:val="22"/>
+          <w:szCs w:val="22"/>
+          <w:rtl w:val="1"/>
+        </w:rPr>
+        <w:t xml:space="preserve"> </w:t>
+      </w:r>
+      <w:r>
+        <w:rPr>
+          <w:rFonts w:ascii="David" w:cs="David" w:eastAsia="David" w:hAnsi="David"/>
+          <w:sz w:val="22"/>
+          <w:szCs w:val="22"/>
+          <w:rtl w:val="1"/>
+        </w:rPr>
+        <w:t xml:space="preserve">נוגעים</w:t>
+      </w:r>
+      <w:r>
+        <w:rPr>
+          <w:rFonts w:ascii="David" w:cs="David" w:eastAsia="David" w:hAnsi="David"/>
+          <w:sz w:val="22"/>
+          <w:szCs w:val="22"/>
+          <w:rtl w:val="1"/>
+        </w:rPr>
+        <w:t xml:space="preserve"> </w:t>
+      </w:r>
+      <w:r>
+        <w:rPr>
+          <w:rFonts w:ascii="David" w:cs="David" w:eastAsia="David" w:hAnsi="David"/>
+          <w:sz w:val="22"/>
+          <w:szCs w:val="22"/>
+          <w:rtl w:val="1"/>
+        </w:rPr>
+        <w:t xml:space="preserve">בזה</w:t>
+      </w:r>
+      <w:r>
+        <w:rPr>
+          <w:rFonts w:ascii="David" w:cs="David" w:eastAsia="David" w:hAnsi="David"/>
+          <w:sz w:val="22"/>
+          <w:szCs w:val="22"/>
+          <w:rtl w:val="1"/>
+        </w:rPr>
+        <w:t xml:space="preserve">, </w:t>
+      </w:r>
+      <w:r>
+        <w:rPr>
+          <w:rFonts w:ascii="David" w:cs="David" w:eastAsia="David" w:hAnsi="David"/>
+          <w:sz w:val="22"/>
+          <w:szCs w:val="22"/>
+          <w:rtl w:val="1"/>
+        </w:rPr>
+        <w:t xml:space="preserve">בפיתוח</w:t>
+      </w:r>
+      <w:r>
+        <w:rPr>
+          <w:rFonts w:ascii="David" w:cs="David" w:eastAsia="David" w:hAnsi="David"/>
+          <w:sz w:val="22"/>
+          <w:szCs w:val="22"/>
+          <w:rtl w:val="0"/>
+        </w:rPr>
+        <w:t xml:space="preserve"> </w:t>
+      </w:r>
+      <w:r>
+        <w:rPr>
+          <w:rFonts w:ascii="David" w:cs="David" w:eastAsia="David" w:hAnsi="David"/>
+          <w:sz w:val="22"/>
+          <w:szCs w:val="22"/>
+          <w:rtl w:val="0"/>
+        </w:rPr>
+        <w:t xml:space="preserve">kernel</w:t>
+      </w:r>
+      <w:r>
+        <w:rPr>
+          <w:rFonts w:ascii="David" w:cs="David" w:eastAsia="David" w:hAnsi="David"/>
+          <w:sz w:val="22"/>
+          <w:szCs w:val="22"/>
+          <w:rtl w:val="0"/>
+        </w:rPr>
+        <w:t xml:space="preserve"> </w:t>
+      </w:r>
+      <w:r>
+        <w:rPr>
+          <w:rFonts w:ascii="David" w:cs="David" w:eastAsia="David" w:hAnsi="David"/>
+          <w:sz w:val="22"/>
+          <w:szCs w:val="22"/>
+          <w:rtl w:val="1"/>
+        </w:rPr>
+        <w:t xml:space="preserve">אתם</w:t>
+      </w:r>
+      <w:r>
+        <w:rPr>
+          <w:rFonts w:ascii="David" w:cs="David" w:eastAsia="David" w:hAnsi="David"/>
+          <w:sz w:val="22"/>
+          <w:szCs w:val="22"/>
+          <w:rtl w:val="1"/>
+        </w:rPr>
+        <w:t xml:space="preserve"> </w:t>
+      </w:r>
+      <w:r>
+        <w:rPr>
+          <w:rFonts w:ascii="David" w:cs="David" w:eastAsia="David" w:hAnsi="David"/>
+          <w:sz w:val="22"/>
+          <w:szCs w:val="22"/>
+          <w:rtl w:val="1"/>
+        </w:rPr>
+        <w:t xml:space="preserve">קובעים</w:t>
+      </w:r>
+      <w:r>
+        <w:rPr>
+          <w:rFonts w:ascii="David" w:cs="David" w:eastAsia="David" w:hAnsi="David"/>
+          <w:sz w:val="22"/>
+          <w:szCs w:val="22"/>
+          <w:rtl w:val="1"/>
+        </w:rPr>
+        <w:t xml:space="preserve"> </w:t>
+      </w:r>
+      <w:r>
+        <w:rPr>
+          <w:rFonts w:ascii="David" w:cs="David" w:eastAsia="David" w:hAnsi="David"/>
+          <w:sz w:val="22"/>
+          <w:szCs w:val="22"/>
+          <w:rtl w:val="1"/>
+        </w:rPr>
+        <w:t xml:space="preserve">את</w:t>
+      </w:r>
+      <w:r>
+        <w:rPr>
+          <w:rFonts w:ascii="David" w:cs="David" w:eastAsia="David" w:hAnsi="David"/>
+          <w:sz w:val="22"/>
+          <w:szCs w:val="22"/>
+          <w:rtl w:val="1"/>
+        </w:rPr>
+        <w:t xml:space="preserve"> </w:t>
+      </w:r>
+      <w:r>
+        <w:rPr>
+          <w:rFonts w:ascii="David" w:cs="David" w:eastAsia="David" w:hAnsi="David"/>
+          <w:sz w:val="22"/>
+          <w:szCs w:val="22"/>
+          <w:rtl w:val="1"/>
+        </w:rPr>
+        <w:t xml:space="preserve">פריסת</w:t>
+      </w:r>
+      <w:r>
+        <w:rPr>
+          <w:rFonts w:ascii="David" w:cs="David" w:eastAsia="David" w:hAnsi="David"/>
+          <w:sz w:val="22"/>
+          <w:szCs w:val="22"/>
+          <w:rtl w:val="1"/>
+        </w:rPr>
+        <w:t xml:space="preserve"> </w:t>
+      </w:r>
+      <w:r>
+        <w:rPr>
+          <w:rFonts w:ascii="David" w:cs="David" w:eastAsia="David" w:hAnsi="David"/>
+          <w:sz w:val="22"/>
+          <w:szCs w:val="22"/>
+          <w:rtl w:val="1"/>
+        </w:rPr>
+        <w:t xml:space="preserve">הזיכרון</w:t>
+      </w:r>
+      <w:r>
+        <w:rPr>
+          <w:rFonts w:ascii="David" w:cs="David" w:eastAsia="David" w:hAnsi="David"/>
+          <w:sz w:val="22"/>
+          <w:szCs w:val="22"/>
+          <w:rtl w:val="1"/>
+        </w:rPr>
+        <w:t xml:space="preserve"> </w:t>
+      </w:r>
+      <w:r>
+        <w:rPr>
+          <w:rFonts w:ascii="David" w:cs="David" w:eastAsia="David" w:hAnsi="David"/>
+          <w:sz w:val="22"/>
+          <w:szCs w:val="22"/>
+          <w:rtl w:val="1"/>
+        </w:rPr>
+        <w:t xml:space="preserve">בעצמכם</w:t>
+      </w:r>
+      <w:r>
+        <w:rPr>
+          <w:rFonts w:ascii="David" w:cs="David" w:eastAsia="David" w:hAnsi="David"/>
+          <w:sz w:val="22"/>
+          <w:szCs w:val="22"/>
+          <w:rtl w:val="0"/>
+        </w:rPr>
+        <w:t xml:space="preserve">.</w:t>
+      </w:r>
+    </w:p>
+    <w:p>
+      <w:pPr>
+        <w:spacing w:after="240" w:before="240" w:line="300" w:lineRule="auto"/>
+        <w:jc w:val="right"/>
+        <w:rPr>
+          <w:rFonts w:ascii="David" w:cs="David" w:eastAsia="David" w:hAnsi="David"/>
+          <w:sz w:val="22"/>
+          <w:szCs w:val="22"/>
+        </w:rPr>
+      </w:pPr>
+      <w:r>
+        <w:rPr>
+          <w:rFonts w:ascii="David" w:cs="David" w:eastAsia="David" w:hAnsi="David"/>
+          <w:b w:val="1"/>
+          <w:bCs w:val="1"/>
+          <w:sz w:val="22"/>
+          <w:szCs w:val="22"/>
+          <w:rtl w:val="0"/>
+        </w:rPr>
+        <w:t xml:space="preserve">GDB</w:t>
+      </w:r>
+      <w:r>
+        <w:rPr>
+          <w:rtl w:val="0"/>
+        </w:rPr>
+      </w:r>
+      <w:r>
+        <w:rPr>
+          <w:rFonts w:ascii="David" w:cs="David" w:eastAsia="David" w:hAnsi="David"/>
+          <w:sz w:val="22"/>
+          <w:szCs w:val="22"/>
+          <w:rtl w:val="0"/>
+        </w:rPr>
+        <w:t xml:space="preserve"> - </w:t>
+      </w:r>
+      <w:r>
+        <w:rPr>
+          <w:rFonts w:ascii="David" w:cs="David" w:eastAsia="David" w:hAnsi="David"/>
+          <w:sz w:val="22"/>
+          <w:szCs w:val="22"/>
+          <w:rtl w:val="1"/>
+        </w:rPr>
+        <w:t xml:space="preserve">דיבאגר</w:t>
+      </w:r>
+      <w:r>
+        <w:rPr>
+          <w:rFonts w:ascii="David" w:cs="David" w:eastAsia="David" w:hAnsi="David"/>
+          <w:sz w:val="22"/>
+          <w:szCs w:val="22"/>
+          <w:rtl w:val="1"/>
+        </w:rPr>
+        <w:t xml:space="preserve">. </w:t>
+      </w:r>
+      <w:r>
+        <w:rPr>
+          <w:rFonts w:ascii="David" w:cs="David" w:eastAsia="David" w:hAnsi="David"/>
+          <w:sz w:val="22"/>
+          <w:szCs w:val="22"/>
+          <w:rtl w:val="1"/>
+        </w:rPr>
+        <w:t xml:space="preserve">בשילוב</w:t>
+      </w:r>
+      <w:r>
+        <w:rPr>
+          <w:rFonts w:ascii="David" w:cs="David" w:eastAsia="David" w:hAnsi="David"/>
+          <w:sz w:val="22"/>
+          <w:szCs w:val="22"/>
+          <w:rtl w:val="0"/>
+        </w:rPr>
+        <w:t xml:space="preserve"> </w:t>
+      </w:r>
+      <w:r>
+        <w:rPr>
+          <w:rFonts w:ascii="David" w:cs="David" w:eastAsia="David" w:hAnsi="David"/>
+          <w:sz w:val="22"/>
+          <w:szCs w:val="22"/>
+          <w:rtl w:val="0"/>
+        </w:rPr>
+        <w:t xml:space="preserve">QEMU</w:t>
+      </w:r>
+      <w:r>
+        <w:rPr>
+          <w:rFonts w:ascii="David" w:cs="David" w:eastAsia="David" w:hAnsi="David"/>
+          <w:sz w:val="22"/>
+          <w:szCs w:val="22"/>
+          <w:rtl w:val="0"/>
+        </w:rPr>
+        <w:t xml:space="preserve"> (</w:t>
+      </w:r>
+      <w:r>
+        <w:rPr>
+          <w:rFonts w:ascii="David" w:cs="David" w:eastAsia="David" w:hAnsi="David"/>
+          <w:sz w:val="22"/>
+          <w:szCs w:val="22"/>
+          <w:rtl w:val="1"/>
+        </w:rPr>
+        <w:t xml:space="preserve">הדגלים</w:t>
+      </w:r>
+      <w:r>
+        <w:rPr>
+          <w:rFonts w:ascii="David" w:cs="David" w:eastAsia="David" w:hAnsi="David"/>
+          <w:sz w:val="22"/>
+          <w:szCs w:val="22"/>
+          <w:rtl w:val="0"/>
+        </w:rPr>
+        <w:t xml:space="preserve"> </w:t>
+      </w:r>
+      <w:r>
+        <w:rPr>
+          <w:rFonts w:ascii="Roboto Mono" w:cs="Roboto Mono" w:eastAsia="Roboto Mono" w:hAnsi="Roboto Mono"/>
+          <w:color w:val="188038"/>
+          <w:sz w:val="22"/>
+          <w:szCs w:val="22"/>
+          <w:rtl w:val="0"/>
+        </w:rPr>
+        <w:t xml:space="preserve">-s -S</w:t>
+      </w:r>
+      <w:r>
+        <w:rPr>
+          <w:rtl w:val="0"/>
+        </w:rPr>
+      </w:r>
+      <w:r>
+        <w:rPr>
+          <w:rFonts w:ascii="David" w:cs="David" w:eastAsia="David" w:hAnsi="David"/>
+          <w:sz w:val="22"/>
+          <w:szCs w:val="22"/>
+          <w:rtl w:val="0"/>
+        </w:rPr>
+        <w:t xml:space="preserve">) </w:t>
+      </w:r>
+      <w:r>
+        <w:rPr>
+          <w:rFonts w:ascii="David" w:cs="David" w:eastAsia="David" w:hAnsi="David"/>
+          <w:sz w:val="22"/>
+          <w:szCs w:val="22"/>
+          <w:rtl w:val="1"/>
+        </w:rPr>
+        <w:t xml:space="preserve">הוא</w:t>
+      </w:r>
+      <w:r>
+        <w:rPr>
+          <w:rFonts w:ascii="David" w:cs="David" w:eastAsia="David" w:hAnsi="David"/>
+          <w:sz w:val="22"/>
+          <w:szCs w:val="22"/>
+          <w:rtl w:val="1"/>
+        </w:rPr>
+        <w:t xml:space="preserve"> </w:t>
+      </w:r>
+      <w:r>
+        <w:rPr>
+          <w:rFonts w:ascii="David" w:cs="David" w:eastAsia="David" w:hAnsi="David"/>
+          <w:sz w:val="22"/>
+          <w:szCs w:val="22"/>
+          <w:rtl w:val="1"/>
+        </w:rPr>
+        <w:t xml:space="preserve">מתחבר</w:t>
+      </w:r>
+      <w:r>
+        <w:rPr>
+          <w:rFonts w:ascii="David" w:cs="David" w:eastAsia="David" w:hAnsi="David"/>
+          <w:sz w:val="22"/>
+          <w:szCs w:val="22"/>
+          <w:rtl w:val="1"/>
+        </w:rPr>
+        <w:t xml:space="preserve"> </w:t>
+      </w:r>
+      <w:r>
+        <w:rPr>
+          <w:rFonts w:ascii="David" w:cs="David" w:eastAsia="David" w:hAnsi="David"/>
+          <w:sz w:val="22"/>
+          <w:szCs w:val="22"/>
+          <w:rtl w:val="1"/>
+        </w:rPr>
+        <w:t xml:space="preserve">ל</w:t>
+      </w:r>
+      <w:r>
+        <w:rPr>
+          <w:rFonts w:ascii="David" w:cs="David" w:eastAsia="David" w:hAnsi="David"/>
+          <w:sz w:val="22"/>
+          <w:szCs w:val="22"/>
+          <w:rtl w:val="0"/>
+        </w:rPr>
+        <w:t xml:space="preserve">-</w:t>
+      </w:r>
+      <w:r>
+        <w:rPr>
+          <w:rFonts w:ascii="David" w:cs="David" w:eastAsia="David" w:hAnsi="David"/>
+          <w:sz w:val="22"/>
+          <w:szCs w:val="22"/>
+          <w:rtl w:val="0"/>
+        </w:rPr>
+        <w:t xml:space="preserve">kernel</w:t>
+      </w:r>
+      <w:r>
+        <w:rPr>
+          <w:rFonts w:ascii="David" w:cs="David" w:eastAsia="David" w:hAnsi="David"/>
+          <w:sz w:val="22"/>
+          <w:szCs w:val="22"/>
+          <w:rtl w:val="0"/>
+        </w:rPr>
+        <w:t xml:space="preserve"> </w:t>
+      </w:r>
+      <w:r>
+        <w:rPr>
+          <w:rFonts w:ascii="David" w:cs="David" w:eastAsia="David" w:hAnsi="David"/>
+          <w:sz w:val="22"/>
+          <w:szCs w:val="22"/>
+          <w:rtl w:val="1"/>
+        </w:rPr>
+        <w:t xml:space="preserve">שרץ</w:t>
+      </w:r>
+      <w:r>
+        <w:rPr>
+          <w:rFonts w:ascii="David" w:cs="David" w:eastAsia="David" w:hAnsi="David"/>
+          <w:sz w:val="22"/>
+          <w:szCs w:val="22"/>
+          <w:rtl w:val="1"/>
+        </w:rPr>
+        <w:t xml:space="preserve"> </w:t>
+      </w:r>
+      <w:r>
+        <w:rPr>
+          <w:rFonts w:ascii="David" w:cs="David" w:eastAsia="David" w:hAnsi="David"/>
+          <w:sz w:val="22"/>
+          <w:szCs w:val="22"/>
+          <w:rtl w:val="1"/>
+        </w:rPr>
+        <w:t xml:space="preserve">ומאפשר</w:t>
+      </w:r>
+      <w:r>
+        <w:rPr>
+          <w:rFonts w:ascii="David" w:cs="David" w:eastAsia="David" w:hAnsi="David"/>
+          <w:sz w:val="22"/>
+          <w:szCs w:val="22"/>
+          <w:rtl w:val="0"/>
+        </w:rPr>
+        <w:t xml:space="preserve"> </w:t>
+      </w:r>
+      <w:r>
+        <w:rPr>
+          <w:rFonts w:ascii="David" w:cs="David" w:eastAsia="David" w:hAnsi="David"/>
+          <w:sz w:val="22"/>
+          <w:szCs w:val="22"/>
+          <w:rtl w:val="0"/>
+        </w:rPr>
+        <w:t xml:space="preserve">breakpoints</w:t>
+      </w:r>
+      <w:r>
+        <w:rPr>
+          <w:rFonts w:ascii="David" w:cs="David" w:eastAsia="David" w:hAnsi="David"/>
+          <w:sz w:val="22"/>
+          <w:szCs w:val="22"/>
+          <w:rtl w:val="0"/>
+        </w:rPr>
+        <w:t xml:space="preserve"> </w:t>
+      </w:r>
+      <w:r>
+        <w:rPr>
+          <w:rFonts w:ascii="David" w:cs="David" w:eastAsia="David" w:hAnsi="David"/>
+          <w:sz w:val="22"/>
+          <w:szCs w:val="22"/>
+          <w:rtl w:val="1"/>
+        </w:rPr>
+        <w:t xml:space="preserve">ובדיקת</w:t>
+      </w:r>
+      <w:r>
+        <w:rPr>
+          <w:rFonts w:ascii="David" w:cs="David" w:eastAsia="David" w:hAnsi="David"/>
+          <w:sz w:val="22"/>
+          <w:szCs w:val="22"/>
+          <w:rtl w:val="1"/>
+        </w:rPr>
+        <w:t xml:space="preserve"> </w:t>
+      </w:r>
+      <w:r>
+        <w:rPr>
+          <w:rFonts w:ascii="David" w:cs="David" w:eastAsia="David" w:hAnsi="David"/>
+          <w:sz w:val="22"/>
+          <w:szCs w:val="22"/>
+          <w:rtl w:val="1"/>
+        </w:rPr>
+        <w:t xml:space="preserve">משתנים</w:t>
+      </w:r>
+      <w:r>
+        <w:rPr>
+          <w:rFonts w:ascii="David" w:cs="David" w:eastAsia="David" w:hAnsi="David"/>
+          <w:sz w:val="22"/>
+          <w:szCs w:val="22"/>
+          <w:rtl w:val="1"/>
+        </w:rPr>
+        <w:t xml:space="preserve">. </w:t>
+      </w:r>
+      <w:r>
+        <w:rPr>
+          <w:rFonts w:ascii="David" w:cs="David" w:eastAsia="David" w:hAnsi="David"/>
+          <w:sz w:val="22"/>
+          <w:szCs w:val="22"/>
+          <w:rtl w:val="1"/>
+        </w:rPr>
+        <w:t xml:space="preserve">ההגדרה</w:t>
+      </w:r>
+      <w:r>
+        <w:rPr>
+          <w:rFonts w:ascii="David" w:cs="David" w:eastAsia="David" w:hAnsi="David"/>
+          <w:sz w:val="22"/>
+          <w:szCs w:val="22"/>
+          <w:rtl w:val="1"/>
+        </w:rPr>
+        <w:t xml:space="preserve"> </w:t>
+      </w:r>
+      <w:r>
+        <w:rPr>
+          <w:rFonts w:ascii="David" w:cs="David" w:eastAsia="David" w:hAnsi="David"/>
+          <w:sz w:val="22"/>
+          <w:szCs w:val="22"/>
+          <w:rtl w:val="1"/>
+        </w:rPr>
+        <w:t xml:space="preserve">היא</w:t>
+      </w:r>
+      <w:r>
+        <w:rPr>
+          <w:rFonts w:ascii="David" w:cs="David" w:eastAsia="David" w:hAnsi="David"/>
+          <w:sz w:val="22"/>
+          <w:szCs w:val="22"/>
+          <w:rtl w:val="1"/>
+        </w:rPr>
+        <w:t xml:space="preserve"> </w:t>
+      </w:r>
+      <w:r>
+        <w:rPr>
+          <w:rFonts w:ascii="David" w:cs="David" w:eastAsia="David" w:hAnsi="David"/>
+          <w:sz w:val="22"/>
+          <w:szCs w:val="22"/>
+          <w:rtl w:val="1"/>
+        </w:rPr>
+        <w:t xml:space="preserve">בערך</w:t>
+      </w:r>
+      <w:r>
+        <w:rPr>
+          <w:rFonts w:ascii="David" w:cs="David" w:eastAsia="David" w:hAnsi="David"/>
+          <w:sz w:val="22"/>
+          <w:szCs w:val="22"/>
+          <w:rtl w:val="1"/>
+        </w:rPr>
+        <w:t xml:space="preserve"> </w:t>
+      </w:r>
+      <w:r>
+        <w:rPr>
+          <w:rFonts w:ascii="David" w:cs="David" w:eastAsia="David" w:hAnsi="David"/>
+          <w:sz w:val="22"/>
+          <w:szCs w:val="22"/>
+          <w:rtl w:val="1"/>
+        </w:rPr>
+        <w:t xml:space="preserve">שורה</w:t>
+      </w:r>
+      <w:r>
+        <w:rPr>
+          <w:rFonts w:ascii="David" w:cs="David" w:eastAsia="David" w:hAnsi="David"/>
+          <w:sz w:val="22"/>
+          <w:szCs w:val="22"/>
+          <w:rtl w:val="1"/>
+        </w:rPr>
+        <w:t xml:space="preserve"> </w:t>
+      </w:r>
+      <w:r>
+        <w:rPr>
+          <w:rFonts w:ascii="David" w:cs="David" w:eastAsia="David" w:hAnsi="David"/>
+          <w:sz w:val="22"/>
+          <w:szCs w:val="22"/>
+          <w:rtl w:val="1"/>
+        </w:rPr>
+        <w:t xml:space="preserve">אחת</w:t>
+      </w:r>
+      <w:r>
+        <w:rPr>
+          <w:rFonts w:ascii="David" w:cs="David" w:eastAsia="David" w:hAnsi="David"/>
+          <w:sz w:val="22"/>
+          <w:szCs w:val="22"/>
+          <w:rtl w:val="1"/>
+        </w:rPr>
+        <w:t xml:space="preserve"> </w:t>
+      </w:r>
+      <w:r>
+        <w:rPr>
+          <w:rFonts w:ascii="David" w:cs="David" w:eastAsia="David" w:hAnsi="David"/>
+          <w:sz w:val="22"/>
+          <w:szCs w:val="22"/>
+          <w:rtl w:val="1"/>
+        </w:rPr>
+        <w:t xml:space="preserve">ב</w:t>
+      </w:r>
+      <w:r>
+        <w:rPr>
+          <w:rFonts w:ascii="David" w:cs="David" w:eastAsia="David" w:hAnsi="David"/>
+          <w:sz w:val="22"/>
+          <w:szCs w:val="22"/>
+          <w:rtl w:val="0"/>
+        </w:rPr>
+        <w:t xml:space="preserve">-</w:t>
+      </w:r>
+      <w:r>
+        <w:rPr>
+          <w:rFonts w:ascii="David" w:cs="David" w:eastAsia="David" w:hAnsi="David"/>
+          <w:sz w:val="22"/>
+          <w:szCs w:val="22"/>
+          <w:rtl w:val="0"/>
+        </w:rPr>
+        <w:t xml:space="preserve">Makefile</w:t>
+      </w:r>
+      <w:r>
+        <w:rPr>
+          <w:rFonts w:ascii="David" w:cs="David" w:eastAsia="David" w:hAnsi="David"/>
+          <w:sz w:val="22"/>
+          <w:szCs w:val="22"/>
+          <w:rtl w:val="0"/>
+        </w:rPr>
+        <w:t xml:space="preserve">.</w:t>
+      </w:r>
+    </w:p>
+    <w:p>
+      <w:pPr>
+        <w:keepNext w:val="0"/>
+        <w:keepLines w:val="0"/>
+        <w:pageBreakBefore w:val="0"/>
+        <w:widowControl w:val="1"/>
+        <w:pBdr>
+          <w:top w:space="0" w:sz="0" w:val="nil"/>
+          <w:left w:space="0" w:sz="0" w:val="nil"/>
+          <w:bottom w:space="0" w:sz="0" w:val="nil"/>
+          <w:right w:space="0" w:sz="0" w:val="nil"/>
+          <w:between w:space="0" w:sz="0" w:val="nil"/>
+        </w:pBdr>
+        <w:shd w:fill="auto" w:val="clear"/>
+        <w:bidi w:val="1"/>
+        <w:spacing w:after="120" w:before="0" w:line="300" w:lineRule="auto"/>
+        <w:ind w:right="0"/>
+        <w:rPr>
+          <w:rFonts w:ascii="David" w:cs="David" w:eastAsia="David" w:hAnsi="David"/>
+          <w:sz w:val="22"/>
+          <w:szCs w:val="22"/>
+        </w:rPr>
+      </w:pPr>
       <w:r>
         <w:rPr>
           <w:rtl w:val="0"/>
